--- a/Практическая работа 1/ПР_1_Канат_П-24-67б.docx
+++ b/Практическая работа 1/ПР_1_Канат_П-24-67б.docx
@@ -78,6 +78,7 @@
           <w:rFonts w:hint="default" w:ascii="Times New Roman" w:hAnsi="Times New Roman" w:cs="Times New Roman"/>
           <w:sz w:val="24"/>
           <w:szCs w:val="24"/>
+          <w:lang w:val="ru-RU"/>
         </w:rPr>
       </w:pPr>
       <w:r>
@@ -104,7 +105,7 @@
                     </pic:cNvPicPr>
                   </pic:nvPicPr>
                   <pic:blipFill>
-                    <a:blip r:embed="rId5"/>
+                    <a:blip r:embed="rId8"/>
                     <a:srcRect/>
                     <a:stretch>
                       <a:fillRect/>
@@ -128,17 +129,6 @@
     </w:p>
     <w:p>
       <w:pPr>
-        <w:spacing w:before="400" w:after="100"/>
-        <w:jc w:val="center"/>
-        <w:rPr>
-          <w:rFonts w:hint="default" w:ascii="Times New Roman" w:hAnsi="Times New Roman" w:cs="Times New Roman"/>
-          <w:sz w:val="24"/>
-          <w:szCs w:val="24"/>
-        </w:rPr>
-      </w:pPr>
-    </w:p>
-    <w:p>
-      <w:pPr>
         <w:spacing w:after="80"/>
         <w:jc w:val="center"/>
         <w:rPr>
@@ -285,17 +275,6 @@
         </w:rPr>
         <w:t>»</w:t>
       </w:r>
-    </w:p>
-    <w:p>
-      <w:pPr>
-        <w:spacing w:before="600" w:after="100"/>
-        <w:jc w:val="both"/>
-        <w:rPr>
-          <w:rFonts w:hint="default" w:ascii="Times New Roman" w:hAnsi="Times New Roman" w:cs="Times New Roman"/>
-          <w:sz w:val="24"/>
-          <w:szCs w:val="24"/>
-        </w:rPr>
-      </w:pPr>
     </w:p>
     <w:tbl>
       <w:tblPr>
@@ -375,7 +354,7 @@
                 <w:sz w:val="24"/>
                 <w:szCs w:val="24"/>
               </w:rPr>
-              <w:t>Выполнил(а)</w:t>
+              <w:t>Выполнил</w:t>
             </w:r>
           </w:p>
           <w:p>
@@ -394,7 +373,7 @@
                 <w:sz w:val="24"/>
                 <w:szCs w:val="24"/>
               </w:rPr>
-              <w:t xml:space="preserve">студент(ка) группы: </w:t>
+              <w:t xml:space="preserve">студент группы: </w:t>
             </w:r>
             <w:r>
               <w:rPr>
@@ -545,54 +524,6 @@
         </w:tc>
       </w:tr>
     </w:tbl>
-    <w:p>
-      <w:pPr>
-        <w:spacing w:before="600" w:after="100"/>
-        <w:jc w:val="both"/>
-        <w:rPr>
-          <w:rFonts w:hint="default" w:ascii="Times New Roman" w:hAnsi="Times New Roman" w:cs="Times New Roman"/>
-          <w:sz w:val="24"/>
-          <w:szCs w:val="24"/>
-          <w:lang w:val="ru-RU"/>
-        </w:rPr>
-      </w:pPr>
-    </w:p>
-    <w:p>
-      <w:pPr>
-        <w:spacing w:before="600" w:after="100"/>
-        <w:jc w:val="both"/>
-        <w:rPr>
-          <w:rFonts w:hint="default" w:ascii="Times New Roman" w:hAnsi="Times New Roman" w:cs="Times New Roman"/>
-          <w:sz w:val="24"/>
-          <w:szCs w:val="24"/>
-          <w:lang w:val="ru-RU"/>
-        </w:rPr>
-      </w:pPr>
-    </w:p>
-    <w:p>
-      <w:pPr>
-        <w:spacing w:before="600" w:after="100"/>
-        <w:jc w:val="both"/>
-        <w:rPr>
-          <w:rFonts w:hint="default" w:ascii="Times New Roman" w:hAnsi="Times New Roman" w:cs="Times New Roman"/>
-          <w:sz w:val="24"/>
-          <w:szCs w:val="24"/>
-          <w:lang w:val="ru-RU"/>
-        </w:rPr>
-      </w:pPr>
-    </w:p>
-    <w:p>
-      <w:pPr>
-        <w:spacing w:before="600" w:after="100"/>
-        <w:jc w:val="both"/>
-        <w:rPr>
-          <w:rFonts w:hint="default" w:ascii="Times New Roman" w:hAnsi="Times New Roman" w:cs="Times New Roman"/>
-          <w:sz w:val="24"/>
-          <w:szCs w:val="24"/>
-          <w:lang w:val="ru-RU"/>
-        </w:rPr>
-      </w:pPr>
-    </w:p>
     <w:p>
       <w:pPr>
         <w:tabs>
@@ -614,6 +545,50 @@
           <w:szCs w:val="24"/>
         </w:rPr>
       </w:pPr>
+    </w:p>
+    <w:p>
+      <w:pPr>
+        <w:tabs>
+          <w:tab w:val="left" w:pos="720"/>
+          <w:tab w:val="left" w:pos="1440"/>
+          <w:tab w:val="left" w:pos="2160"/>
+          <w:tab w:val="left" w:pos="2880"/>
+          <w:tab w:val="left" w:pos="3600"/>
+          <w:tab w:val="left" w:pos="4320"/>
+          <w:tab w:val="center" w:pos="4677"/>
+          <w:tab w:val="left" w:pos="5040"/>
+          <w:tab w:val="left" w:pos="5760"/>
+          <w:tab w:val="left" w:pos="7020"/>
+        </w:tabs>
+        <w:jc w:val="center"/>
+        <w:rPr>
+          <w:rFonts w:hint="default" w:ascii="Times New Roman" w:hAnsi="Times New Roman" w:cs="Times New Roman"/>
+          <w:sz w:val="24"/>
+          <w:szCs w:val="24"/>
+        </w:rPr>
+      </w:pPr>
+    </w:p>
+    <w:p>
+      <w:pPr>
+        <w:tabs>
+          <w:tab w:val="left" w:pos="720"/>
+          <w:tab w:val="left" w:pos="1440"/>
+          <w:tab w:val="left" w:pos="2160"/>
+          <w:tab w:val="left" w:pos="2880"/>
+          <w:tab w:val="left" w:pos="3600"/>
+          <w:tab w:val="left" w:pos="4320"/>
+          <w:tab w:val="center" w:pos="4677"/>
+          <w:tab w:val="left" w:pos="5040"/>
+          <w:tab w:val="left" w:pos="5760"/>
+          <w:tab w:val="left" w:pos="7020"/>
+        </w:tabs>
+        <w:jc w:val="center"/>
+        <w:rPr>
+          <w:rFonts w:hint="default" w:ascii="Times New Roman" w:hAnsi="Times New Roman" w:cs="Times New Roman"/>
+          <w:sz w:val="24"/>
+          <w:szCs w:val="24"/>
+        </w:rPr>
+      </w:pPr>
       <w:r>
         <w:rPr>
           <w:rFonts w:hint="default" w:ascii="Times New Roman" w:hAnsi="Times New Roman" w:cs="Times New Roman"/>
@@ -622,24 +597,51 @@
         </w:rPr>
         <w:t>Астана, 2026</w:t>
       </w:r>
-      <w:r>
-        <w:rPr>
-          <w:rFonts w:hint="default" w:ascii="Times New Roman" w:hAnsi="Times New Roman" w:cs="Times New Roman"/>
-          <w:sz w:val="24"/>
-          <w:szCs w:val="24"/>
-        </w:rPr>
-        <w:br w:type="page"/>
-      </w:r>
+    </w:p>
+    <w:p>
+      <w:pPr>
+        <w:tabs>
+          <w:tab w:val="left" w:pos="720"/>
+          <w:tab w:val="left" w:pos="1440"/>
+          <w:tab w:val="left" w:pos="2160"/>
+          <w:tab w:val="left" w:pos="2880"/>
+          <w:tab w:val="left" w:pos="3600"/>
+          <w:tab w:val="left" w:pos="4320"/>
+          <w:tab w:val="center" w:pos="4677"/>
+          <w:tab w:val="left" w:pos="5040"/>
+          <w:tab w:val="left" w:pos="5760"/>
+          <w:tab w:val="left" w:pos="7020"/>
+        </w:tabs>
+        <w:jc w:val="center"/>
+        <w:rPr>
+          <w:rFonts w:hint="default" w:ascii="Times New Roman" w:hAnsi="Times New Roman" w:cs="Times New Roman"/>
+          <w:sz w:val="24"/>
+          <w:szCs w:val="24"/>
+        </w:rPr>
+        <w:sectPr>
+          <w:pgSz w:w="11906" w:h="16838"/>
+          <w:pgMar w:top="1134" w:right="850" w:bottom="1134" w:left="1701" w:header="708" w:footer="708" w:gutter="0"/>
+          <w:pgBorders>
+            <w:top w:val="none" w:sz="0" w:space="0"/>
+            <w:left w:val="none" w:sz="0" w:space="0"/>
+            <w:bottom w:val="none" w:sz="0" w:space="0"/>
+            <w:right w:val="none" w:sz="0" w:space="0"/>
+          </w:pgBorders>
+          <w:pgNumType w:fmt="decimal" w:start="2"/>
+          <w:cols w:space="720" w:num="1"/>
+          <w:docGrid w:linePitch="360" w:charSpace="0"/>
+        </w:sectPr>
+      </w:pPr>
     </w:p>
     <w:sdt>
       <w:sdtPr>
         <w:rPr>
-          <w:rFonts w:hint="default" w:ascii="Times New Roman" w:hAnsi="Times New Roman" w:eastAsia="SimSun" w:cs="Times New Roman"/>
-          <w:sz w:val="24"/>
+          <w:rFonts w:ascii="SimSun" w:hAnsi="SimSun" w:eastAsia="SimSun" w:cs="Times New Roman"/>
+          <w:sz w:val="21"/>
           <w:szCs w:val="24"/>
           <w:lang w:val="zh-CN" w:eastAsia="zh-CN" w:bidi="ar-SA"/>
         </w:rPr>
-        <w:id w:val="147467104"/>
+        <w:id w:val="147467415"/>
         <w15:color w:val="DBDBDB"/>
         <w:docPartObj>
           <w:docPartGallery w:val="Table of Contents"/>
@@ -648,8 +650,8 @@
       </w:sdtPr>
       <w:sdtEndPr>
         <w:rPr>
-          <w:rFonts w:hint="default" w:ascii="Times New Roman" w:hAnsi="Times New Roman" w:eastAsia="SimSun" w:cs="Times New Roman"/>
-          <w:sz w:val="24"/>
+          <w:rFonts w:ascii="SimSun" w:hAnsi="SimSun" w:eastAsia="SimSun" w:cs="Times New Roman"/>
+          <w:sz w:val="21"/>
           <w:szCs w:val="24"/>
           <w:lang w:val="zh-CN" w:eastAsia="zh-CN" w:bidi="ar-SA"/>
         </w:rPr>
@@ -677,16 +679,10 @@
         </w:p>
         <w:p>
           <w:pPr>
-            <w:pStyle w:val="29"/>
+            <w:pStyle w:val="18"/>
             <w:tabs>
-              <w:tab w:val="right" w:pos="9200"/>
               <w:tab w:val="right" w:leader="dot" w:pos="9355"/>
             </w:tabs>
-            <w:rPr>
-              <w:rFonts w:hint="default" w:ascii="Times New Roman" w:hAnsi="Times New Roman" w:cs="Times New Roman"/>
-              <w:sz w:val="24"/>
-              <w:szCs w:val="24"/>
-            </w:rPr>
           </w:pPr>
           <w:r>
             <w:rPr>
@@ -715,7 +711,6 @@
           <w:r>
             <w:rPr>
               <w:rFonts w:hint="default" w:ascii="Times New Roman" w:hAnsi="Times New Roman" w:cs="Times New Roman"/>
-              <w:sz w:val="24"/>
               <w:szCs w:val="24"/>
             </w:rPr>
             <w:fldChar w:fldCharType="begin"/>
@@ -723,15 +718,13 @@
           <w:r>
             <w:rPr>
               <w:rFonts w:hint="default" w:ascii="Times New Roman" w:hAnsi="Times New Roman" w:cs="Times New Roman"/>
-              <w:sz w:val="24"/>
               <w:szCs w:val="24"/>
             </w:rPr>
-            <w:instrText xml:space="preserve"> HYPERLINK \l _Toc31636 </w:instrText>
+            <w:instrText xml:space="preserve"> HYPERLINK \l _Toc27746 </w:instrText>
           </w:r>
           <w:r>
             <w:rPr>
               <w:rFonts w:hint="default" w:ascii="Times New Roman" w:hAnsi="Times New Roman" w:cs="Times New Roman"/>
-              <w:sz w:val="24"/>
               <w:szCs w:val="24"/>
             </w:rPr>
             <w:fldChar w:fldCharType="separate"/>
@@ -739,7 +732,6 @@
           <w:r>
             <w:rPr>
               <w:rFonts w:hint="default" w:ascii="Times New Roman" w:hAnsi="Times New Roman" w:cs="Times New Roman"/>
-              <w:sz w:val="24"/>
               <w:szCs w:val="24"/>
             </w:rPr>
             <w:t xml:space="preserve">1. </w:t>
@@ -748,36 +740,47 @@
             <w:rPr>
               <w:rFonts w:hint="default" w:ascii="Times New Roman" w:hAnsi="Times New Roman" w:cs="Times New Roman"/>
               <w:bCs/>
-              <w:sz w:val="24"/>
-              <w:szCs w:val="24"/>
+              <w:szCs w:val="28"/>
               <w:lang w:val="ru-RU"/>
             </w:rPr>
-            <w:t>Цель работы</w:t>
+            <w:t>Цель работы:</w:t>
+          </w:r>
+          <w:r>
+            <w:tab/>
+          </w:r>
+          <w:r>
+            <w:fldChar w:fldCharType="begin"/>
+          </w:r>
+          <w:r>
+            <w:instrText xml:space="preserve"> PAGEREF _Toc27746 \h </w:instrText>
+          </w:r>
+          <w:r>
+            <w:fldChar w:fldCharType="separate"/>
+          </w:r>
+          <w:r>
+            <w:t>2</w:t>
+          </w:r>
+          <w:r>
+            <w:fldChar w:fldCharType="end"/>
           </w:r>
           <w:r>
             <w:rPr>
               <w:rFonts w:hint="default" w:ascii="Times New Roman" w:hAnsi="Times New Roman" w:cs="Times New Roman"/>
-              <w:bCs/>
-              <w:sz w:val="24"/>
               <w:szCs w:val="24"/>
-              <w:lang w:val="ru-RU"/>
             </w:rPr>
-            <w:tab/>
+            <w:fldChar w:fldCharType="end"/>
           </w:r>
+        </w:p>
+        <w:p>
+          <w:pPr>
+            <w:pStyle w:val="18"/>
+            <w:tabs>
+              <w:tab w:val="right" w:leader="dot" w:pos="9355"/>
+            </w:tabs>
+          </w:pPr>
           <w:r>
             <w:rPr>
               <w:rFonts w:hint="default" w:ascii="Times New Roman" w:hAnsi="Times New Roman" w:cs="Times New Roman"/>
-              <w:bCs/>
-              <w:sz w:val="24"/>
-              <w:szCs w:val="24"/>
-              <w:lang w:val="ru-RU"/>
-            </w:rPr>
-            <w:tab/>
-          </w:r>
-          <w:r>
-            <w:rPr>
-              <w:rFonts w:hint="default" w:ascii="Times New Roman" w:hAnsi="Times New Roman" w:cs="Times New Roman"/>
-              <w:sz w:val="24"/>
               <w:szCs w:val="24"/>
             </w:rPr>
             <w:fldChar w:fldCharType="begin"/>
@@ -785,39 +788,47 @@
           <w:r>
             <w:rPr>
               <w:rFonts w:hint="default" w:ascii="Times New Roman" w:hAnsi="Times New Roman" w:cs="Times New Roman"/>
-              <w:sz w:val="24"/>
               <w:szCs w:val="24"/>
             </w:rPr>
-            <w:instrText xml:space="preserve"> PAGEREF _Toc31636 \h </w:instrText>
+            <w:instrText xml:space="preserve"> HYPERLINK \l _Toc31255 </w:instrText>
           </w:r>
           <w:r>
             <w:rPr>
               <w:rFonts w:hint="default" w:ascii="Times New Roman" w:hAnsi="Times New Roman" w:cs="Times New Roman"/>
-              <w:sz w:val="24"/>
               <w:szCs w:val="24"/>
             </w:rPr>
             <w:fldChar w:fldCharType="separate"/>
           </w:r>
           <w:r>
             <w:rPr>
-              <w:rFonts w:hint="default" w:ascii="Times New Roman" w:hAnsi="Times New Roman" w:cs="Times New Roman"/>
-              <w:sz w:val="24"/>
-              <w:szCs w:val="24"/>
+              <w:rFonts w:hint="default"/>
             </w:rPr>
-            <w:t>3</w:t>
+            <w:t xml:space="preserve">2. </w:t>
           </w:r>
           <w:r>
-            <w:rPr>
-              <w:rFonts w:hint="default" w:ascii="Times New Roman" w:hAnsi="Times New Roman" w:cs="Times New Roman"/>
-              <w:sz w:val="24"/>
-              <w:szCs w:val="24"/>
-            </w:rPr>
+            <w:t>Описание проекта и функций</w:t>
+          </w:r>
+          <w:r>
+            <w:tab/>
+          </w:r>
+          <w:r>
+            <w:fldChar w:fldCharType="begin"/>
+          </w:r>
+          <w:r>
+            <w:instrText xml:space="preserve"> PAGEREF _Toc31255 \h </w:instrText>
+          </w:r>
+          <w:r>
+            <w:fldChar w:fldCharType="separate"/>
+          </w:r>
+          <w:r>
+            <w:t>2</w:t>
+          </w:r>
+          <w:r>
             <w:fldChar w:fldCharType="end"/>
           </w:r>
           <w:r>
             <w:rPr>
               <w:rFonts w:hint="default" w:ascii="Times New Roman" w:hAnsi="Times New Roman" w:cs="Times New Roman"/>
-              <w:sz w:val="24"/>
               <w:szCs w:val="24"/>
             </w:rPr>
             <w:fldChar w:fldCharType="end"/>
@@ -825,21 +836,14 @@
         </w:p>
         <w:p>
           <w:pPr>
-            <w:pStyle w:val="29"/>
+            <w:pStyle w:val="18"/>
             <w:tabs>
               <w:tab w:val="right" w:leader="dot" w:pos="9355"/>
             </w:tabs>
-            <w:jc w:val="left"/>
-            <w:rPr>
-              <w:rFonts w:hint="default" w:ascii="Times New Roman" w:hAnsi="Times New Roman" w:cs="Times New Roman"/>
-              <w:sz w:val="24"/>
-              <w:szCs w:val="24"/>
-            </w:rPr>
           </w:pPr>
           <w:r>
             <w:rPr>
               <w:rFonts w:hint="default" w:ascii="Times New Roman" w:hAnsi="Times New Roman" w:cs="Times New Roman"/>
-              <w:sz w:val="24"/>
               <w:szCs w:val="24"/>
             </w:rPr>
             <w:fldChar w:fldCharType="begin"/>
@@ -847,41 +851,60 @@
           <w:r>
             <w:rPr>
               <w:rFonts w:hint="default" w:ascii="Times New Roman" w:hAnsi="Times New Roman" w:cs="Times New Roman"/>
-              <w:sz w:val="24"/>
               <w:szCs w:val="24"/>
             </w:rPr>
-            <w:instrText xml:space="preserve"> HYPERLINK \l _Toc20420 </w:instrText>
+            <w:instrText xml:space="preserve"> HYPERLINK \l _Toc15902 </w:instrText>
           </w:r>
           <w:r>
             <w:rPr>
               <w:rFonts w:hint="default" w:ascii="Times New Roman" w:hAnsi="Times New Roman" w:cs="Times New Roman"/>
-              <w:sz w:val="24"/>
               <w:szCs w:val="24"/>
             </w:rPr>
             <w:fldChar w:fldCharType="separate"/>
           </w:r>
           <w:r>
             <w:rPr>
-              <w:rFonts w:hint="default" w:ascii="Times New Roman" w:hAnsi="Times New Roman" w:cs="Times New Roman"/>
-              <w:sz w:val="24"/>
-              <w:szCs w:val="24"/>
+              <w:rFonts w:hint="default"/>
               <w:lang w:val="ru-RU"/>
             </w:rPr>
-            <w:t>2. Задание</w:t>
+            <w:t>3. Задание:</w:t>
+          </w:r>
+          <w:r>
+            <w:tab/>
+          </w:r>
+          <w:r>
+            <w:fldChar w:fldCharType="begin"/>
+          </w:r>
+          <w:r>
+            <w:instrText xml:space="preserve"> PAGEREF _Toc15902 \h </w:instrText>
+          </w:r>
+          <w:r>
+            <w:fldChar w:fldCharType="separate"/>
+          </w:r>
+          <w:r>
+            <w:t>2</w:t>
+          </w:r>
+          <w:r>
+            <w:fldChar w:fldCharType="end"/>
           </w:r>
           <w:r>
             <w:rPr>
               <w:rFonts w:hint="default" w:ascii="Times New Roman" w:hAnsi="Times New Roman" w:cs="Times New Roman"/>
-              <w:sz w:val="24"/>
               <w:szCs w:val="24"/>
-              <w:lang w:val="ru-RU"/>
             </w:rPr>
-            <w:tab/>
+            <w:fldChar w:fldCharType="end"/>
           </w:r>
+        </w:p>
+        <w:p>
+          <w:pPr>
+            <w:pStyle w:val="18"/>
+            <w:tabs>
+              <w:tab w:val="right" w:leader="dot" w:pos="9355"/>
+            </w:tabs>
+          </w:pPr>
           <w:r>
             <w:rPr>
               <w:rFonts w:hint="default" w:ascii="Times New Roman" w:hAnsi="Times New Roman" w:cs="Times New Roman"/>
-              <w:sz w:val="24"/>
               <w:szCs w:val="24"/>
             </w:rPr>
             <w:fldChar w:fldCharType="begin"/>
@@ -889,39 +912,45 @@
           <w:r>
             <w:rPr>
               <w:rFonts w:hint="default" w:ascii="Times New Roman" w:hAnsi="Times New Roman" w:cs="Times New Roman"/>
-              <w:sz w:val="24"/>
               <w:szCs w:val="24"/>
             </w:rPr>
-            <w:instrText xml:space="preserve"> PAGEREF _Toc20420 \h </w:instrText>
+            <w:instrText xml:space="preserve"> HYPERLINK \l _Toc10373 </w:instrText>
           </w:r>
           <w:r>
             <w:rPr>
               <w:rFonts w:hint="default" w:ascii="Times New Roman" w:hAnsi="Times New Roman" w:cs="Times New Roman"/>
-              <w:sz w:val="24"/>
               <w:szCs w:val="24"/>
             </w:rPr>
             <w:fldChar w:fldCharType="separate"/>
           </w:r>
           <w:r>
             <w:rPr>
-              <w:rFonts w:hint="default" w:ascii="Times New Roman" w:hAnsi="Times New Roman" w:cs="Times New Roman"/>
-              <w:sz w:val="24"/>
-              <w:szCs w:val="24"/>
+              <w:rFonts w:hint="default"/>
+              <w:lang w:val="ru-RU"/>
             </w:rPr>
+            <w:t>4. Теоретическая часть</w:t>
+          </w:r>
+          <w:r>
+            <w:tab/>
+          </w:r>
+          <w:r>
+            <w:fldChar w:fldCharType="begin"/>
+          </w:r>
+          <w:r>
+            <w:instrText xml:space="preserve"> PAGEREF _Toc10373 \h </w:instrText>
+          </w:r>
+          <w:r>
+            <w:fldChar w:fldCharType="separate"/>
+          </w:r>
+          <w:r>
             <w:t>3</w:t>
           </w:r>
           <w:r>
-            <w:rPr>
-              <w:rFonts w:hint="default" w:ascii="Times New Roman" w:hAnsi="Times New Roman" w:cs="Times New Roman"/>
-              <w:sz w:val="24"/>
-              <w:szCs w:val="24"/>
-            </w:rPr>
             <w:fldChar w:fldCharType="end"/>
           </w:r>
           <w:r>
             <w:rPr>
               <w:rFonts w:hint="default" w:ascii="Times New Roman" w:hAnsi="Times New Roman" w:cs="Times New Roman"/>
-              <w:sz w:val="24"/>
               <w:szCs w:val="24"/>
             </w:rPr>
             <w:fldChar w:fldCharType="end"/>
@@ -929,20 +958,14 @@
         </w:p>
         <w:p>
           <w:pPr>
-            <w:pStyle w:val="29"/>
+            <w:pStyle w:val="18"/>
             <w:tabs>
               <w:tab w:val="right" w:leader="dot" w:pos="9355"/>
             </w:tabs>
-            <w:rPr>
-              <w:rFonts w:hint="default" w:ascii="Times New Roman" w:hAnsi="Times New Roman" w:cs="Times New Roman"/>
-              <w:sz w:val="24"/>
-              <w:szCs w:val="24"/>
-            </w:rPr>
           </w:pPr>
           <w:r>
             <w:rPr>
               <w:rFonts w:hint="default" w:ascii="Times New Roman" w:hAnsi="Times New Roman" w:cs="Times New Roman"/>
-              <w:sz w:val="24"/>
               <w:szCs w:val="24"/>
             </w:rPr>
             <w:fldChar w:fldCharType="begin"/>
@@ -950,40 +973,59 @@
           <w:r>
             <w:rPr>
               <w:rFonts w:hint="default" w:ascii="Times New Roman" w:hAnsi="Times New Roman" w:cs="Times New Roman"/>
-              <w:sz w:val="24"/>
               <w:szCs w:val="24"/>
             </w:rPr>
-            <w:instrText xml:space="preserve"> HYPERLINK \l _Toc9092 </w:instrText>
+            <w:instrText xml:space="preserve"> HYPERLINK \l _Toc3085 </w:instrText>
           </w:r>
           <w:r>
             <w:rPr>
               <w:rFonts w:hint="default" w:ascii="Times New Roman" w:hAnsi="Times New Roman" w:cs="Times New Roman"/>
-              <w:sz w:val="24"/>
               <w:szCs w:val="24"/>
             </w:rPr>
             <w:fldChar w:fldCharType="separate"/>
           </w:r>
           <w:r>
             <w:rPr>
-              <w:rFonts w:hint="default" w:ascii="Times New Roman" w:hAnsi="Times New Roman" w:cs="Times New Roman"/>
-              <w:sz w:val="24"/>
-              <w:szCs w:val="24"/>
-              <w:lang w:val="ru-RU"/>
+              <w:rFonts w:hint="default"/>
             </w:rPr>
-            <w:t>3. Теоретическая часть</w:t>
+            <w:t>5. Ход выполнения работы</w:t>
+          </w:r>
+          <w:r>
+            <w:tab/>
+          </w:r>
+          <w:r>
+            <w:fldChar w:fldCharType="begin"/>
+          </w:r>
+          <w:r>
+            <w:instrText xml:space="preserve"> PAGEREF _Toc3085 \h </w:instrText>
+          </w:r>
+          <w:r>
+            <w:fldChar w:fldCharType="separate"/>
+          </w:r>
+          <w:r>
+            <w:t>4</w:t>
+          </w:r>
+          <w:r>
+            <w:fldChar w:fldCharType="end"/>
           </w:r>
           <w:r>
             <w:rPr>
               <w:rFonts w:hint="default" w:ascii="Times New Roman" w:hAnsi="Times New Roman" w:cs="Times New Roman"/>
-              <w:sz w:val="24"/>
               <w:szCs w:val="24"/>
             </w:rPr>
-            <w:tab/>
+            <w:fldChar w:fldCharType="end"/>
           </w:r>
+        </w:p>
+        <w:p>
+          <w:pPr>
+            <w:pStyle w:val="18"/>
+            <w:tabs>
+              <w:tab w:val="right" w:leader="dot" w:pos="9355"/>
+            </w:tabs>
+          </w:pPr>
           <w:r>
             <w:rPr>
               <w:rFonts w:hint="default" w:ascii="Times New Roman" w:hAnsi="Times New Roman" w:cs="Times New Roman"/>
-              <w:sz w:val="24"/>
               <w:szCs w:val="24"/>
             </w:rPr>
             <w:fldChar w:fldCharType="begin"/>
@@ -991,39 +1033,44 @@
           <w:r>
             <w:rPr>
               <w:rFonts w:hint="default" w:ascii="Times New Roman" w:hAnsi="Times New Roman" w:cs="Times New Roman"/>
-              <w:sz w:val="24"/>
               <w:szCs w:val="24"/>
             </w:rPr>
-            <w:instrText xml:space="preserve"> PAGEREF _Toc9092 \h </w:instrText>
+            <w:instrText xml:space="preserve"> HYPERLINK \l _Toc26287 </w:instrText>
           </w:r>
           <w:r>
             <w:rPr>
               <w:rFonts w:hint="default" w:ascii="Times New Roman" w:hAnsi="Times New Roman" w:cs="Times New Roman"/>
-              <w:sz w:val="24"/>
               <w:szCs w:val="24"/>
             </w:rPr>
             <w:fldChar w:fldCharType="separate"/>
           </w:r>
           <w:r>
             <w:rPr>
-              <w:rFonts w:hint="default" w:ascii="Times New Roman" w:hAnsi="Times New Roman" w:cs="Times New Roman"/>
-              <w:sz w:val="24"/>
-              <w:szCs w:val="24"/>
+              <w:rFonts w:hint="default"/>
             </w:rPr>
-            <w:t>4</w:t>
+            <w:t>6. Результат и вывод</w:t>
           </w:r>
           <w:r>
-            <w:rPr>
-              <w:rFonts w:hint="default" w:ascii="Times New Roman" w:hAnsi="Times New Roman" w:cs="Times New Roman"/>
-              <w:sz w:val="24"/>
-              <w:szCs w:val="24"/>
-            </w:rPr>
+            <w:tab/>
+          </w:r>
+          <w:r>
+            <w:fldChar w:fldCharType="begin"/>
+          </w:r>
+          <w:r>
+            <w:instrText xml:space="preserve"> PAGEREF _Toc26287 \h </w:instrText>
+          </w:r>
+          <w:r>
+            <w:fldChar w:fldCharType="separate"/>
+          </w:r>
+          <w:r>
+            <w:t>12</w:t>
+          </w:r>
+          <w:r>
             <w:fldChar w:fldCharType="end"/>
           </w:r>
           <w:r>
             <w:rPr>
               <w:rFonts w:hint="default" w:ascii="Times New Roman" w:hAnsi="Times New Roman" w:cs="Times New Roman"/>
-              <w:sz w:val="24"/>
               <w:szCs w:val="24"/>
             </w:rPr>
             <w:fldChar w:fldCharType="end"/>
@@ -1031,218 +1078,17 @@
         </w:p>
         <w:p>
           <w:pPr>
-            <w:pStyle w:val="29"/>
-            <w:tabs>
-              <w:tab w:val="right" w:leader="dot" w:pos="9355"/>
-            </w:tabs>
-            <w:rPr>
-              <w:rFonts w:hint="default" w:ascii="Times New Roman" w:hAnsi="Times New Roman" w:cs="Times New Roman"/>
-              <w:sz w:val="24"/>
-              <w:szCs w:val="24"/>
-            </w:rPr>
-          </w:pPr>
-          <w:r>
-            <w:rPr>
-              <w:rFonts w:hint="default" w:ascii="Times New Roman" w:hAnsi="Times New Roman" w:cs="Times New Roman"/>
-              <w:sz w:val="24"/>
-              <w:szCs w:val="24"/>
-            </w:rPr>
-            <w:fldChar w:fldCharType="begin"/>
-          </w:r>
-          <w:r>
-            <w:rPr>
-              <w:rFonts w:hint="default" w:ascii="Times New Roman" w:hAnsi="Times New Roman" w:cs="Times New Roman"/>
-              <w:sz w:val="24"/>
-              <w:szCs w:val="24"/>
-            </w:rPr>
-            <w:instrText xml:space="preserve"> HYPERLINK \l _Toc22170 </w:instrText>
-          </w:r>
-          <w:r>
-            <w:rPr>
-              <w:rFonts w:hint="default" w:ascii="Times New Roman" w:hAnsi="Times New Roman" w:cs="Times New Roman"/>
-              <w:sz w:val="24"/>
-              <w:szCs w:val="24"/>
-            </w:rPr>
-            <w:fldChar w:fldCharType="separate"/>
-          </w:r>
-          <w:r>
-            <w:rPr>
-              <w:rFonts w:hint="default" w:ascii="Times New Roman" w:hAnsi="Times New Roman" w:cs="Times New Roman"/>
-              <w:sz w:val="24"/>
-              <w:szCs w:val="24"/>
-            </w:rPr>
-            <w:t>4. Ход выполнения работы</w:t>
-          </w:r>
-          <w:r>
-            <w:rPr>
-              <w:rFonts w:hint="default" w:ascii="Times New Roman" w:hAnsi="Times New Roman" w:cs="Times New Roman"/>
-              <w:sz w:val="24"/>
-              <w:szCs w:val="24"/>
-            </w:rPr>
-            <w:tab/>
-          </w:r>
-          <w:r>
-            <w:rPr>
-              <w:rFonts w:hint="default" w:ascii="Times New Roman" w:hAnsi="Times New Roman" w:cs="Times New Roman"/>
-              <w:sz w:val="24"/>
-              <w:szCs w:val="24"/>
-            </w:rPr>
-            <w:fldChar w:fldCharType="begin"/>
-          </w:r>
-          <w:r>
-            <w:rPr>
-              <w:rFonts w:hint="default" w:ascii="Times New Roman" w:hAnsi="Times New Roman" w:cs="Times New Roman"/>
-              <w:sz w:val="24"/>
-              <w:szCs w:val="24"/>
-            </w:rPr>
-            <w:instrText xml:space="preserve"> PAGEREF _Toc22170 \h </w:instrText>
-          </w:r>
-          <w:r>
-            <w:rPr>
-              <w:rFonts w:hint="default" w:ascii="Times New Roman" w:hAnsi="Times New Roman" w:cs="Times New Roman"/>
-              <w:sz w:val="24"/>
-              <w:szCs w:val="24"/>
-            </w:rPr>
-            <w:fldChar w:fldCharType="separate"/>
-          </w:r>
-          <w:r>
-            <w:rPr>
-              <w:rFonts w:hint="default" w:ascii="Times New Roman" w:hAnsi="Times New Roman" w:cs="Times New Roman"/>
-              <w:sz w:val="24"/>
-              <w:szCs w:val="24"/>
-            </w:rPr>
-            <w:t>5</w:t>
-          </w:r>
-          <w:r>
-            <w:rPr>
-              <w:rFonts w:hint="default" w:ascii="Times New Roman" w:hAnsi="Times New Roman" w:cs="Times New Roman"/>
-              <w:sz w:val="24"/>
-              <w:szCs w:val="24"/>
-            </w:rPr>
-            <w:fldChar w:fldCharType="end"/>
-          </w:r>
-          <w:r>
-            <w:rPr>
-              <w:rFonts w:hint="default" w:ascii="Times New Roman" w:hAnsi="Times New Roman" w:cs="Times New Roman"/>
-              <w:sz w:val="24"/>
-              <w:szCs w:val="24"/>
-            </w:rPr>
-            <w:fldChar w:fldCharType="end"/>
-          </w:r>
-        </w:p>
-        <w:p>
-          <w:pPr>
-            <w:pStyle w:val="29"/>
-            <w:tabs>
-              <w:tab w:val="right" w:leader="dot" w:pos="9355"/>
-            </w:tabs>
-            <w:rPr>
-              <w:rFonts w:hint="default" w:ascii="Times New Roman" w:hAnsi="Times New Roman" w:cs="Times New Roman"/>
-              <w:sz w:val="24"/>
-              <w:szCs w:val="24"/>
-            </w:rPr>
-          </w:pPr>
-          <w:r>
-            <w:rPr>
-              <w:rFonts w:hint="default" w:ascii="Times New Roman" w:hAnsi="Times New Roman" w:cs="Times New Roman"/>
-              <w:sz w:val="24"/>
-              <w:szCs w:val="24"/>
-            </w:rPr>
-            <w:fldChar w:fldCharType="begin"/>
-          </w:r>
-          <w:r>
-            <w:rPr>
-              <w:rFonts w:hint="default" w:ascii="Times New Roman" w:hAnsi="Times New Roman" w:cs="Times New Roman"/>
-              <w:sz w:val="24"/>
-              <w:szCs w:val="24"/>
-            </w:rPr>
-            <w:instrText xml:space="preserve"> HYPERLINK \l _Toc16889 </w:instrText>
-          </w:r>
-          <w:r>
-            <w:rPr>
-              <w:rFonts w:hint="default" w:ascii="Times New Roman" w:hAnsi="Times New Roman" w:cs="Times New Roman"/>
-              <w:sz w:val="24"/>
-              <w:szCs w:val="24"/>
-            </w:rPr>
-            <w:fldChar w:fldCharType="separate"/>
-          </w:r>
-          <w:r>
-            <w:rPr>
-              <w:rFonts w:hint="default" w:ascii="Times New Roman" w:hAnsi="Times New Roman" w:cs="Times New Roman"/>
-              <w:sz w:val="24"/>
-              <w:szCs w:val="24"/>
-            </w:rPr>
-            <w:t>5. Результат и вывод</w:t>
-          </w:r>
-          <w:r>
-            <w:rPr>
-              <w:rFonts w:hint="default" w:ascii="Times New Roman" w:hAnsi="Times New Roman" w:cs="Times New Roman"/>
-              <w:sz w:val="24"/>
-              <w:szCs w:val="24"/>
-            </w:rPr>
-            <w:tab/>
-          </w:r>
-          <w:r>
-            <w:rPr>
-              <w:rFonts w:hint="default" w:ascii="Times New Roman" w:hAnsi="Times New Roman" w:cs="Times New Roman"/>
-              <w:sz w:val="24"/>
-              <w:szCs w:val="24"/>
-            </w:rPr>
-            <w:fldChar w:fldCharType="begin"/>
-          </w:r>
-          <w:r>
-            <w:rPr>
-              <w:rFonts w:hint="default" w:ascii="Times New Roman" w:hAnsi="Times New Roman" w:cs="Times New Roman"/>
-              <w:sz w:val="24"/>
-              <w:szCs w:val="24"/>
-            </w:rPr>
-            <w:instrText xml:space="preserve"> PAGEREF _Toc16889 \h </w:instrText>
-          </w:r>
-          <w:r>
-            <w:rPr>
-              <w:rFonts w:hint="default" w:ascii="Times New Roman" w:hAnsi="Times New Roman" w:cs="Times New Roman"/>
-              <w:sz w:val="24"/>
-              <w:szCs w:val="24"/>
-            </w:rPr>
-            <w:fldChar w:fldCharType="separate"/>
-          </w:r>
-          <w:r>
-            <w:rPr>
-              <w:rFonts w:hint="default" w:ascii="Times New Roman" w:hAnsi="Times New Roman" w:cs="Times New Roman"/>
-              <w:sz w:val="24"/>
-              <w:szCs w:val="24"/>
-            </w:rPr>
-            <w:t>13</w:t>
-          </w:r>
-          <w:r>
-            <w:rPr>
-              <w:rFonts w:hint="default" w:ascii="Times New Roman" w:hAnsi="Times New Roman" w:cs="Times New Roman"/>
-              <w:sz w:val="24"/>
-              <w:szCs w:val="24"/>
-            </w:rPr>
-            <w:fldChar w:fldCharType="end"/>
-          </w:r>
-          <w:r>
-            <w:rPr>
-              <w:rFonts w:hint="default" w:ascii="Times New Roman" w:hAnsi="Times New Roman" w:cs="Times New Roman"/>
-              <w:sz w:val="24"/>
-              <w:szCs w:val="24"/>
-            </w:rPr>
-            <w:fldChar w:fldCharType="end"/>
-          </w:r>
-        </w:p>
-        <w:p>
-          <w:pPr>
-            <w:rPr>
-              <w:rFonts w:hint="default" w:ascii="Times New Roman" w:hAnsi="Times New Roman" w:cs="Times New Roman"/>
-              <w:sz w:val="24"/>
-              <w:szCs w:val="24"/>
-            </w:rPr>
             <w:sectPr>
-              <w:footerReference r:id="rId3" w:type="default"/>
+              <w:footerReference r:id="rId5" w:type="default"/>
               <w:pgSz w:w="11906" w:h="16838"/>
               <w:pgMar w:top="1134" w:right="850" w:bottom="1134" w:left="1701" w:header="708" w:footer="708" w:gutter="0"/>
-              <w:pgNumType w:fmt="decimal"/>
+              <w:pgBorders>
+                <w:top w:val="none" w:sz="0" w:space="0"/>
+                <w:left w:val="none" w:sz="0" w:space="0"/>
+                <w:bottom w:val="none" w:sz="0" w:space="0"/>
+                <w:right w:val="none" w:sz="0" w:space="0"/>
+              </w:pgBorders>
+              <w:pgNumType w:fmt="decimal" w:start="2"/>
               <w:cols w:space="720" w:num="1"/>
               <w:docGrid w:linePitch="360" w:charSpace="0"/>
             </w:sectPr>
@@ -1250,7 +1096,6 @@
           <w:r>
             <w:rPr>
               <w:rFonts w:hint="default" w:ascii="Times New Roman" w:hAnsi="Times New Roman" w:cs="Times New Roman"/>
-              <w:sz w:val="24"/>
               <w:szCs w:val="24"/>
             </w:rPr>
             <w:fldChar w:fldCharType="end"/>
@@ -1278,10 +1123,11 @@
           <w:szCs w:val="24"/>
         </w:rPr>
       </w:pPr>
-      <w:bookmarkStart w:id="0" w:name="_Toc31636"/>
-      <w:r>
-        <w:rPr>
-          <w:rStyle w:val="26"/>
+      <w:bookmarkStart w:id="0" w:name="_Toc27746"/>
+      <w:bookmarkStart w:id="1" w:name="_Toc31636"/>
+      <w:r>
+        <w:rPr>
+          <w:rStyle w:val="28"/>
           <w:rFonts w:hint="default" w:ascii="Times New Roman" w:hAnsi="Times New Roman" w:cs="Times New Roman"/>
           <w:b/>
           <w:bCs/>
@@ -1291,17 +1137,17 @@
         </w:rPr>
         <w:t>Цель работы:</w:t>
       </w:r>
-      <w:r>
-        <w:rPr>
-          <w:rFonts w:hint="default" w:ascii="Times New Roman" w:hAnsi="Times New Roman" w:cs="Times New Roman"/>
-          <w:b w:val="0"/>
-          <w:bCs w:val="0"/>
-          <w:color w:val="auto"/>
-          <w:sz w:val="24"/>
-          <w:szCs w:val="24"/>
-        </w:rPr>
-        <w:br w:type="textWrapping"/>
-      </w:r>
+      <w:bookmarkEnd w:id="0"/>
+    </w:p>
+    <w:p>
+      <w:pPr>
+        <w:bidi w:val="0"/>
+        <w:rPr>
+          <w:rFonts w:hint="default" w:ascii="Times New Roman" w:hAnsi="Times New Roman" w:cs="Times New Roman"/>
+          <w:sz w:val="24"/>
+          <w:szCs w:val="24"/>
+        </w:rPr>
+      </w:pPr>
       <w:r>
         <w:rPr>
           <w:rFonts w:hint="default" w:ascii="Times New Roman" w:hAnsi="Times New Roman" w:cs="Times New Roman"/>
@@ -1433,7 +1279,7 @@
         </w:rPr>
         <w:t>тестирования.</w:t>
       </w:r>
-      <w:bookmarkEnd w:id="0"/>
+      <w:bookmarkEnd w:id="1"/>
     </w:p>
     <w:p>
       <w:pPr>
@@ -1445,11 +1291,13 @@
         <w:bidi w:val="0"/>
         <w:ind w:left="425" w:leftChars="0" w:hanging="425" w:firstLineChars="0"/>
       </w:pPr>
-      <w:bookmarkStart w:id="1" w:name="_Toc32094"/>
+      <w:bookmarkStart w:id="2" w:name="_Toc32094"/>
+      <w:bookmarkStart w:id="3" w:name="_Toc31255"/>
       <w:r>
         <w:t>Описание проекта и функций</w:t>
       </w:r>
-      <w:bookmarkEnd w:id="1"/>
+      <w:bookmarkEnd w:id="2"/>
+      <w:bookmarkEnd w:id="3"/>
     </w:p>
     <w:p>
       <w:pPr>
@@ -1490,7 +1338,8 @@
           <w:lang w:val="ru-RU"/>
         </w:rPr>
       </w:pPr>
-      <w:bookmarkStart w:id="2" w:name="_Toc20420"/>
+      <w:bookmarkStart w:id="4" w:name="_Toc20420"/>
+      <w:bookmarkStart w:id="5" w:name="_Toc15902"/>
       <w:r>
         <w:rPr>
           <w:rFonts w:hint="default"/>
@@ -1498,11 +1347,12 @@
         </w:rPr>
         <w:t>Задание:</w:t>
       </w:r>
-      <w:bookmarkEnd w:id="2"/>
-    </w:p>
-    <w:p>
-      <w:pPr>
-        <w:pStyle w:val="20"/>
+      <w:bookmarkEnd w:id="4"/>
+      <w:bookmarkEnd w:id="5"/>
+    </w:p>
+    <w:p>
+      <w:pPr>
+        <w:pStyle w:val="21"/>
         <w:keepNext w:val="0"/>
         <w:keepLines w:val="0"/>
         <w:widowControl/>
@@ -1542,15 +1392,11 @@
           <w:u w:val="none"/>
           <w:vertAlign w:val="baseline"/>
         </w:rPr>
-        <w:t>одно приложение дл</w:t>
-      </w:r>
-      <w:bookmarkStart w:id="21" w:name="_GoBack"/>
-      <w:bookmarkEnd w:id="21"/>
-      <w:r>
-        <w:rPr>
-          <w:rFonts w:hint="default" w:ascii="Times New Roman" w:hAnsi="Times New Roman" w:cs="Times New Roman"/>
-          <w:b/>
-          <w:bCs/>
+        <w:t>одно приложение для тестирования</w:t>
+      </w:r>
+      <w:r>
+        <w:rPr>
+          <w:rFonts w:hint="default" w:ascii="Times New Roman" w:hAnsi="Times New Roman" w:cs="Times New Roman"/>
           <w:i w:val="0"/>
           <w:iCs w:val="0"/>
           <w:color w:val="000000"/>
@@ -1559,66 +1405,37 @@
           <w:u w:val="none"/>
           <w:vertAlign w:val="baseline"/>
         </w:rPr>
-        <w:t>я тестирования</w:t>
-      </w:r>
-      <w:r>
-        <w:rPr>
-          <w:rFonts w:hint="default" w:ascii="Times New Roman" w:hAnsi="Times New Roman" w:cs="Times New Roman"/>
-          <w:i w:val="0"/>
-          <w:iCs w:val="0"/>
-          <w:color w:val="000000"/>
-          <w:sz w:val="24"/>
-          <w:szCs w:val="24"/>
-          <w:u w:val="none"/>
-          <w:vertAlign w:val="baseline"/>
-        </w:rPr>
         <w:t>:</w:t>
       </w:r>
     </w:p>
     <w:p>
       <w:pPr>
-        <w:pStyle w:val="20"/>
-        <w:keepNext w:val="0"/>
-        <w:keepLines w:val="0"/>
-        <w:widowControl/>
-        <w:suppressLineNumbers w:val="0"/>
         <w:bidi w:val="0"/>
-        <w:spacing w:before="0" w:beforeAutospacing="0" w:after="160" w:afterAutospacing="0" w:line="360" w:lineRule="auto"/>
-        <w:jc w:val="both"/>
-        <w:outlineLvl w:val="0"/>
-        <w:rPr>
-          <w:rFonts w:hint="default" w:ascii="Times New Roman" w:hAnsi="Times New Roman" w:cs="Times New Roman"/>
-          <w:i w:val="0"/>
-          <w:iCs w:val="0"/>
-          <w:color w:val="000000"/>
-          <w:sz w:val="24"/>
-          <w:szCs w:val="24"/>
-          <w:u w:val="none"/>
-        </w:rPr>
-      </w:pPr>
-      <w:bookmarkStart w:id="3" w:name="_Toc14542"/>
-      <w:bookmarkStart w:id="4" w:name="_Toc26759"/>
-      <w:r>
-        <w:rPr>
-          <w:rFonts w:hint="default" w:ascii="Times New Roman" w:hAnsi="Times New Roman" w:cs="Times New Roman"/>
+        <w:outlineLvl w:val="9"/>
+        <w:rPr>
+          <w:rFonts w:hint="default"/>
           <w:b/>
           <w:bCs/>
-          <w:i w:val="0"/>
-          <w:iCs w:val="0"/>
-          <w:color w:val="000000"/>
-          <w:sz w:val="24"/>
-          <w:szCs w:val="24"/>
-          <w:u w:val="none"/>
-          <w:vertAlign w:val="baseline"/>
+        </w:rPr>
+      </w:pPr>
+      <w:bookmarkStart w:id="6" w:name="_Toc14542"/>
+      <w:bookmarkStart w:id="7" w:name="_Toc1339"/>
+      <w:bookmarkStart w:id="8" w:name="_Toc26759"/>
+      <w:r>
+        <w:rPr>
+          <w:rFonts w:hint="default"/>
+          <w:b/>
+          <w:bCs/>
         </w:rPr>
         <w:t>Варианты:</w:t>
       </w:r>
-      <w:bookmarkEnd w:id="3"/>
-      <w:bookmarkEnd w:id="4"/>
-    </w:p>
-    <w:p>
-      <w:pPr>
-        <w:pStyle w:val="20"/>
+      <w:bookmarkEnd w:id="6"/>
+      <w:bookmarkEnd w:id="7"/>
+      <w:bookmarkEnd w:id="8"/>
+    </w:p>
+    <w:p>
+      <w:pPr>
+        <w:pStyle w:val="21"/>
         <w:keepNext w:val="0"/>
         <w:keepLines w:val="0"/>
         <w:widowControl/>
@@ -1653,7 +1470,7 @@
     </w:p>
     <w:p>
       <w:pPr>
-        <w:pStyle w:val="20"/>
+        <w:pStyle w:val="21"/>
         <w:keepNext w:val="0"/>
         <w:keepLines w:val="0"/>
         <w:widowControl/>
@@ -1688,7 +1505,7 @@
     </w:p>
     <w:p>
       <w:pPr>
-        <w:pStyle w:val="20"/>
+        <w:pStyle w:val="21"/>
         <w:keepNext w:val="0"/>
         <w:keepLines w:val="0"/>
         <w:widowControl/>
@@ -1723,7 +1540,7 @@
     </w:p>
     <w:p>
       <w:pPr>
-        <w:pStyle w:val="20"/>
+        <w:pStyle w:val="21"/>
         <w:keepNext w:val="0"/>
         <w:keepLines w:val="0"/>
         <w:widowControl/>
@@ -1758,7 +1575,7 @@
     </w:p>
     <w:p>
       <w:pPr>
-        <w:pStyle w:val="20"/>
+        <w:pStyle w:val="21"/>
         <w:keepNext w:val="0"/>
         <w:keepLines w:val="0"/>
         <w:widowControl/>
@@ -1793,53 +1610,34 @@
     </w:p>
     <w:p>
       <w:pPr>
-        <w:pStyle w:val="20"/>
-        <w:keepNext w:val="0"/>
-        <w:keepLines w:val="0"/>
-        <w:widowControl/>
-        <w:suppressLineNumbers w:val="0"/>
         <w:bidi w:val="0"/>
-        <w:spacing w:before="0" w:beforeAutospacing="0" w:after="160" w:afterAutospacing="0" w:line="360" w:lineRule="auto"/>
-        <w:jc w:val="both"/>
-        <w:outlineLvl w:val="0"/>
-        <w:rPr>
-          <w:rFonts w:hint="default" w:ascii="Times New Roman" w:hAnsi="Times New Roman" w:cs="Times New Roman"/>
+        <w:outlineLvl w:val="9"/>
+        <w:rPr>
+          <w:rFonts w:hint="default"/>
           <w:b/>
           <w:bCs/>
-          <w:i w:val="0"/>
-          <w:iCs w:val="0"/>
-          <w:color w:val="000000"/>
-          <w:sz w:val="24"/>
-          <w:szCs w:val="24"/>
-          <w:u w:val="none"/>
-          <w:vertAlign w:val="baseline"/>
           <w:lang w:val="ru-RU"/>
         </w:rPr>
       </w:pPr>
-      <w:bookmarkStart w:id="5" w:name="_Toc9549"/>
-      <w:bookmarkStart w:id="6" w:name="_Toc13524"/>
-      <w:r>
-        <w:rPr>
-          <w:rFonts w:hint="default" w:ascii="Times New Roman" w:hAnsi="Times New Roman" w:cs="Times New Roman"/>
+      <w:bookmarkStart w:id="9" w:name="_Toc13524"/>
+      <w:bookmarkStart w:id="10" w:name="_Toc9549"/>
+      <w:bookmarkStart w:id="11" w:name="_Toc10517"/>
+      <w:r>
+        <w:rPr>
+          <w:rFonts w:hint="default"/>
           <w:b/>
           <w:bCs/>
-          <w:i w:val="0"/>
-          <w:iCs w:val="0"/>
-          <w:color w:val="000000"/>
-          <w:sz w:val="24"/>
-          <w:szCs w:val="24"/>
-          <w:u w:val="none"/>
-          <w:vertAlign w:val="baseline"/>
           <w:lang w:val="ru-RU"/>
         </w:rPr>
         <w:t>Что нужно сделать</w:t>
       </w:r>
-      <w:bookmarkEnd w:id="5"/>
-      <w:bookmarkEnd w:id="6"/>
-    </w:p>
-    <w:p>
-      <w:pPr>
-        <w:pStyle w:val="20"/>
+      <w:bookmarkEnd w:id="9"/>
+      <w:bookmarkEnd w:id="10"/>
+      <w:bookmarkEnd w:id="11"/>
+    </w:p>
+    <w:p>
+      <w:pPr>
+        <w:pStyle w:val="21"/>
         <w:keepNext w:val="0"/>
         <w:keepLines w:val="0"/>
         <w:widowControl/>
@@ -1893,7 +1691,7 @@
     </w:p>
     <w:p>
       <w:pPr>
-        <w:pStyle w:val="20"/>
+        <w:pStyle w:val="21"/>
         <w:keepNext w:val="0"/>
         <w:keepLines w:val="0"/>
         <w:widowControl/>
@@ -1928,7 +1726,7 @@
     </w:p>
     <w:p>
       <w:pPr>
-        <w:pStyle w:val="20"/>
+        <w:pStyle w:val="21"/>
         <w:keepNext w:val="0"/>
         <w:keepLines w:val="0"/>
         <w:widowControl/>
@@ -1963,7 +1761,7 @@
     </w:p>
     <w:p>
       <w:pPr>
-        <w:pStyle w:val="20"/>
+        <w:pStyle w:val="21"/>
         <w:keepNext w:val="0"/>
         <w:keepLines w:val="0"/>
         <w:widowControl/>
@@ -1998,7 +1796,7 @@
     </w:p>
     <w:p>
       <w:pPr>
-        <w:pStyle w:val="20"/>
+        <w:pStyle w:val="21"/>
         <w:keepNext w:val="0"/>
         <w:keepLines w:val="0"/>
         <w:widowControl/>
@@ -2079,7 +1877,7 @@
     </w:p>
     <w:p>
       <w:pPr>
-        <w:pStyle w:val="20"/>
+        <w:pStyle w:val="21"/>
         <w:keepNext w:val="0"/>
         <w:keepLines w:val="0"/>
         <w:widowControl/>
@@ -2114,7 +1912,7 @@
     </w:p>
     <w:p>
       <w:pPr>
-        <w:pStyle w:val="20"/>
+        <w:pStyle w:val="21"/>
         <w:keepNext w:val="0"/>
         <w:keepLines w:val="0"/>
         <w:widowControl/>
@@ -2197,7 +1995,7 @@
     </w:p>
     <w:p>
       <w:pPr>
-        <w:pStyle w:val="20"/>
+        <w:pStyle w:val="21"/>
         <w:keepNext w:val="0"/>
         <w:keepLines w:val="0"/>
         <w:widowControl/>
@@ -2232,7 +2030,7 @@
     </w:p>
     <w:p>
       <w:pPr>
-        <w:pStyle w:val="20"/>
+        <w:pStyle w:val="21"/>
         <w:keepNext w:val="0"/>
         <w:keepLines w:val="0"/>
         <w:widowControl/>
@@ -2279,7 +2077,8 @@
           <w:lang w:val="ru-RU"/>
         </w:rPr>
       </w:pPr>
-      <w:bookmarkStart w:id="7" w:name="_Toc9092"/>
+      <w:bookmarkStart w:id="12" w:name="_Toc9092"/>
+      <w:bookmarkStart w:id="13" w:name="_Toc10373"/>
       <w:r>
         <w:rPr>
           <w:rFonts w:hint="default"/>
@@ -2287,328 +2086,167 @@
         </w:rPr>
         <w:t>Теоретическая часть</w:t>
       </w:r>
-      <w:bookmarkEnd w:id="7"/>
-    </w:p>
-    <w:p>
-      <w:pPr>
-        <w:pStyle w:val="20"/>
-        <w:keepNext w:val="0"/>
-        <w:keepLines w:val="0"/>
-        <w:widowControl/>
-        <w:numPr>
-          <w:ilvl w:val="0"/>
-          <w:numId w:val="0"/>
-        </w:numPr>
-        <w:suppressLineNumbers w:val="0"/>
-        <w:spacing w:line="360" w:lineRule="auto"/>
-        <w:ind w:leftChars="0" w:right="0" w:rightChars="0"/>
-        <w:jc w:val="both"/>
-        <w:rPr>
-          <w:rFonts w:hint="default" w:ascii="Times New Roman" w:hAnsi="Times New Roman" w:cs="Times New Roman"/>
-          <w:b w:val="0"/>
-          <w:bCs w:val="0"/>
-          <w:sz w:val="24"/>
-          <w:szCs w:val="24"/>
-        </w:rPr>
-      </w:pPr>
-      <w:r>
-        <w:rPr>
-          <w:rFonts w:hint="default" w:ascii="Times New Roman" w:hAnsi="Times New Roman" w:cs="Times New Roman"/>
-          <w:b w:val="0"/>
-          <w:bCs w:val="0"/>
-          <w:sz w:val="24"/>
-          <w:szCs w:val="24"/>
+      <w:bookmarkEnd w:id="12"/>
+      <w:bookmarkEnd w:id="13"/>
+    </w:p>
+    <w:p>
+      <w:pPr>
+        <w:bidi w:val="0"/>
+        <w:rPr>
+          <w:rFonts w:hint="default"/>
+        </w:rPr>
+      </w:pPr>
+      <w:r>
+        <w:rPr>
+          <w:rFonts w:hint="default"/>
         </w:rPr>
         <w:t xml:space="preserve">Тестирование ПО </w:t>
       </w:r>
       <w:r>
         <w:rPr>
-          <w:rFonts w:hint="default" w:ascii="Times New Roman" w:hAnsi="Times New Roman" w:cs="Times New Roman"/>
-          <w:b w:val="0"/>
-          <w:bCs w:val="0"/>
-          <w:sz w:val="24"/>
-          <w:szCs w:val="24"/>
+          <w:rFonts w:hint="default"/>
           <w:lang w:val="ru-RU"/>
         </w:rPr>
         <w:t>-</w:t>
       </w:r>
       <w:r>
         <w:rPr>
-          <w:rFonts w:hint="default" w:ascii="Times New Roman" w:hAnsi="Times New Roman" w:cs="Times New Roman"/>
-          <w:b w:val="0"/>
-          <w:bCs w:val="0"/>
-          <w:sz w:val="24"/>
-          <w:szCs w:val="24"/>
+          <w:rFonts w:hint="default"/>
         </w:rPr>
         <w:t xml:space="preserve"> это процесс исследования программного обеспечения с целью проверки соответствия между реальным поведением программы и ожиданиями, а также выявления дефектов.</w:t>
       </w:r>
     </w:p>
     <w:p>
       <w:pPr>
-        <w:pStyle w:val="20"/>
-        <w:keepNext w:val="0"/>
-        <w:keepLines w:val="0"/>
-        <w:widowControl/>
-        <w:numPr>
-          <w:ilvl w:val="0"/>
-          <w:numId w:val="0"/>
-        </w:numPr>
-        <w:suppressLineNumbers w:val="0"/>
-        <w:spacing w:line="360" w:lineRule="auto"/>
-        <w:ind w:leftChars="0" w:right="0" w:rightChars="0"/>
-        <w:jc w:val="both"/>
-        <w:rPr>
-          <w:rFonts w:hint="default" w:ascii="Times New Roman" w:hAnsi="Times New Roman" w:cs="Times New Roman"/>
-          <w:b w:val="0"/>
-          <w:bCs w:val="0"/>
-          <w:sz w:val="24"/>
-          <w:szCs w:val="24"/>
-        </w:rPr>
-      </w:pPr>
-      <w:r>
-        <w:rPr>
-          <w:rFonts w:hint="default" w:ascii="Times New Roman" w:hAnsi="Times New Roman" w:cs="Times New Roman"/>
-          <w:b w:val="0"/>
-          <w:bCs w:val="0"/>
-          <w:sz w:val="24"/>
-          <w:szCs w:val="24"/>
+        <w:bidi w:val="0"/>
+        <w:rPr>
+          <w:rFonts w:hint="default"/>
+        </w:rPr>
+      </w:pPr>
+      <w:r>
+        <w:rPr>
+          <w:rFonts w:hint="default"/>
         </w:rPr>
         <w:t xml:space="preserve">REST API (Representational State Transfer) </w:t>
       </w:r>
       <w:r>
         <w:rPr>
-          <w:rFonts w:hint="default" w:ascii="Times New Roman" w:hAnsi="Times New Roman" w:cs="Times New Roman"/>
-          <w:b w:val="0"/>
-          <w:bCs w:val="0"/>
-          <w:sz w:val="24"/>
-          <w:szCs w:val="24"/>
+          <w:rFonts w:hint="default"/>
           <w:lang w:val="ru-RU"/>
         </w:rPr>
         <w:t>-</w:t>
       </w:r>
       <w:r>
         <w:rPr>
-          <w:rFonts w:hint="default" w:ascii="Times New Roman" w:hAnsi="Times New Roman" w:cs="Times New Roman"/>
-          <w:b w:val="0"/>
-          <w:bCs w:val="0"/>
-          <w:sz w:val="24"/>
-          <w:szCs w:val="24"/>
+          <w:rFonts w:hint="default"/>
         </w:rPr>
         <w:t xml:space="preserve"> это архитектурный стиль взаимодействия компонентов распределенного приложения посредством протокола HTTP, где данные передаются в формате JSON или XML.</w:t>
       </w:r>
     </w:p>
     <w:p>
       <w:pPr>
-        <w:pStyle w:val="20"/>
-        <w:keepNext w:val="0"/>
-        <w:keepLines w:val="0"/>
-        <w:widowControl/>
-        <w:numPr>
-          <w:ilvl w:val="0"/>
-          <w:numId w:val="0"/>
-        </w:numPr>
-        <w:suppressLineNumbers w:val="0"/>
-        <w:spacing w:line="360" w:lineRule="auto"/>
-        <w:ind w:leftChars="0" w:right="0" w:rightChars="0"/>
-        <w:jc w:val="both"/>
-        <w:rPr>
-          <w:rFonts w:hint="default" w:ascii="Times New Roman" w:hAnsi="Times New Roman" w:cs="Times New Roman"/>
-          <w:b w:val="0"/>
-          <w:bCs w:val="0"/>
-          <w:sz w:val="24"/>
-          <w:szCs w:val="24"/>
-        </w:rPr>
-      </w:pPr>
-      <w:r>
-        <w:rPr>
-          <w:rFonts w:hint="default" w:ascii="Times New Roman" w:hAnsi="Times New Roman" w:cs="Times New Roman"/>
-          <w:b w:val="0"/>
-          <w:bCs w:val="0"/>
-          <w:sz w:val="24"/>
-          <w:szCs w:val="24"/>
+        <w:bidi w:val="0"/>
+        <w:rPr>
+          <w:rFonts w:hint="default"/>
+        </w:rPr>
+      </w:pPr>
+      <w:r>
+        <w:rPr>
+          <w:rFonts w:hint="default"/>
         </w:rPr>
         <w:t xml:space="preserve">Тест-план </w:t>
       </w:r>
       <w:r>
         <w:rPr>
-          <w:rFonts w:hint="default" w:ascii="Times New Roman" w:hAnsi="Times New Roman" w:cs="Times New Roman"/>
-          <w:b w:val="0"/>
-          <w:bCs w:val="0"/>
-          <w:sz w:val="24"/>
-          <w:szCs w:val="24"/>
+          <w:rFonts w:hint="default"/>
           <w:lang w:val="ru-RU"/>
         </w:rPr>
         <w:t>-</w:t>
       </w:r>
       <w:r>
         <w:rPr>
-          <w:rFonts w:hint="default" w:ascii="Times New Roman" w:hAnsi="Times New Roman" w:cs="Times New Roman"/>
-          <w:b w:val="0"/>
-          <w:bCs w:val="0"/>
-          <w:sz w:val="24"/>
-          <w:szCs w:val="24"/>
+          <w:rFonts w:hint="default"/>
         </w:rPr>
         <w:t xml:space="preserve"> это стратегический документ, описывающий весь объем, подходы, ресурсы, график и критерии оценки результатов тестирования.</w:t>
       </w:r>
     </w:p>
     <w:p>
       <w:pPr>
-        <w:pStyle w:val="20"/>
-        <w:keepNext w:val="0"/>
-        <w:keepLines w:val="0"/>
-        <w:widowControl/>
-        <w:numPr>
-          <w:ilvl w:val="0"/>
-          <w:numId w:val="0"/>
-        </w:numPr>
-        <w:suppressLineNumbers w:val="0"/>
-        <w:spacing w:line="360" w:lineRule="auto"/>
-        <w:ind w:leftChars="0" w:right="0" w:rightChars="0"/>
-        <w:jc w:val="both"/>
-        <w:rPr>
-          <w:rFonts w:hint="default" w:ascii="Times New Roman" w:hAnsi="Times New Roman" w:cs="Times New Roman"/>
-          <w:b w:val="0"/>
-          <w:bCs w:val="0"/>
-          <w:sz w:val="24"/>
-          <w:szCs w:val="24"/>
-        </w:rPr>
-      </w:pPr>
-      <w:r>
-        <w:rPr>
-          <w:rFonts w:hint="default" w:ascii="Times New Roman" w:hAnsi="Times New Roman" w:cs="Times New Roman"/>
-          <w:b w:val="0"/>
-          <w:bCs w:val="0"/>
-          <w:sz w:val="24"/>
-          <w:szCs w:val="24"/>
+        <w:bidi w:val="0"/>
+        <w:rPr>
+          <w:rFonts w:hint="default"/>
+        </w:rPr>
+      </w:pPr>
+      <w:r>
+        <w:rPr>
+          <w:rFonts w:hint="default"/>
         </w:rPr>
         <w:t xml:space="preserve">Тест-кейсы </w:t>
       </w:r>
       <w:r>
         <w:rPr>
-          <w:rFonts w:hint="default" w:ascii="Times New Roman" w:hAnsi="Times New Roman" w:cs="Times New Roman"/>
-          <w:b w:val="0"/>
-          <w:bCs w:val="0"/>
-          <w:sz w:val="24"/>
-          <w:szCs w:val="24"/>
+          <w:rFonts w:hint="default"/>
           <w:lang w:val="ru-RU"/>
         </w:rPr>
         <w:t>-</w:t>
       </w:r>
       <w:r>
         <w:rPr>
-          <w:rFonts w:hint="default" w:ascii="Times New Roman" w:hAnsi="Times New Roman" w:cs="Times New Roman"/>
-          <w:b w:val="0"/>
-          <w:bCs w:val="0"/>
-          <w:sz w:val="24"/>
-          <w:szCs w:val="24"/>
+          <w:rFonts w:hint="default"/>
         </w:rPr>
         <w:t xml:space="preserve"> это упорядоченная совокупность шагов, условий и параметров, предназначенных для проверки выполнения конкретной функции или требования.</w:t>
       </w:r>
     </w:p>
     <w:p>
       <w:pPr>
-        <w:pStyle w:val="20"/>
-        <w:keepNext w:val="0"/>
-        <w:keepLines w:val="0"/>
-        <w:widowControl/>
-        <w:numPr>
-          <w:ilvl w:val="0"/>
-          <w:numId w:val="0"/>
-        </w:numPr>
-        <w:suppressLineNumbers w:val="0"/>
-        <w:spacing w:line="360" w:lineRule="auto"/>
-        <w:ind w:leftChars="0" w:right="0" w:rightChars="0"/>
-        <w:jc w:val="both"/>
-        <w:rPr>
-          <w:rFonts w:hint="default" w:ascii="Times New Roman" w:hAnsi="Times New Roman" w:cs="Times New Roman"/>
-          <w:b w:val="0"/>
-          <w:bCs w:val="0"/>
-          <w:sz w:val="24"/>
-          <w:szCs w:val="24"/>
-        </w:rPr>
-      </w:pPr>
-      <w:r>
-        <w:rPr>
-          <w:rFonts w:hint="default" w:ascii="Times New Roman" w:hAnsi="Times New Roman" w:cs="Times New Roman"/>
-          <w:b w:val="0"/>
-          <w:bCs w:val="0"/>
-          <w:sz w:val="24"/>
-          <w:szCs w:val="24"/>
+        <w:bidi w:val="0"/>
+        <w:rPr>
+          <w:rFonts w:hint="default"/>
+        </w:rPr>
+      </w:pPr>
+      <w:r>
+        <w:rPr>
+          <w:rFonts w:hint="default"/>
         </w:rPr>
         <w:t xml:space="preserve">Позитивное тестирование </w:t>
       </w:r>
       <w:r>
         <w:rPr>
-          <w:rFonts w:hint="default" w:ascii="Times New Roman" w:hAnsi="Times New Roman" w:cs="Times New Roman"/>
-          <w:b w:val="0"/>
-          <w:bCs w:val="0"/>
-          <w:sz w:val="24"/>
-          <w:szCs w:val="24"/>
+          <w:rFonts w:hint="default"/>
           <w:lang w:val="ru-RU"/>
         </w:rPr>
         <w:t>-</w:t>
       </w:r>
       <w:r>
         <w:rPr>
-          <w:rFonts w:hint="default" w:ascii="Times New Roman" w:hAnsi="Times New Roman" w:cs="Times New Roman"/>
-          <w:b w:val="0"/>
-          <w:bCs w:val="0"/>
-          <w:sz w:val="24"/>
-          <w:szCs w:val="24"/>
+          <w:rFonts w:hint="default"/>
         </w:rPr>
         <w:t xml:space="preserve"> верификация системы в условиях передачи корректных данных для подтверждения выполнения основных функций.</w:t>
       </w:r>
     </w:p>
     <w:p>
       <w:pPr>
-        <w:pStyle w:val="20"/>
-        <w:keepNext w:val="0"/>
-        <w:keepLines w:val="0"/>
-        <w:widowControl/>
-        <w:numPr>
-          <w:ilvl w:val="0"/>
-          <w:numId w:val="0"/>
-        </w:numPr>
-        <w:suppressLineNumbers w:val="0"/>
-        <w:spacing w:line="360" w:lineRule="auto"/>
-        <w:ind w:leftChars="0" w:right="0" w:rightChars="0"/>
-        <w:jc w:val="both"/>
-        <w:rPr>
-          <w:rFonts w:hint="default" w:ascii="Times New Roman" w:hAnsi="Times New Roman" w:cs="Times New Roman"/>
-          <w:b w:val="0"/>
-          <w:bCs w:val="0"/>
-          <w:sz w:val="24"/>
-          <w:szCs w:val="24"/>
-        </w:rPr>
-      </w:pPr>
-      <w:r>
-        <w:rPr>
-          <w:rFonts w:hint="default" w:ascii="Times New Roman" w:hAnsi="Times New Roman" w:cs="Times New Roman"/>
-          <w:b w:val="0"/>
-          <w:bCs w:val="0"/>
-          <w:sz w:val="24"/>
-          <w:szCs w:val="24"/>
+        <w:bidi w:val="0"/>
+        <w:rPr>
+          <w:rFonts w:hint="default"/>
+        </w:rPr>
+      </w:pPr>
+      <w:r>
+        <w:rPr>
+          <w:rFonts w:hint="default"/>
         </w:rPr>
         <w:t xml:space="preserve">Негативное тестирование </w:t>
       </w:r>
       <w:r>
         <w:rPr>
-          <w:rFonts w:hint="default" w:ascii="Times New Roman" w:hAnsi="Times New Roman" w:cs="Times New Roman"/>
-          <w:b w:val="0"/>
-          <w:bCs w:val="0"/>
-          <w:sz w:val="24"/>
-          <w:szCs w:val="24"/>
+          <w:rFonts w:hint="default"/>
           <w:lang w:val="ru-RU"/>
         </w:rPr>
         <w:t>-</w:t>
       </w:r>
       <w:r>
         <w:rPr>
-          <w:rFonts w:hint="default" w:ascii="Times New Roman" w:hAnsi="Times New Roman" w:cs="Times New Roman"/>
-          <w:b w:val="0"/>
-          <w:bCs w:val="0"/>
-          <w:sz w:val="24"/>
-          <w:szCs w:val="24"/>
+          <w:rFonts w:hint="default"/>
         </w:rPr>
         <w:t xml:space="preserve"> проверка устойчивости системы к обработке некорректных, некорректно отформатированных параметров или аномальных пользовательских действий.</w:t>
       </w:r>
@@ -2642,14 +2280,16 @@
           <w:rFonts w:hint="default"/>
         </w:rPr>
       </w:pPr>
-      <w:bookmarkStart w:id="8" w:name="_Toc22170"/>
+      <w:bookmarkStart w:id="14" w:name="_Toc22170"/>
+      <w:bookmarkStart w:id="15" w:name="_Toc3085"/>
       <w:r>
         <w:rPr>
           <w:rFonts w:hint="default"/>
         </w:rPr>
         <w:t>Ход выполнения работы</w:t>
       </w:r>
-      <w:bookmarkEnd w:id="8"/>
+      <w:bookmarkEnd w:id="14"/>
+      <w:bookmarkEnd w:id="15"/>
     </w:p>
     <w:p>
       <w:pPr>
@@ -2665,16 +2305,25 @@
       </w:pPr>
       <w:r>
         <w:rPr>
-          <w:rFonts w:hint="default" w:ascii="Times New Roman" w:hAnsi="Times New Roman" w:cs="Times New Roman"/>
-          <w:sz w:val="24"/>
-          <w:szCs w:val="24"/>
-        </w:rPr>
-        <w:t>4.1. Обзор проекта, требований и рисков</w:t>
-      </w:r>
-    </w:p>
-    <w:p>
-      <w:pPr>
-        <w:pStyle w:val="20"/>
+          <w:rFonts w:hint="default" w:cs="Times New Roman"/>
+          <w:sz w:val="24"/>
+          <w:szCs w:val="24"/>
+          <w:lang w:val="ru-RU"/>
+        </w:rPr>
+        <w:t>5</w:t>
+      </w:r>
+      <w:r>
+        <w:rPr>
+          <w:rFonts w:hint="default" w:ascii="Times New Roman" w:hAnsi="Times New Roman" w:cs="Times New Roman"/>
+          <w:sz w:val="24"/>
+          <w:szCs w:val="24"/>
+        </w:rPr>
+        <w:t>.1. Обзор проекта, требований и рисков</w:t>
+      </w:r>
+    </w:p>
+    <w:p>
+      <w:pPr>
+        <w:pStyle w:val="21"/>
         <w:keepNext w:val="0"/>
         <w:keepLines w:val="0"/>
         <w:widowControl/>
@@ -2760,7 +2409,7 @@
     </w:p>
     <w:p>
       <w:pPr>
-        <w:pStyle w:val="20"/>
+        <w:pStyle w:val="21"/>
         <w:keepNext w:val="0"/>
         <w:keepLines w:val="0"/>
         <w:widowControl/>
@@ -2832,7 +2481,7 @@
     </w:p>
     <w:p>
       <w:pPr>
-        <w:pStyle w:val="20"/>
+        <w:pStyle w:val="21"/>
         <w:keepNext w:val="0"/>
         <w:keepLines w:val="0"/>
         <w:widowControl/>
@@ -2924,47 +2573,36 @@
         </w:rPr>
         <w:t xml:space="preserve"> и удаление данных).</w:t>
       </w:r>
-      <w:bookmarkStart w:id="9" w:name="_Toc16348"/>
-    </w:p>
-    <w:p>
-      <w:pPr>
-        <w:pStyle w:val="20"/>
-        <w:keepNext w:val="0"/>
-        <w:keepLines w:val="0"/>
-        <w:widowControl/>
-        <w:numPr>
-          <w:ilvl w:val="0"/>
-          <w:numId w:val="0"/>
-        </w:numPr>
-        <w:suppressLineNumbers w:val="0"/>
+      <w:bookmarkStart w:id="16" w:name="_Toc16348"/>
+    </w:p>
+    <w:p>
+      <w:pPr>
         <w:bidi w:val="0"/>
-        <w:spacing w:before="0" w:beforeAutospacing="0" w:after="160" w:afterAutospacing="0" w:line="360" w:lineRule="auto"/>
-        <w:ind w:left="980" w:leftChars="0" w:right="0" w:rightChars="0"/>
-        <w:jc w:val="both"/>
-        <w:outlineLvl w:val="0"/>
-        <w:rPr>
-          <w:rFonts w:hint="default" w:ascii="Times New Roman" w:hAnsi="Times New Roman" w:cs="Times New Roman"/>
-          <w:sz w:val="24"/>
-          <w:szCs w:val="24"/>
-        </w:rPr>
-      </w:pPr>
-      <w:bookmarkStart w:id="10" w:name="_Toc2453"/>
-      <w:r>
-        <w:rPr>
-          <w:rFonts w:hint="default" w:ascii="Times New Roman" w:hAnsi="Times New Roman" w:cs="Times New Roman"/>
+        <w:ind w:left="0" w:leftChars="0" w:firstLine="960" w:firstLineChars="400"/>
+        <w:outlineLvl w:val="9"/>
+        <w:rPr>
+          <w:rFonts w:hint="default"/>
           <w:b/>
           <w:bCs/>
-          <w:sz w:val="24"/>
-          <w:szCs w:val="24"/>
+        </w:rPr>
+      </w:pPr>
+      <w:bookmarkStart w:id="17" w:name="_Toc2453"/>
+      <w:bookmarkStart w:id="18" w:name="_Toc1264"/>
+      <w:r>
+        <w:rPr>
+          <w:rFonts w:hint="default"/>
+          <w:b/>
+          <w:bCs/>
         </w:rPr>
         <w:t>Функциональные требования:</w:t>
       </w:r>
-      <w:bookmarkEnd w:id="9"/>
-      <w:bookmarkEnd w:id="10"/>
-    </w:p>
-    <w:p>
-      <w:pPr>
-        <w:pStyle w:val="20"/>
+      <w:bookmarkEnd w:id="16"/>
+      <w:bookmarkEnd w:id="17"/>
+      <w:bookmarkEnd w:id="18"/>
+    </w:p>
+    <w:p>
+      <w:pPr>
+        <w:pStyle w:val="21"/>
         <w:keepNext w:val="0"/>
         <w:keepLines w:val="0"/>
         <w:widowControl/>
@@ -3030,7 +2668,7 @@
     </w:p>
     <w:p>
       <w:pPr>
-        <w:pStyle w:val="20"/>
+        <w:pStyle w:val="21"/>
         <w:keepNext w:val="0"/>
         <w:keepLines w:val="0"/>
         <w:widowControl/>
@@ -3113,7 +2751,7 @@
     </w:p>
     <w:p>
       <w:pPr>
-        <w:pStyle w:val="20"/>
+        <w:pStyle w:val="21"/>
         <w:keepNext w:val="0"/>
         <w:keepLines w:val="0"/>
         <w:widowControl/>
@@ -3149,7 +2787,7 @@
           <w:sz w:val="24"/>
           <w:szCs w:val="24"/>
         </w:rPr>
-        <w:t>PUT /booking/{id}</w:t>
+        <w:t>PUT /booking/id</w:t>
       </w:r>
       <w:r>
         <w:rPr>
@@ -3179,34 +2817,33 @@
     </w:p>
     <w:p>
       <w:pPr>
-        <w:spacing w:line="360" w:lineRule="auto"/>
-        <w:ind w:left="960" w:leftChars="400" w:firstLine="0" w:firstLineChars="0"/>
-        <w:jc w:val="both"/>
-        <w:outlineLvl w:val="0"/>
-        <w:rPr>
-          <w:rFonts w:hint="default" w:ascii="Times New Roman" w:hAnsi="Times New Roman" w:cs="Times New Roman"/>
-          <w:sz w:val="24"/>
-          <w:szCs w:val="24"/>
-        </w:rPr>
-      </w:pPr>
-      <w:bookmarkStart w:id="11" w:name="_Toc17155"/>
-      <w:bookmarkStart w:id="12" w:name="_Toc28383"/>
-      <w:r>
-        <w:rPr>
-          <w:rFonts w:hint="default" w:ascii="Times New Roman" w:hAnsi="Times New Roman" w:cs="Times New Roman"/>
+        <w:bidi w:val="0"/>
+        <w:ind w:left="0" w:leftChars="0" w:firstLine="960" w:firstLineChars="400"/>
+        <w:outlineLvl w:val="9"/>
+        <w:rPr>
+          <w:rFonts w:hint="default"/>
           <w:b/>
           <w:bCs/>
-          <w:sz w:val="24"/>
-          <w:szCs w:val="24"/>
+        </w:rPr>
+      </w:pPr>
+      <w:bookmarkStart w:id="19" w:name="_Toc17155"/>
+      <w:bookmarkStart w:id="20" w:name="_Toc28383"/>
+      <w:bookmarkStart w:id="21" w:name="_Toc11300"/>
+      <w:r>
+        <w:rPr>
+          <w:rFonts w:hint="default"/>
+          <w:b/>
+          <w:bCs/>
         </w:rPr>
         <w:t>Нефункциональные требования:</w:t>
       </w:r>
-      <w:bookmarkEnd w:id="11"/>
-      <w:bookmarkEnd w:id="12"/>
-    </w:p>
-    <w:p>
-      <w:pPr>
-        <w:pStyle w:val="20"/>
+      <w:bookmarkEnd w:id="19"/>
+      <w:bookmarkEnd w:id="20"/>
+      <w:bookmarkEnd w:id="21"/>
+    </w:p>
+    <w:p>
+      <w:pPr>
+        <w:pStyle w:val="21"/>
         <w:keepNext w:val="0"/>
         <w:keepLines w:val="0"/>
         <w:widowControl/>
@@ -3237,7 +2874,7 @@
       </w:r>
       <w:r>
         <w:rPr>
-          <w:rStyle w:val="27"/>
+          <w:rStyle w:val="29"/>
           <w:rFonts w:hint="default" w:ascii="Times New Roman" w:hAnsi="Times New Roman" w:cs="Times New Roman"/>
           <w:sz w:val="24"/>
           <w:szCs w:val="24"/>
@@ -3254,7 +2891,7 @@
       </w:r>
       <w:r>
         <w:rPr>
-          <w:rStyle w:val="27"/>
+          <w:rStyle w:val="29"/>
           <w:rFonts w:hint="default" w:ascii="Times New Roman" w:hAnsi="Times New Roman" w:cs="Times New Roman"/>
           <w:sz w:val="24"/>
           <w:szCs w:val="24"/>
@@ -3272,7 +2909,7 @@
     </w:p>
     <w:p>
       <w:pPr>
-        <w:pStyle w:val="20"/>
+        <w:pStyle w:val="21"/>
         <w:keepNext w:val="0"/>
         <w:keepLines w:val="0"/>
         <w:widowControl/>
@@ -3309,7 +2946,7 @@
       </w:r>
       <w:r>
         <w:rPr>
-          <w:rStyle w:val="27"/>
+          <w:rStyle w:val="29"/>
           <w:rFonts w:hint="default" w:ascii="Times New Roman" w:hAnsi="Times New Roman" w:cs="Times New Roman"/>
           <w:sz w:val="24"/>
           <w:szCs w:val="24"/>
@@ -3327,7 +2964,7 @@
     </w:p>
     <w:p>
       <w:pPr>
-        <w:pStyle w:val="20"/>
+        <w:pStyle w:val="21"/>
         <w:keepNext w:val="0"/>
         <w:keepLines w:val="0"/>
         <w:widowControl/>
@@ -3398,7 +3035,7 @@
     </w:p>
     <w:p>
       <w:pPr>
-        <w:pStyle w:val="20"/>
+        <w:pStyle w:val="21"/>
         <w:keepNext w:val="0"/>
         <w:keepLines w:val="0"/>
         <w:widowControl/>
@@ -3463,7 +3100,7 @@
           <w:sz w:val="24"/>
           <w:szCs w:val="24"/>
         </w:rPr>
-        <w:t>DELETE /booking/{id}</w:t>
+        <w:t>DELETE /booking/id</w:t>
       </w:r>
       <w:r>
         <w:rPr>
@@ -3483,6 +3120,432 @@
           <w:bCs/>
           <w:sz w:val="24"/>
           <w:szCs w:val="24"/>
+        </w:rPr>
+      </w:pPr>
+    </w:p>
+    <w:p>
+      <w:pPr>
+        <w:pStyle w:val="3"/>
+        <w:bidi w:val="0"/>
+        <w:rPr>
+          <w:rFonts w:hint="default"/>
+        </w:rPr>
+      </w:pPr>
+      <w:r>
+        <w:rPr>
+          <w:rFonts w:hint="default"/>
+          <w:lang w:val="ru-RU"/>
+        </w:rPr>
+        <w:t>5</w:t>
+      </w:r>
+      <w:r>
+        <w:rPr>
+          <w:rFonts w:hint="default"/>
+        </w:rPr>
+        <w:t>.2.</w:t>
+      </w:r>
+      <w:r>
+        <w:rPr>
+          <w:rFonts w:hint="default"/>
+          <w:lang w:val="ru-RU"/>
+        </w:rPr>
+        <w:t xml:space="preserve"> </w:t>
+      </w:r>
+      <w:r>
+        <w:rPr>
+          <w:rFonts w:hint="default"/>
+        </w:rPr>
+        <w:t>Тест-план системы</w:t>
+      </w:r>
+    </w:p>
+    <w:p>
+      <w:pPr>
+        <w:numPr>
+          <w:ilvl w:val="0"/>
+          <w:numId w:val="6"/>
+        </w:numPr>
+        <w:bidi w:val="0"/>
+        <w:ind w:left="480" w:leftChars="0" w:firstLineChars="0"/>
+        <w:outlineLvl w:val="9"/>
+        <w:rPr>
+          <w:rFonts w:hint="default"/>
+          <w:b/>
+          <w:bCs/>
+        </w:rPr>
+      </w:pPr>
+      <w:bookmarkStart w:id="22" w:name="_Toc23421"/>
+      <w:bookmarkStart w:id="23" w:name="_Toc12659"/>
+      <w:r>
+        <w:rPr>
+          <w:rFonts w:hint="default"/>
+          <w:b/>
+          <w:bCs/>
+        </w:rPr>
+        <w:t>Цели тестирования</w:t>
+      </w:r>
+      <w:bookmarkEnd w:id="22"/>
+      <w:bookmarkEnd w:id="23"/>
+    </w:p>
+    <w:p>
+      <w:pPr>
+        <w:numPr>
+          <w:ilvl w:val="0"/>
+          <w:numId w:val="0"/>
+        </w:numPr>
+        <w:bidi w:val="0"/>
+        <w:ind w:left="960" w:leftChars="0" w:firstLine="0" w:firstLineChars="0"/>
+        <w:rPr>
+          <w:rFonts w:hint="default"/>
+        </w:rPr>
+      </w:pPr>
+      <w:r>
+        <w:rPr>
+          <w:rFonts w:hint="default"/>
+        </w:rPr>
+        <w:t xml:space="preserve">Проверить бизнес-логику создания и изменения бронирований, валидацию входящих параметров и надежность авторизации. </w:t>
+      </w:r>
+    </w:p>
+    <w:p>
+      <w:pPr>
+        <w:numPr>
+          <w:ilvl w:val="0"/>
+          <w:numId w:val="6"/>
+        </w:numPr>
+        <w:bidi w:val="0"/>
+        <w:ind w:left="480" w:leftChars="0" w:firstLineChars="0"/>
+        <w:outlineLvl w:val="9"/>
+        <w:rPr>
+          <w:rFonts w:hint="default"/>
+          <w:b/>
+          <w:bCs/>
+        </w:rPr>
+      </w:pPr>
+      <w:bookmarkStart w:id="24" w:name="_Toc15409"/>
+      <w:bookmarkStart w:id="25" w:name="_Toc15007"/>
+      <w:r>
+        <w:rPr>
+          <w:rFonts w:hint="default"/>
+          <w:b/>
+          <w:bCs/>
+        </w:rPr>
+        <w:t>Объем тестирования (Scope)</w:t>
+      </w:r>
+      <w:bookmarkEnd w:id="24"/>
+      <w:bookmarkEnd w:id="25"/>
+    </w:p>
+    <w:p>
+      <w:pPr>
+        <w:numPr>
+          <w:ilvl w:val="0"/>
+          <w:numId w:val="0"/>
+        </w:numPr>
+        <w:bidi w:val="0"/>
+        <w:ind w:left="960" w:leftChars="0" w:firstLine="0" w:firstLineChars="0"/>
+        <w:rPr>
+          <w:rFonts w:hint="default"/>
+        </w:rPr>
+      </w:pPr>
+      <w:r>
+        <w:rPr>
+          <w:rFonts w:hint="default"/>
+        </w:rPr>
+        <w:t xml:space="preserve">Что тестируется: Эндпоинты /auth, /booking (GET, POST, PUT, DELETE), валидация граничных значений цен и дат. </w:t>
+      </w:r>
+    </w:p>
+    <w:p>
+      <w:pPr>
+        <w:numPr>
+          <w:ilvl w:val="0"/>
+          <w:numId w:val="0"/>
+        </w:numPr>
+        <w:bidi w:val="0"/>
+        <w:ind w:left="960" w:leftChars="0" w:firstLine="0" w:firstLineChars="0"/>
+        <w:rPr>
+          <w:rFonts w:hint="default"/>
+        </w:rPr>
+      </w:pPr>
+      <w:r>
+        <w:rPr>
+          <w:rFonts w:hint="default"/>
+        </w:rPr>
+        <w:t xml:space="preserve">Что НЕ тестируется: UI-интерфейс </w:t>
+      </w:r>
+      <w:r>
+        <w:rPr>
+          <w:rFonts w:hint="default"/>
+          <w:lang w:val="ru-RU"/>
+        </w:rPr>
+        <w:t>по причине его отсутствия</w:t>
+      </w:r>
+      <w:r>
+        <w:rPr>
+          <w:rFonts w:hint="default"/>
+        </w:rPr>
+        <w:t xml:space="preserve">, нагрузочное тестирование производительности сервера. </w:t>
+      </w:r>
+    </w:p>
+    <w:p>
+      <w:pPr>
+        <w:numPr>
+          <w:ilvl w:val="0"/>
+          <w:numId w:val="6"/>
+        </w:numPr>
+        <w:bidi w:val="0"/>
+        <w:ind w:left="480" w:leftChars="0" w:firstLineChars="0"/>
+        <w:outlineLvl w:val="9"/>
+        <w:rPr>
+          <w:rFonts w:hint="default"/>
+          <w:b/>
+          <w:bCs/>
+        </w:rPr>
+      </w:pPr>
+      <w:bookmarkStart w:id="26" w:name="_Toc27046"/>
+      <w:bookmarkStart w:id="27" w:name="_Toc32501"/>
+      <w:r>
+        <w:rPr>
+          <w:rFonts w:hint="default"/>
+          <w:b/>
+          <w:bCs/>
+        </w:rPr>
+        <w:t>Стратегия тестирования</w:t>
+      </w:r>
+      <w:bookmarkEnd w:id="26"/>
+      <w:bookmarkEnd w:id="27"/>
+      <w:r>
+        <w:rPr>
+          <w:rFonts w:hint="default"/>
+          <w:b/>
+          <w:bCs/>
+        </w:rPr>
+        <w:t xml:space="preserve"> </w:t>
+      </w:r>
+    </w:p>
+    <w:p>
+      <w:pPr>
+        <w:numPr>
+          <w:ilvl w:val="0"/>
+          <w:numId w:val="0"/>
+        </w:numPr>
+        <w:bidi w:val="0"/>
+        <w:ind w:left="960" w:leftChars="0" w:firstLine="0" w:firstLineChars="0"/>
+        <w:rPr>
+          <w:rFonts w:hint="default"/>
+        </w:rPr>
+      </w:pPr>
+      <w:r>
+        <w:rPr>
+          <w:rFonts w:hint="default"/>
+        </w:rPr>
+        <w:t xml:space="preserve">Первичное ручное </w:t>
+      </w:r>
+      <w:r>
+        <w:rPr>
+          <w:rFonts w:hint="default"/>
+          <w:lang w:val="ru-RU"/>
+        </w:rPr>
+        <w:t xml:space="preserve">тестирование </w:t>
+      </w:r>
+      <w:r>
+        <w:rPr>
+          <w:rFonts w:hint="default"/>
+        </w:rPr>
+        <w:t xml:space="preserve">эндпоинтов через Postman, затем частичная автоматизация критических сценариев на Python. </w:t>
+      </w:r>
+    </w:p>
+    <w:p>
+      <w:pPr>
+        <w:numPr>
+          <w:ilvl w:val="0"/>
+          <w:numId w:val="6"/>
+        </w:numPr>
+        <w:bidi w:val="0"/>
+        <w:ind w:left="480" w:leftChars="0" w:firstLineChars="0"/>
+        <w:outlineLvl w:val="9"/>
+        <w:rPr>
+          <w:rFonts w:hint="default"/>
+          <w:b/>
+          <w:bCs/>
+        </w:rPr>
+      </w:pPr>
+      <w:bookmarkStart w:id="28" w:name="_Toc23217"/>
+      <w:bookmarkStart w:id="29" w:name="_Toc24367"/>
+      <w:r>
+        <w:rPr>
+          <w:rFonts w:hint="default"/>
+          <w:b/>
+          <w:bCs/>
+        </w:rPr>
+        <w:t>Типы тестирования</w:t>
+      </w:r>
+      <w:bookmarkEnd w:id="28"/>
+      <w:bookmarkEnd w:id="29"/>
+    </w:p>
+    <w:p>
+      <w:pPr>
+        <w:numPr>
+          <w:ilvl w:val="0"/>
+          <w:numId w:val="0"/>
+        </w:numPr>
+        <w:bidi w:val="0"/>
+        <w:ind w:left="960" w:leftChars="0" w:firstLine="0" w:firstLineChars="0"/>
+        <w:rPr>
+          <w:rFonts w:hint="default"/>
+        </w:rPr>
+      </w:pPr>
+      <w:r>
+        <w:rPr>
+          <w:rFonts w:hint="default"/>
+        </w:rPr>
+        <w:t xml:space="preserve">Функциональное, негативное, API-тестирование. </w:t>
+      </w:r>
+    </w:p>
+    <w:p>
+      <w:pPr>
+        <w:numPr>
+          <w:ilvl w:val="0"/>
+          <w:numId w:val="6"/>
+        </w:numPr>
+        <w:bidi w:val="0"/>
+        <w:ind w:left="480" w:leftChars="0" w:firstLineChars="0"/>
+        <w:outlineLvl w:val="9"/>
+        <w:rPr>
+          <w:rFonts w:hint="default"/>
+          <w:b/>
+          <w:bCs/>
+        </w:rPr>
+      </w:pPr>
+      <w:bookmarkStart w:id="30" w:name="_Toc9071"/>
+      <w:bookmarkStart w:id="31" w:name="_Toc4105"/>
+      <w:r>
+        <w:rPr>
+          <w:rFonts w:hint="default"/>
+          <w:b/>
+          <w:bCs/>
+        </w:rPr>
+        <w:t>Критерии начала тестирования</w:t>
+      </w:r>
+      <w:bookmarkEnd w:id="30"/>
+      <w:bookmarkEnd w:id="31"/>
+    </w:p>
+    <w:p>
+      <w:pPr>
+        <w:numPr>
+          <w:ilvl w:val="0"/>
+          <w:numId w:val="0"/>
+        </w:numPr>
+        <w:bidi w:val="0"/>
+        <w:ind w:left="960" w:leftChars="0" w:firstLine="0" w:firstLineChars="0"/>
+        <w:rPr>
+          <w:rFonts w:hint="default"/>
+        </w:rPr>
+      </w:pPr>
+      <w:r>
+        <w:rPr>
+          <w:rFonts w:hint="default"/>
+        </w:rPr>
+        <w:t xml:space="preserve">Удаленный сервер https://restful-booker.herokuapp.com/ доступен и отвечает на пинг-запросы (статус 200 на базовый эндпоинт). </w:t>
+      </w:r>
+    </w:p>
+    <w:p>
+      <w:pPr>
+        <w:numPr>
+          <w:ilvl w:val="0"/>
+          <w:numId w:val="6"/>
+        </w:numPr>
+        <w:bidi w:val="0"/>
+        <w:ind w:left="480" w:leftChars="0" w:firstLineChars="0"/>
+        <w:outlineLvl w:val="9"/>
+        <w:rPr>
+          <w:rFonts w:hint="default"/>
+          <w:b/>
+          <w:bCs/>
+        </w:rPr>
+      </w:pPr>
+      <w:bookmarkStart w:id="32" w:name="_Toc26507"/>
+      <w:bookmarkStart w:id="33" w:name="_Toc29396"/>
+      <w:r>
+        <w:rPr>
+          <w:rFonts w:hint="default"/>
+          <w:b/>
+          <w:bCs/>
+        </w:rPr>
+        <w:t>Критерии завершения тестирования</w:t>
+      </w:r>
+      <w:bookmarkEnd w:id="32"/>
+      <w:bookmarkEnd w:id="33"/>
+    </w:p>
+    <w:p>
+      <w:pPr>
+        <w:numPr>
+          <w:ilvl w:val="0"/>
+          <w:numId w:val="0"/>
+        </w:numPr>
+        <w:bidi w:val="0"/>
+        <w:ind w:left="960" w:leftChars="0" w:firstLine="0" w:firstLineChars="0"/>
+        <w:rPr>
+          <w:rFonts w:hint="default"/>
+        </w:rPr>
+      </w:pPr>
+      <w:r>
+        <w:rPr>
+          <w:rFonts w:hint="default"/>
+        </w:rPr>
+        <w:t xml:space="preserve">Выполнены все запланированные тест-кейсы, задокументированы найденные дефекты. </w:t>
+      </w:r>
+    </w:p>
+    <w:p>
+      <w:pPr>
+        <w:numPr>
+          <w:ilvl w:val="0"/>
+          <w:numId w:val="6"/>
+        </w:numPr>
+        <w:bidi w:val="0"/>
+        <w:ind w:left="480" w:leftChars="0" w:firstLineChars="0"/>
+        <w:outlineLvl w:val="9"/>
+        <w:rPr>
+          <w:rFonts w:hint="default"/>
+          <w:b/>
+          <w:bCs/>
+        </w:rPr>
+      </w:pPr>
+      <w:bookmarkStart w:id="34" w:name="_Toc1922"/>
+      <w:bookmarkStart w:id="35" w:name="_Toc3962"/>
+      <w:r>
+        <w:rPr>
+          <w:rFonts w:hint="default"/>
+          <w:b/>
+          <w:bCs/>
+        </w:rPr>
+        <w:t>Критерии успешности (Acceptance criteria)</w:t>
+      </w:r>
+      <w:bookmarkEnd w:id="34"/>
+      <w:bookmarkEnd w:id="35"/>
+    </w:p>
+    <w:p>
+      <w:pPr>
+        <w:numPr>
+          <w:ilvl w:val="0"/>
+          <w:numId w:val="0"/>
+        </w:numPr>
+        <w:bidi w:val="0"/>
+        <w:ind w:left="960" w:leftChars="0" w:firstLine="0" w:firstLineChars="0"/>
+        <w:rPr>
+          <w:rFonts w:hint="default"/>
+        </w:rPr>
+      </w:pPr>
+      <w:r>
+        <w:rPr>
+          <w:rFonts w:hint="default"/>
+        </w:rPr>
+        <w:t xml:space="preserve">Основные позитивные сценарии (создание и получение брони) работают стабильно согласно базовой логике. </w:t>
+      </w:r>
+    </w:p>
+    <w:p>
+      <w:pPr>
+        <w:bidi w:val="0"/>
+        <w:rPr>
+          <w:rFonts w:hint="default"/>
+          <w:lang w:val="ru-RU"/>
         </w:rPr>
       </w:pPr>
     </w:p>
@@ -3511,626 +3574,31 @@
         <w:jc w:val="both"/>
         <w:rPr>
           <w:rFonts w:hint="default" w:ascii="Times New Roman" w:hAnsi="Times New Roman" w:cs="Times New Roman"/>
-          <w:b/>
-          <w:bCs/>
+          <w:sz w:val="24"/>
+          <w:szCs w:val="24"/>
+        </w:rPr>
+      </w:pPr>
+      <w:r>
+        <w:rPr>
+          <w:rFonts w:hint="default" w:cs="Times New Roman"/>
           <w:sz w:val="24"/>
           <w:szCs w:val="24"/>
           <w:lang w:val="ru-RU"/>
         </w:rPr>
-      </w:pPr>
-      <w:r>
-        <w:rPr>
-          <w:rFonts w:hint="default" w:ascii="Times New Roman" w:hAnsi="Times New Roman" w:cs="Times New Roman"/>
-          <w:sz w:val="24"/>
-          <w:szCs w:val="24"/>
-        </w:rPr>
-        <w:t>4.2. Тест-план системы</w:t>
-      </w:r>
-    </w:p>
-    <w:p>
-      <w:pPr>
-        <w:pStyle w:val="20"/>
-        <w:keepNext w:val="0"/>
-        <w:keepLines w:val="0"/>
-        <w:widowControl/>
-        <w:numPr>
-          <w:ilvl w:val="0"/>
-          <w:numId w:val="6"/>
-        </w:numPr>
-        <w:suppressLineNumbers w:val="0"/>
-        <w:spacing w:before="0" w:beforeAutospacing="0" w:line="360" w:lineRule="auto"/>
-        <w:ind w:left="480" w:leftChars="200" w:firstLine="0" w:firstLineChars="0"/>
-        <w:jc w:val="both"/>
-        <w:outlineLvl w:val="0"/>
-        <w:rPr>
-          <w:rFonts w:hint="default" w:ascii="Times New Roman" w:hAnsi="Times New Roman" w:eastAsia="sans-serif" w:cs="Times New Roman"/>
-          <w:sz w:val="24"/>
-          <w:szCs w:val="24"/>
-        </w:rPr>
-      </w:pPr>
-      <w:bookmarkStart w:id="13" w:name="_Toc23421"/>
-      <w:r>
-        <w:rPr>
-          <w:rFonts w:hint="default" w:ascii="Times New Roman" w:hAnsi="Times New Roman" w:eastAsia="sans-serif" w:cs="Times New Roman"/>
-          <w:b/>
-          <w:bCs/>
-          <w:sz w:val="24"/>
-          <w:szCs w:val="24"/>
-        </w:rPr>
-        <w:t>Цели тестирования</w:t>
-      </w:r>
-      <w:bookmarkEnd w:id="13"/>
-    </w:p>
-    <w:p>
-      <w:pPr>
-        <w:pStyle w:val="20"/>
-        <w:keepNext w:val="0"/>
-        <w:keepLines w:val="0"/>
-        <w:widowControl/>
-        <w:numPr>
-          <w:ilvl w:val="0"/>
-          <w:numId w:val="7"/>
-        </w:numPr>
-        <w:suppressLineNumbers w:val="0"/>
-        <w:tabs>
-          <w:tab w:val="clear" w:pos="420"/>
-        </w:tabs>
-        <w:spacing w:before="0" w:beforeAutospacing="0" w:line="360" w:lineRule="auto"/>
-        <w:ind w:left="1399" w:leftChars="500" w:right="0" w:rightChars="0" w:hanging="199" w:hangingChars="83"/>
-        <w:jc w:val="both"/>
-        <w:rPr>
-          <w:rFonts w:hint="default" w:ascii="Times New Roman" w:hAnsi="Times New Roman" w:eastAsia="sans-serif" w:cs="Times New Roman"/>
-          <w:sz w:val="24"/>
-          <w:szCs w:val="24"/>
-        </w:rPr>
-      </w:pPr>
-      <w:r>
-        <w:rPr>
-          <w:rFonts w:hint="default" w:ascii="Times New Roman" w:hAnsi="Times New Roman" w:eastAsia="sans-serif" w:cs="Times New Roman"/>
-          <w:sz w:val="24"/>
-          <w:szCs w:val="24"/>
-        </w:rPr>
-        <w:t xml:space="preserve">Проверить бизнес-логику создания и изменения бронирований, валидацию входящих параметров и надежность авторизации. </w:t>
-      </w:r>
-    </w:p>
-    <w:p>
-      <w:pPr>
-        <w:pStyle w:val="20"/>
-        <w:keepNext w:val="0"/>
-        <w:keepLines w:val="0"/>
-        <w:widowControl/>
-        <w:numPr>
-          <w:ilvl w:val="0"/>
-          <w:numId w:val="6"/>
-        </w:numPr>
-        <w:suppressLineNumbers w:val="0"/>
-        <w:spacing w:before="0" w:beforeAutospacing="0" w:line="360" w:lineRule="auto"/>
-        <w:ind w:left="480" w:leftChars="200" w:firstLine="0" w:firstLineChars="0"/>
-        <w:jc w:val="both"/>
-        <w:outlineLvl w:val="0"/>
-        <w:rPr>
-          <w:rFonts w:hint="default" w:ascii="Times New Roman" w:hAnsi="Times New Roman" w:eastAsia="sans-serif" w:cs="Times New Roman"/>
-          <w:b/>
-          <w:bCs/>
-          <w:sz w:val="24"/>
-          <w:szCs w:val="24"/>
-        </w:rPr>
-      </w:pPr>
-      <w:bookmarkStart w:id="14" w:name="_Toc15007"/>
-      <w:r>
-        <w:rPr>
-          <w:rFonts w:hint="default" w:ascii="Times New Roman" w:hAnsi="Times New Roman" w:eastAsia="sans-serif" w:cs="Times New Roman"/>
-          <w:b/>
-          <w:bCs/>
-          <w:sz w:val="24"/>
-          <w:szCs w:val="24"/>
-        </w:rPr>
-        <w:t>Объем тестирования (Scope)</w:t>
-      </w:r>
-      <w:bookmarkEnd w:id="14"/>
-    </w:p>
-    <w:p>
-      <w:pPr>
-        <w:pStyle w:val="20"/>
-        <w:keepNext w:val="0"/>
-        <w:keepLines w:val="0"/>
-        <w:widowControl/>
-        <w:numPr>
-          <w:ilvl w:val="0"/>
-          <w:numId w:val="7"/>
-        </w:numPr>
-        <w:suppressLineNumbers w:val="0"/>
-        <w:tabs>
-          <w:tab w:val="clear" w:pos="420"/>
-        </w:tabs>
-        <w:spacing w:before="0" w:beforeAutospacing="0" w:line="360" w:lineRule="auto"/>
-        <w:ind w:left="1399" w:leftChars="500" w:hanging="199" w:hangingChars="83"/>
-        <w:jc w:val="both"/>
-        <w:rPr>
-          <w:rFonts w:hint="default" w:ascii="Times New Roman" w:hAnsi="Times New Roman" w:eastAsia="sans-serif" w:cs="Times New Roman"/>
-          <w:sz w:val="24"/>
-          <w:szCs w:val="24"/>
-        </w:rPr>
-      </w:pPr>
-      <w:r>
-        <w:rPr>
-          <w:rFonts w:hint="default" w:ascii="Times New Roman" w:hAnsi="Times New Roman" w:eastAsia="sans-serif" w:cs="Times New Roman"/>
-          <w:b/>
-          <w:bCs/>
-          <w:i w:val="0"/>
-          <w:iCs w:val="0"/>
-          <w:sz w:val="24"/>
-          <w:szCs w:val="24"/>
-        </w:rPr>
-        <w:t xml:space="preserve">Что тестируется: </w:t>
-      </w:r>
-      <w:r>
-        <w:rPr>
-          <w:rFonts w:hint="default" w:ascii="Times New Roman" w:hAnsi="Times New Roman" w:eastAsia="sans-serif" w:cs="Times New Roman"/>
-          <w:sz w:val="24"/>
-          <w:szCs w:val="24"/>
-        </w:rPr>
-        <w:t xml:space="preserve">Эндпоинты /auth, /booking (GET, POST, PUT, DELETE), валидация граничных значений цен и дат. </w:t>
-      </w:r>
-    </w:p>
-    <w:p>
-      <w:pPr>
-        <w:pStyle w:val="20"/>
-        <w:keepNext w:val="0"/>
-        <w:keepLines w:val="0"/>
-        <w:widowControl/>
-        <w:numPr>
-          <w:ilvl w:val="0"/>
-          <w:numId w:val="7"/>
-        </w:numPr>
-        <w:suppressLineNumbers w:val="0"/>
-        <w:tabs>
-          <w:tab w:val="clear" w:pos="420"/>
-        </w:tabs>
-        <w:spacing w:before="0" w:beforeAutospacing="0" w:line="360" w:lineRule="auto"/>
-        <w:ind w:left="1399" w:leftChars="500" w:hanging="199" w:hangingChars="83"/>
-        <w:jc w:val="both"/>
-        <w:rPr>
-          <w:rFonts w:hint="default" w:ascii="Times New Roman" w:hAnsi="Times New Roman" w:eastAsia="sans-serif" w:cs="Times New Roman"/>
-          <w:sz w:val="24"/>
-          <w:szCs w:val="24"/>
-        </w:rPr>
-      </w:pPr>
-      <w:r>
-        <w:rPr>
-          <w:rFonts w:hint="default" w:ascii="Times New Roman" w:hAnsi="Times New Roman" w:eastAsia="sans-serif" w:cs="Times New Roman"/>
-          <w:b/>
-          <w:bCs/>
-          <w:i w:val="0"/>
-          <w:iCs w:val="0"/>
-          <w:sz w:val="24"/>
-          <w:szCs w:val="24"/>
-        </w:rPr>
-        <w:t xml:space="preserve">Что НЕ тестируется: </w:t>
-      </w:r>
-      <w:r>
-        <w:rPr>
-          <w:rFonts w:hint="default" w:ascii="Times New Roman" w:hAnsi="Times New Roman" w:eastAsia="sans-serif" w:cs="Times New Roman"/>
-          <w:sz w:val="24"/>
-          <w:szCs w:val="24"/>
-        </w:rPr>
-        <w:t xml:space="preserve">UI-интерфейс </w:t>
-      </w:r>
-      <w:r>
-        <w:rPr>
-          <w:rFonts w:hint="default" w:ascii="Times New Roman" w:hAnsi="Times New Roman" w:eastAsia="sans-serif" w:cs="Times New Roman"/>
-          <w:sz w:val="24"/>
-          <w:szCs w:val="24"/>
-          <w:lang w:val="ru-RU"/>
-        </w:rPr>
-        <w:t>по причине его отсутствия</w:t>
-      </w:r>
-      <w:r>
-        <w:rPr>
-          <w:rFonts w:hint="default" w:ascii="Times New Roman" w:hAnsi="Times New Roman" w:eastAsia="sans-serif" w:cs="Times New Roman"/>
-          <w:sz w:val="24"/>
-          <w:szCs w:val="24"/>
-        </w:rPr>
-        <w:t xml:space="preserve">, нагрузочное тестирование производительности сервера. </w:t>
-      </w:r>
-    </w:p>
-    <w:p>
-      <w:pPr>
-        <w:pStyle w:val="20"/>
-        <w:keepNext w:val="0"/>
-        <w:keepLines w:val="0"/>
-        <w:widowControl/>
-        <w:numPr>
-          <w:ilvl w:val="0"/>
-          <w:numId w:val="6"/>
-        </w:numPr>
-        <w:suppressLineNumbers w:val="0"/>
-        <w:spacing w:before="0" w:beforeAutospacing="0" w:line="360" w:lineRule="auto"/>
-        <w:ind w:left="480" w:leftChars="200" w:firstLine="0" w:firstLineChars="0"/>
-        <w:jc w:val="both"/>
-        <w:outlineLvl w:val="0"/>
-        <w:rPr>
-          <w:rFonts w:hint="default" w:ascii="Times New Roman" w:hAnsi="Times New Roman" w:eastAsia="sans-serif" w:cs="Times New Roman"/>
-          <w:sz w:val="24"/>
-          <w:szCs w:val="24"/>
-        </w:rPr>
-      </w:pPr>
-      <w:bookmarkStart w:id="15" w:name="_Toc32501"/>
-      <w:r>
-        <w:rPr>
-          <w:rFonts w:hint="default" w:ascii="Times New Roman" w:hAnsi="Times New Roman" w:eastAsia="sans-serif" w:cs="Times New Roman"/>
-          <w:b/>
-          <w:bCs/>
-          <w:sz w:val="24"/>
-          <w:szCs w:val="24"/>
-        </w:rPr>
-        <w:t>Стратегия тестирования</w:t>
-      </w:r>
-      <w:bookmarkEnd w:id="15"/>
-      <w:r>
-        <w:rPr>
-          <w:rFonts w:hint="default" w:ascii="Times New Roman" w:hAnsi="Times New Roman" w:eastAsia="sans-serif" w:cs="Times New Roman"/>
-          <w:sz w:val="24"/>
-          <w:szCs w:val="24"/>
-        </w:rPr>
-        <w:t xml:space="preserve"> </w:t>
-      </w:r>
-    </w:p>
-    <w:p>
-      <w:pPr>
-        <w:pStyle w:val="20"/>
-        <w:keepNext w:val="0"/>
-        <w:keepLines w:val="0"/>
-        <w:widowControl/>
-        <w:numPr>
-          <w:ilvl w:val="0"/>
-          <w:numId w:val="8"/>
-        </w:numPr>
-        <w:suppressLineNumbers w:val="0"/>
-        <w:tabs>
-          <w:tab w:val="clear" w:pos="420"/>
-        </w:tabs>
-        <w:spacing w:before="0" w:beforeAutospacing="0" w:line="360" w:lineRule="auto"/>
-        <w:ind w:left="1399" w:leftChars="500" w:right="0" w:rightChars="0" w:hanging="199" w:hangingChars="83"/>
-        <w:jc w:val="both"/>
-        <w:rPr>
-          <w:rFonts w:hint="default" w:ascii="Times New Roman" w:hAnsi="Times New Roman" w:eastAsia="sans-serif" w:cs="Times New Roman"/>
-          <w:sz w:val="24"/>
-          <w:szCs w:val="24"/>
-        </w:rPr>
-      </w:pPr>
-      <w:r>
-        <w:rPr>
-          <w:rFonts w:hint="default" w:ascii="Times New Roman" w:hAnsi="Times New Roman" w:eastAsia="sans-serif" w:cs="Times New Roman"/>
-          <w:sz w:val="24"/>
-          <w:szCs w:val="24"/>
-        </w:rPr>
-        <w:t xml:space="preserve">Первичное ручное </w:t>
-      </w:r>
-      <w:r>
-        <w:rPr>
-          <w:rFonts w:hint="default" w:ascii="Times New Roman" w:hAnsi="Times New Roman" w:eastAsia="sans-serif" w:cs="Times New Roman"/>
-          <w:sz w:val="24"/>
-          <w:szCs w:val="24"/>
-          <w:lang w:val="ru-RU"/>
-        </w:rPr>
-        <w:t xml:space="preserve">тестирование </w:t>
-      </w:r>
-      <w:r>
-        <w:rPr>
-          <w:rFonts w:hint="default" w:ascii="Times New Roman" w:hAnsi="Times New Roman" w:eastAsia="sans-serif" w:cs="Times New Roman"/>
-          <w:sz w:val="24"/>
-          <w:szCs w:val="24"/>
-        </w:rPr>
-        <w:t xml:space="preserve">эндпоинтов через Postman, затем частичная автоматизация критических сценариев на Python. </w:t>
-      </w:r>
-    </w:p>
-    <w:p>
-      <w:pPr>
-        <w:pStyle w:val="20"/>
-        <w:keepNext w:val="0"/>
-        <w:keepLines w:val="0"/>
-        <w:widowControl/>
-        <w:numPr>
-          <w:ilvl w:val="0"/>
-          <w:numId w:val="6"/>
-        </w:numPr>
-        <w:suppressLineNumbers w:val="0"/>
-        <w:spacing w:before="0" w:beforeAutospacing="0" w:line="360" w:lineRule="auto"/>
-        <w:ind w:left="480" w:leftChars="200" w:firstLine="0" w:firstLineChars="0"/>
-        <w:jc w:val="both"/>
-        <w:outlineLvl w:val="0"/>
-        <w:rPr>
-          <w:rFonts w:hint="default" w:ascii="Times New Roman" w:hAnsi="Times New Roman" w:eastAsia="sans-serif" w:cs="Times New Roman"/>
-          <w:sz w:val="24"/>
-          <w:szCs w:val="24"/>
-        </w:rPr>
-      </w:pPr>
-      <w:bookmarkStart w:id="16" w:name="_Toc23217"/>
-      <w:r>
-        <w:rPr>
-          <w:rFonts w:hint="default" w:ascii="Times New Roman" w:hAnsi="Times New Roman" w:eastAsia="sans-serif" w:cs="Times New Roman"/>
-          <w:b/>
-          <w:bCs/>
-          <w:sz w:val="24"/>
-          <w:szCs w:val="24"/>
-        </w:rPr>
-        <w:t>Типы тестирования</w:t>
-      </w:r>
-      <w:bookmarkEnd w:id="16"/>
-    </w:p>
-    <w:p>
-      <w:pPr>
-        <w:pStyle w:val="20"/>
-        <w:keepNext w:val="0"/>
-        <w:keepLines w:val="0"/>
-        <w:widowControl/>
-        <w:numPr>
-          <w:ilvl w:val="0"/>
-          <w:numId w:val="9"/>
-        </w:numPr>
-        <w:suppressLineNumbers w:val="0"/>
-        <w:tabs>
-          <w:tab w:val="clear" w:pos="420"/>
-        </w:tabs>
-        <w:spacing w:before="0" w:beforeAutospacing="0" w:line="360" w:lineRule="auto"/>
-        <w:ind w:left="1399" w:leftChars="500" w:right="0" w:rightChars="0" w:hanging="199" w:hangingChars="83"/>
-        <w:jc w:val="both"/>
-        <w:rPr>
-          <w:rFonts w:hint="default" w:ascii="Times New Roman" w:hAnsi="Times New Roman" w:eastAsia="sans-serif" w:cs="Times New Roman"/>
-          <w:sz w:val="24"/>
-          <w:szCs w:val="24"/>
-        </w:rPr>
-      </w:pPr>
-      <w:r>
-        <w:rPr>
-          <w:rFonts w:hint="default" w:ascii="Times New Roman" w:hAnsi="Times New Roman" w:eastAsia="sans-serif" w:cs="Times New Roman"/>
-          <w:sz w:val="24"/>
-          <w:szCs w:val="24"/>
-        </w:rPr>
-        <w:t xml:space="preserve">Функциональное, негативное, API-тестирование. </w:t>
-      </w:r>
-    </w:p>
-    <w:p>
-      <w:pPr>
-        <w:pStyle w:val="20"/>
-        <w:keepNext w:val="0"/>
-        <w:keepLines w:val="0"/>
-        <w:widowControl/>
-        <w:numPr>
-          <w:ilvl w:val="0"/>
-          <w:numId w:val="6"/>
-        </w:numPr>
-        <w:suppressLineNumbers w:val="0"/>
-        <w:spacing w:before="0" w:beforeAutospacing="0" w:line="360" w:lineRule="auto"/>
-        <w:ind w:left="480" w:leftChars="200" w:firstLine="0" w:firstLineChars="0"/>
-        <w:jc w:val="both"/>
-        <w:outlineLvl w:val="0"/>
-        <w:rPr>
-          <w:rFonts w:hint="default" w:ascii="Times New Roman" w:hAnsi="Times New Roman" w:eastAsia="sans-serif" w:cs="Times New Roman"/>
-          <w:b/>
-          <w:bCs/>
-          <w:sz w:val="24"/>
-          <w:szCs w:val="24"/>
-        </w:rPr>
-      </w:pPr>
-      <w:bookmarkStart w:id="17" w:name="_Toc9071"/>
-      <w:r>
-        <w:rPr>
-          <w:rFonts w:hint="default" w:ascii="Times New Roman" w:hAnsi="Times New Roman" w:eastAsia="sans-serif" w:cs="Times New Roman"/>
-          <w:b/>
-          <w:bCs/>
-          <w:sz w:val="24"/>
-          <w:szCs w:val="24"/>
-        </w:rPr>
-        <w:t>Критерии начала тестирования</w:t>
-      </w:r>
-      <w:bookmarkEnd w:id="17"/>
-    </w:p>
-    <w:p>
-      <w:pPr>
-        <w:pStyle w:val="20"/>
-        <w:keepNext w:val="0"/>
-        <w:keepLines w:val="0"/>
-        <w:widowControl/>
-        <w:numPr>
-          <w:ilvl w:val="0"/>
-          <w:numId w:val="9"/>
-        </w:numPr>
-        <w:suppressLineNumbers w:val="0"/>
-        <w:tabs>
-          <w:tab w:val="clear" w:pos="420"/>
-        </w:tabs>
-        <w:spacing w:before="0" w:beforeAutospacing="0" w:line="360" w:lineRule="auto"/>
-        <w:ind w:left="1399" w:leftChars="500" w:right="0" w:rightChars="0" w:hanging="199" w:hangingChars="83"/>
-        <w:jc w:val="both"/>
-        <w:rPr>
-          <w:rFonts w:hint="default" w:ascii="Times New Roman" w:hAnsi="Times New Roman" w:eastAsia="sans-serif" w:cs="Times New Roman"/>
-          <w:sz w:val="24"/>
-          <w:szCs w:val="24"/>
-        </w:rPr>
-      </w:pPr>
-      <w:r>
-        <w:rPr>
-          <w:rFonts w:hint="default" w:ascii="Times New Roman" w:hAnsi="Times New Roman" w:eastAsia="sans-serif" w:cs="Times New Roman"/>
-          <w:sz w:val="24"/>
-          <w:szCs w:val="24"/>
-        </w:rPr>
-        <w:t xml:space="preserve">Удаленный сервер https://restful-booker.herokuapp.com/ доступен и отвечает на пинг-запросы (статус 200 на базовый эндпоинт). </w:t>
-      </w:r>
-    </w:p>
-    <w:p>
-      <w:pPr>
-        <w:pStyle w:val="20"/>
-        <w:keepNext w:val="0"/>
-        <w:keepLines w:val="0"/>
-        <w:widowControl/>
-        <w:numPr>
-          <w:ilvl w:val="0"/>
-          <w:numId w:val="6"/>
-        </w:numPr>
-        <w:suppressLineNumbers w:val="0"/>
-        <w:spacing w:before="0" w:beforeAutospacing="0" w:line="360" w:lineRule="auto"/>
-        <w:ind w:left="480" w:leftChars="200" w:firstLine="0" w:firstLineChars="0"/>
-        <w:jc w:val="both"/>
-        <w:outlineLvl w:val="0"/>
-        <w:rPr>
-          <w:rFonts w:hint="default" w:ascii="Times New Roman" w:hAnsi="Times New Roman" w:eastAsia="sans-serif" w:cs="Times New Roman"/>
-          <w:b/>
-          <w:bCs/>
-          <w:sz w:val="24"/>
-          <w:szCs w:val="24"/>
-        </w:rPr>
-      </w:pPr>
-      <w:bookmarkStart w:id="18" w:name="_Toc29396"/>
-      <w:r>
-        <w:rPr>
-          <w:rFonts w:hint="default" w:ascii="Times New Roman" w:hAnsi="Times New Roman" w:eastAsia="sans-serif" w:cs="Times New Roman"/>
-          <w:b/>
-          <w:bCs/>
-          <w:sz w:val="24"/>
-          <w:szCs w:val="24"/>
-        </w:rPr>
-        <w:t>Критерии завершения тестирования</w:t>
-      </w:r>
-      <w:bookmarkEnd w:id="18"/>
-    </w:p>
-    <w:p>
-      <w:pPr>
-        <w:pStyle w:val="20"/>
-        <w:keepNext w:val="0"/>
-        <w:keepLines w:val="0"/>
-        <w:widowControl/>
-        <w:numPr>
-          <w:ilvl w:val="0"/>
-          <w:numId w:val="9"/>
-        </w:numPr>
-        <w:suppressLineNumbers w:val="0"/>
-        <w:tabs>
-          <w:tab w:val="clear" w:pos="420"/>
-        </w:tabs>
-        <w:spacing w:before="0" w:beforeAutospacing="0" w:line="360" w:lineRule="auto"/>
-        <w:ind w:left="1399" w:leftChars="500" w:right="0" w:rightChars="0" w:hanging="199" w:hangingChars="83"/>
-        <w:jc w:val="both"/>
-        <w:rPr>
-          <w:rFonts w:hint="default" w:ascii="Times New Roman" w:hAnsi="Times New Roman" w:eastAsia="sans-serif" w:cs="Times New Roman"/>
-          <w:sz w:val="24"/>
-          <w:szCs w:val="24"/>
-        </w:rPr>
-      </w:pPr>
-      <w:r>
-        <w:rPr>
-          <w:rFonts w:hint="default" w:ascii="Times New Roman" w:hAnsi="Times New Roman" w:eastAsia="sans-serif" w:cs="Times New Roman"/>
-          <w:sz w:val="24"/>
-          <w:szCs w:val="24"/>
-        </w:rPr>
-        <w:t xml:space="preserve">Выполнены все запланированные тест-кейсы, задокументированы найденные дефекты. </w:t>
-      </w:r>
-    </w:p>
-    <w:p>
-      <w:pPr>
-        <w:numPr>
-          <w:ilvl w:val="0"/>
-          <w:numId w:val="6"/>
-        </w:numPr>
-        <w:spacing w:line="360" w:lineRule="auto"/>
-        <w:ind w:left="480" w:leftChars="200" w:firstLine="0" w:firstLineChars="0"/>
-        <w:jc w:val="both"/>
-        <w:outlineLvl w:val="0"/>
-        <w:rPr>
-          <w:rFonts w:hint="default" w:ascii="Times New Roman" w:hAnsi="Times New Roman" w:eastAsia="sans-serif" w:cs="Times New Roman"/>
-          <w:b/>
-          <w:bCs/>
-          <w:sz w:val="24"/>
-          <w:szCs w:val="24"/>
-        </w:rPr>
-      </w:pPr>
-      <w:bookmarkStart w:id="19" w:name="_Toc3962"/>
-      <w:r>
-        <w:rPr>
-          <w:rFonts w:hint="default" w:ascii="Times New Roman" w:hAnsi="Times New Roman" w:eastAsia="sans-serif" w:cs="Times New Roman"/>
-          <w:b/>
-          <w:bCs/>
-          <w:sz w:val="24"/>
-          <w:szCs w:val="24"/>
-        </w:rPr>
-        <w:t>Критерии успешности (Acceptance criteria)</w:t>
-      </w:r>
-      <w:bookmarkEnd w:id="19"/>
-    </w:p>
-    <w:p>
-      <w:pPr>
-        <w:pStyle w:val="20"/>
-        <w:keepNext w:val="0"/>
-        <w:keepLines w:val="0"/>
-        <w:widowControl/>
-        <w:numPr>
-          <w:ilvl w:val="0"/>
-          <w:numId w:val="9"/>
-        </w:numPr>
-        <w:suppressLineNumbers w:val="0"/>
-        <w:tabs>
-          <w:tab w:val="clear" w:pos="420"/>
-        </w:tabs>
-        <w:spacing w:before="0" w:beforeAutospacing="0" w:line="360" w:lineRule="auto"/>
-        <w:ind w:left="1399" w:leftChars="500" w:right="0" w:rightChars="0" w:hanging="199" w:hangingChars="83"/>
-        <w:jc w:val="both"/>
-        <w:rPr>
-          <w:rFonts w:hint="default" w:ascii="Times New Roman" w:hAnsi="Times New Roman" w:cs="Times New Roman"/>
-          <w:sz w:val="24"/>
-          <w:szCs w:val="24"/>
-        </w:rPr>
-      </w:pPr>
-      <w:r>
-        <w:rPr>
-          <w:rFonts w:hint="default" w:ascii="Times New Roman" w:hAnsi="Times New Roman" w:eastAsia="sans-serif" w:cs="Times New Roman"/>
-          <w:sz w:val="24"/>
-          <w:szCs w:val="24"/>
-        </w:rPr>
-        <w:t xml:space="preserve">Основные позитивные сценарии (создание и получение брони) работают стабильно согласно базовой логике. </w:t>
-      </w:r>
-    </w:p>
-    <w:p>
-      <w:pPr>
-        <w:rPr>
-          <w:rFonts w:hint="default" w:ascii="Times New Roman" w:hAnsi="Times New Roman" w:cs="Times New Roman"/>
-          <w:sz w:val="24"/>
-          <w:szCs w:val="24"/>
-        </w:rPr>
-      </w:pPr>
-      <w:r>
-        <w:rPr>
-          <w:rFonts w:hint="default" w:ascii="Times New Roman" w:hAnsi="Times New Roman" w:cs="Times New Roman"/>
-          <w:sz w:val="24"/>
-          <w:szCs w:val="24"/>
-        </w:rPr>
-        <w:br w:type="page"/>
-      </w:r>
-    </w:p>
-    <w:p>
-      <w:pPr>
-        <w:pStyle w:val="3"/>
-        <w:bidi w:val="0"/>
-        <w:spacing w:line="360" w:lineRule="auto"/>
-        <w:jc w:val="both"/>
-        <w:rPr>
-          <w:rFonts w:hint="default" w:ascii="Times New Roman" w:hAnsi="Times New Roman" w:cs="Times New Roman"/>
-          <w:sz w:val="24"/>
-          <w:szCs w:val="24"/>
-        </w:rPr>
-      </w:pPr>
-      <w:r>
-        <w:rPr>
-          <w:rFonts w:hint="default" w:ascii="Times New Roman" w:hAnsi="Times New Roman" w:cs="Times New Roman"/>
-          <w:sz w:val="24"/>
-          <w:szCs w:val="24"/>
-        </w:rPr>
-        <w:t>4.3. Проведение тестирования и фиксация результатов</w:t>
-      </w:r>
-    </w:p>
-    <w:p>
-      <w:pPr>
-        <w:pStyle w:val="20"/>
+        <w:t>5</w:t>
+      </w:r>
+      <w:r>
+        <w:rPr>
+          <w:rFonts w:hint="default" w:ascii="Times New Roman" w:hAnsi="Times New Roman" w:cs="Times New Roman"/>
+          <w:sz w:val="24"/>
+          <w:szCs w:val="24"/>
+        </w:rPr>
+        <w:t>.3. Проведение тестирования и фиксация результатов</w:t>
+      </w:r>
+    </w:p>
+    <w:p>
+      <w:pPr>
+        <w:pStyle w:val="21"/>
         <w:keepNext w:val="0"/>
         <w:keepLines w:val="0"/>
         <w:widowControl/>
@@ -4145,7 +3613,7 @@
       </w:pPr>
       <w:r>
         <w:rPr>
-          <w:rStyle w:val="28"/>
+          <w:rStyle w:val="30"/>
           <w:rFonts w:hint="default" w:ascii="Times New Roman" w:hAnsi="Times New Roman" w:cs="Times New Roman"/>
           <w:sz w:val="24"/>
           <w:szCs w:val="24"/>
@@ -4154,11 +3622,21 @@
       </w:r>
       <w:r>
         <w:rPr>
-          <w:rFonts w:hint="default" w:ascii="Times New Roman" w:hAnsi="Times New Roman" w:cs="Times New Roman"/>
-          <w:sz w:val="24"/>
-          <w:szCs w:val="24"/>
-        </w:rPr>
-        <w:t xml:space="preserve"> Формирование матрицы тест-кейсов и ручная верификация эндпоинтов. В ходе выполнения тестирования были проведены ручные проверки, результаты которых сведены в таблицу:</w:t>
+          <w:rStyle w:val="30"/>
+          <w:rFonts w:hint="default" w:cs="Times New Roman"/>
+          <w:sz w:val="24"/>
+          <w:szCs w:val="24"/>
+          <w:lang w:val="ru-RU"/>
+        </w:rPr>
+        <w:t xml:space="preserve"> </w:t>
+      </w:r>
+      <w:r>
+        <w:rPr>
+          <w:rFonts w:hint="default" w:ascii="Times New Roman" w:hAnsi="Times New Roman" w:cs="Times New Roman"/>
+          <w:sz w:val="24"/>
+          <w:szCs w:val="24"/>
+        </w:rPr>
+        <w:t>Формирование матрицы тест-кейсов и ручная верификация эндпоинтов. В ходе выполнения тестирования были проведены ручные проверки, результаты которых сведены в таблицу:</w:t>
       </w:r>
     </w:p>
     <w:tbl>
@@ -4184,11 +3662,11 @@
         </w:tblCellMar>
       </w:tblPr>
       <w:tblGrid>
-        <w:gridCol w:w="502"/>
-        <w:gridCol w:w="2997"/>
-        <w:gridCol w:w="2302"/>
-        <w:gridCol w:w="2851"/>
-        <w:gridCol w:w="775"/>
+        <w:gridCol w:w="501"/>
+        <w:gridCol w:w="2975"/>
+        <w:gridCol w:w="2291"/>
+        <w:gridCol w:w="2832"/>
+        <w:gridCol w:w="828"/>
       </w:tblGrid>
       <w:tr>
         <w:tblPrEx>
@@ -4200,7 +3678,6 @@
             <w:insideH w:val="none" w:color="auto" w:sz="0" w:space="0"/>
             <w:insideV w:val="none" w:color="auto" w:sz="0" w:space="0"/>
           </w:tblBorders>
-          <w:shd w:val="clear" w:color="auto" w:fill="auto"/>
           <w:tblCellMar>
             <w:top w:w="0" w:type="dxa"/>
             <w:left w:w="0" w:type="dxa"/>
@@ -4220,14 +3697,14 @@
               <w:bottom w:val="single" w:color="CCCCCC" w:sz="4" w:space="0"/>
               <w:right w:val="single" w:color="CCCCCC" w:sz="4" w:space="0"/>
             </w:tcBorders>
-            <w:shd w:val="clear" w:color="auto" w:fill="auto"/>
+            <w:shd w:val="clear" w:color="auto" w:fill="156082" w:themeFill="accent1"/>
             <w:tcMar>
               <w:top w:w="24" w:type="dxa"/>
               <w:left w:w="36" w:type="dxa"/>
               <w:bottom w:w="24" w:type="dxa"/>
               <w:right w:w="36" w:type="dxa"/>
             </w:tcMar>
-            <w:vAlign w:val="bottom"/>
+            <w:vAlign w:val="center"/>
           </w:tcPr>
           <w:p>
             <w:pPr>
@@ -4237,21 +3714,37 @@
               <w:suppressLineNumbers w:val="0"/>
               <w:bidi w:val="0"/>
               <w:spacing w:line="360" w:lineRule="auto"/>
-              <w:jc w:val="both"/>
+              <w:jc w:val="center"/>
               <w:textAlignment w:val="bottom"/>
               <w:rPr>
                 <w:rFonts w:hint="default" w:ascii="Times New Roman" w:hAnsi="Times New Roman" w:cs="Times New Roman"/>
-                <w:sz w:val="24"/>
-                <w:szCs w:val="24"/>
+                <w:b/>
+                <w:bCs/>
+                <w:color w:val="FFFFFF" w:themeColor="background1"/>
+                <w:sz w:val="24"/>
+                <w:szCs w:val="24"/>
+                <w14:textFill>
+                  <w14:solidFill>
+                    <w14:schemeClr w14:val="bg1"/>
+                  </w14:solidFill>
+                </w14:textFill>
               </w:rPr>
             </w:pPr>
             <w:r>
               <w:rPr>
                 <w:rFonts w:hint="default" w:ascii="Times New Roman" w:hAnsi="Times New Roman" w:eastAsia="SimSun" w:cs="Times New Roman"/>
+                <w:b/>
+                <w:bCs/>
+                <w:color w:val="FFFFFF" w:themeColor="background1"/>
                 <w:kern w:val="0"/>
                 <w:sz w:val="24"/>
                 <w:szCs w:val="24"/>
                 <w:lang w:val="en-US" w:eastAsia="zh-CN" w:bidi="ar"/>
+                <w14:textFill>
+                  <w14:solidFill>
+                    <w14:schemeClr w14:val="bg1"/>
+                  </w14:solidFill>
+                </w14:textFill>
               </w:rPr>
               <w:t>ID</w:t>
             </w:r>
@@ -4266,14 +3759,14 @@
               <w:bottom w:val="single" w:color="CCCCCC" w:sz="4" w:space="0"/>
               <w:right w:val="single" w:color="CCCCCC" w:sz="4" w:space="0"/>
             </w:tcBorders>
-            <w:shd w:val="clear" w:color="auto" w:fill="auto"/>
+            <w:shd w:val="clear" w:color="auto" w:fill="156082" w:themeFill="accent1"/>
             <w:tcMar>
               <w:top w:w="24" w:type="dxa"/>
               <w:left w:w="36" w:type="dxa"/>
               <w:bottom w:w="24" w:type="dxa"/>
               <w:right w:w="36" w:type="dxa"/>
             </w:tcMar>
-            <w:vAlign w:val="bottom"/>
+            <w:vAlign w:val="center"/>
           </w:tcPr>
           <w:p>
             <w:pPr>
@@ -4283,21 +3776,37 @@
               <w:suppressLineNumbers w:val="0"/>
               <w:bidi w:val="0"/>
               <w:spacing w:line="360" w:lineRule="auto"/>
-              <w:jc w:val="both"/>
+              <w:jc w:val="center"/>
               <w:textAlignment w:val="bottom"/>
               <w:rPr>
                 <w:rFonts w:hint="default" w:ascii="Times New Roman" w:hAnsi="Times New Roman" w:cs="Times New Roman"/>
-                <w:sz w:val="24"/>
-                <w:szCs w:val="24"/>
+                <w:b/>
+                <w:bCs/>
+                <w:color w:val="FFFFFF" w:themeColor="background1"/>
+                <w:sz w:val="24"/>
+                <w:szCs w:val="24"/>
+                <w14:textFill>
+                  <w14:solidFill>
+                    <w14:schemeClr w14:val="bg1"/>
+                  </w14:solidFill>
+                </w14:textFill>
               </w:rPr>
             </w:pPr>
             <w:r>
               <w:rPr>
                 <w:rFonts w:hint="default" w:ascii="Times New Roman" w:hAnsi="Times New Roman" w:eastAsia="SimSun" w:cs="Times New Roman"/>
+                <w:b/>
+                <w:bCs/>
+                <w:color w:val="FFFFFF" w:themeColor="background1"/>
                 <w:kern w:val="0"/>
                 <w:sz w:val="24"/>
                 <w:szCs w:val="24"/>
                 <w:lang w:val="en-US" w:eastAsia="zh-CN" w:bidi="ar"/>
+                <w14:textFill>
+                  <w14:solidFill>
+                    <w14:schemeClr w14:val="bg1"/>
+                  </w14:solidFill>
+                </w14:textFill>
               </w:rPr>
               <w:t>Действие</w:t>
             </w:r>
@@ -4312,14 +3821,14 @@
               <w:bottom w:val="single" w:color="CCCCCC" w:sz="4" w:space="0"/>
               <w:right w:val="single" w:color="CCCCCC" w:sz="4" w:space="0"/>
             </w:tcBorders>
-            <w:shd w:val="clear" w:color="auto" w:fill="auto"/>
+            <w:shd w:val="clear" w:color="auto" w:fill="156082" w:themeFill="accent1"/>
             <w:tcMar>
               <w:top w:w="24" w:type="dxa"/>
               <w:left w:w="36" w:type="dxa"/>
               <w:bottom w:w="24" w:type="dxa"/>
               <w:right w:w="36" w:type="dxa"/>
             </w:tcMar>
-            <w:vAlign w:val="bottom"/>
+            <w:vAlign w:val="center"/>
           </w:tcPr>
           <w:p>
             <w:pPr>
@@ -4329,21 +3838,37 @@
               <w:suppressLineNumbers w:val="0"/>
               <w:bidi w:val="0"/>
               <w:spacing w:line="360" w:lineRule="auto"/>
-              <w:jc w:val="both"/>
+              <w:jc w:val="center"/>
               <w:textAlignment w:val="bottom"/>
               <w:rPr>
                 <w:rFonts w:hint="default" w:ascii="Times New Roman" w:hAnsi="Times New Roman" w:cs="Times New Roman"/>
-                <w:sz w:val="24"/>
-                <w:szCs w:val="24"/>
+                <w:b/>
+                <w:bCs/>
+                <w:color w:val="FFFFFF" w:themeColor="background1"/>
+                <w:sz w:val="24"/>
+                <w:szCs w:val="24"/>
+                <w14:textFill>
+                  <w14:solidFill>
+                    <w14:schemeClr w14:val="bg1"/>
+                  </w14:solidFill>
+                </w14:textFill>
               </w:rPr>
             </w:pPr>
             <w:r>
               <w:rPr>
                 <w:rFonts w:hint="default" w:ascii="Times New Roman" w:hAnsi="Times New Roman" w:eastAsia="SimSun" w:cs="Times New Roman"/>
+                <w:b/>
+                <w:bCs/>
+                <w:color w:val="FFFFFF" w:themeColor="background1"/>
                 <w:kern w:val="0"/>
                 <w:sz w:val="24"/>
                 <w:szCs w:val="24"/>
                 <w:lang w:val="en-US" w:eastAsia="zh-CN" w:bidi="ar"/>
+                <w14:textFill>
+                  <w14:solidFill>
+                    <w14:schemeClr w14:val="bg1"/>
+                  </w14:solidFill>
+                </w14:textFill>
               </w:rPr>
               <w:t>Ожидаемый результат</w:t>
             </w:r>
@@ -4358,14 +3883,14 @@
               <w:bottom w:val="single" w:color="CCCCCC" w:sz="4" w:space="0"/>
               <w:right w:val="single" w:color="CCCCCC" w:sz="4" w:space="0"/>
             </w:tcBorders>
-            <w:shd w:val="clear" w:color="auto" w:fill="auto"/>
+            <w:shd w:val="clear" w:color="auto" w:fill="156082" w:themeFill="accent1"/>
             <w:tcMar>
               <w:top w:w="24" w:type="dxa"/>
               <w:left w:w="36" w:type="dxa"/>
               <w:bottom w:w="24" w:type="dxa"/>
               <w:right w:w="36" w:type="dxa"/>
             </w:tcMar>
-            <w:vAlign w:val="bottom"/>
+            <w:vAlign w:val="center"/>
           </w:tcPr>
           <w:p>
             <w:pPr>
@@ -4375,21 +3900,37 @@
               <w:suppressLineNumbers w:val="0"/>
               <w:bidi w:val="0"/>
               <w:spacing w:line="360" w:lineRule="auto"/>
-              <w:jc w:val="both"/>
+              <w:jc w:val="center"/>
               <w:textAlignment w:val="bottom"/>
               <w:rPr>
                 <w:rFonts w:hint="default" w:ascii="Times New Roman" w:hAnsi="Times New Roman" w:cs="Times New Roman"/>
-                <w:sz w:val="24"/>
-                <w:szCs w:val="24"/>
+                <w:b/>
+                <w:bCs/>
+                <w:color w:val="FFFFFF" w:themeColor="background1"/>
+                <w:sz w:val="24"/>
+                <w:szCs w:val="24"/>
+                <w14:textFill>
+                  <w14:solidFill>
+                    <w14:schemeClr w14:val="bg1"/>
+                  </w14:solidFill>
+                </w14:textFill>
               </w:rPr>
             </w:pPr>
             <w:r>
               <w:rPr>
                 <w:rFonts w:hint="default" w:ascii="Times New Roman" w:hAnsi="Times New Roman" w:eastAsia="SimSun" w:cs="Times New Roman"/>
+                <w:b/>
+                <w:bCs/>
+                <w:color w:val="FFFFFF" w:themeColor="background1"/>
                 <w:kern w:val="0"/>
                 <w:sz w:val="24"/>
                 <w:szCs w:val="24"/>
                 <w:lang w:val="en-US" w:eastAsia="zh-CN" w:bidi="ar"/>
+                <w14:textFill>
+                  <w14:solidFill>
+                    <w14:schemeClr w14:val="bg1"/>
+                  </w14:solidFill>
+                </w14:textFill>
               </w:rPr>
               <w:t>Фактический результат</w:t>
             </w:r>
@@ -4404,14 +3945,14 @@
               <w:bottom w:val="single" w:color="CCCCCC" w:sz="4" w:space="0"/>
               <w:right w:val="single" w:color="CCCCCC" w:sz="4" w:space="0"/>
             </w:tcBorders>
-            <w:shd w:val="clear" w:color="auto" w:fill="auto"/>
+            <w:shd w:val="clear" w:color="auto" w:fill="156082" w:themeFill="accent1"/>
             <w:tcMar>
               <w:top w:w="24" w:type="dxa"/>
               <w:left w:w="36" w:type="dxa"/>
               <w:bottom w:w="24" w:type="dxa"/>
               <w:right w:w="36" w:type="dxa"/>
             </w:tcMar>
-            <w:vAlign w:val="bottom"/>
+            <w:vAlign w:val="center"/>
           </w:tcPr>
           <w:p>
             <w:pPr>
@@ -4421,21 +3962,37 @@
               <w:suppressLineNumbers w:val="0"/>
               <w:bidi w:val="0"/>
               <w:spacing w:line="360" w:lineRule="auto"/>
-              <w:jc w:val="both"/>
+              <w:jc w:val="center"/>
               <w:textAlignment w:val="bottom"/>
               <w:rPr>
                 <w:rFonts w:hint="default" w:ascii="Times New Roman" w:hAnsi="Times New Roman" w:cs="Times New Roman"/>
-                <w:sz w:val="24"/>
-                <w:szCs w:val="24"/>
+                <w:b/>
+                <w:bCs/>
+                <w:color w:val="FFFFFF" w:themeColor="background1"/>
+                <w:sz w:val="24"/>
+                <w:szCs w:val="24"/>
+                <w14:textFill>
+                  <w14:solidFill>
+                    <w14:schemeClr w14:val="bg1"/>
+                  </w14:solidFill>
+                </w14:textFill>
               </w:rPr>
             </w:pPr>
             <w:r>
               <w:rPr>
                 <w:rFonts w:hint="default" w:ascii="Times New Roman" w:hAnsi="Times New Roman" w:eastAsia="SimSun" w:cs="Times New Roman"/>
+                <w:b/>
+                <w:bCs/>
+                <w:color w:val="FFFFFF" w:themeColor="background1"/>
                 <w:kern w:val="0"/>
                 <w:sz w:val="24"/>
                 <w:szCs w:val="24"/>
                 <w:lang w:val="en-US" w:eastAsia="zh-CN" w:bidi="ar"/>
+                <w14:textFill>
+                  <w14:solidFill>
+                    <w14:schemeClr w14:val="bg1"/>
+                  </w14:solidFill>
+                </w14:textFill>
               </w:rPr>
               <w:t>Статус</w:t>
             </w:r>
@@ -4479,7 +4036,7 @@
               <w:bottom w:w="24" w:type="dxa"/>
               <w:right w:w="36" w:type="dxa"/>
             </w:tcMar>
-            <w:vAlign w:val="bottom"/>
+            <w:vAlign w:val="center"/>
           </w:tcPr>
           <w:p>
             <w:pPr>
@@ -4489,7 +4046,7 @@
               <w:suppressLineNumbers w:val="0"/>
               <w:bidi w:val="0"/>
               <w:spacing w:line="360" w:lineRule="auto"/>
-              <w:jc w:val="both"/>
+              <w:jc w:val="center"/>
               <w:textAlignment w:val="bottom"/>
               <w:rPr>
                 <w:rFonts w:hint="default" w:ascii="Times New Roman" w:hAnsi="Times New Roman" w:cs="Times New Roman"/>
@@ -4525,7 +4082,7 @@
               <w:bottom w:w="24" w:type="dxa"/>
               <w:right w:w="36" w:type="dxa"/>
             </w:tcMar>
-            <w:vAlign w:val="bottom"/>
+            <w:vAlign w:val="center"/>
           </w:tcPr>
           <w:p>
             <w:pPr>
@@ -4535,7 +4092,7 @@
               <w:suppressLineNumbers w:val="0"/>
               <w:bidi w:val="0"/>
               <w:spacing w:line="360" w:lineRule="auto"/>
-              <w:jc w:val="both"/>
+              <w:jc w:val="center"/>
               <w:textAlignment w:val="bottom"/>
               <w:rPr>
                 <w:rFonts w:hint="default" w:ascii="Times New Roman" w:hAnsi="Times New Roman" w:cs="Times New Roman"/>
@@ -4571,7 +4128,7 @@
               <w:bottom w:w="24" w:type="dxa"/>
               <w:right w:w="36" w:type="dxa"/>
             </w:tcMar>
-            <w:vAlign w:val="bottom"/>
+            <w:vAlign w:val="center"/>
           </w:tcPr>
           <w:p>
             <w:pPr>
@@ -4581,7 +4138,7 @@
               <w:suppressLineNumbers w:val="0"/>
               <w:bidi w:val="0"/>
               <w:spacing w:line="360" w:lineRule="auto"/>
-              <w:jc w:val="both"/>
+              <w:jc w:val="center"/>
               <w:textAlignment w:val="bottom"/>
               <w:rPr>
                 <w:rFonts w:hint="default" w:ascii="Times New Roman" w:hAnsi="Times New Roman" w:cs="Times New Roman"/>
@@ -4617,7 +4174,7 @@
               <w:bottom w:w="24" w:type="dxa"/>
               <w:right w:w="36" w:type="dxa"/>
             </w:tcMar>
-            <w:vAlign w:val="bottom"/>
+            <w:vAlign w:val="center"/>
           </w:tcPr>
           <w:p>
             <w:pPr>
@@ -4627,7 +4184,7 @@
               <w:suppressLineNumbers w:val="0"/>
               <w:bidi w:val="0"/>
               <w:spacing w:line="360" w:lineRule="auto"/>
-              <w:jc w:val="both"/>
+              <w:jc w:val="center"/>
               <w:textAlignment w:val="bottom"/>
               <w:rPr>
                 <w:rFonts w:hint="default" w:ascii="Times New Roman" w:hAnsi="Times New Roman" w:cs="Times New Roman"/>
@@ -4663,7 +4220,7 @@
               <w:bottom w:w="24" w:type="dxa"/>
               <w:right w:w="36" w:type="dxa"/>
             </w:tcMar>
-            <w:vAlign w:val="bottom"/>
+            <w:vAlign w:val="center"/>
           </w:tcPr>
           <w:p>
             <w:pPr>
@@ -4673,258 +4230,7 @@
               <w:suppressLineNumbers w:val="0"/>
               <w:bidi w:val="0"/>
               <w:spacing w:line="360" w:lineRule="auto"/>
-              <w:jc w:val="both"/>
-              <w:textAlignment w:val="bottom"/>
-              <w:rPr>
-                <w:rFonts w:hint="default" w:ascii="Times New Roman" w:hAnsi="Times New Roman" w:cs="Times New Roman"/>
-                <w:sz w:val="24"/>
-                <w:szCs w:val="24"/>
-              </w:rPr>
-            </w:pPr>
-            <w:r>
-              <w:rPr>
-                <w:rFonts w:hint="default" w:ascii="Times New Roman" w:hAnsi="Times New Roman" w:eastAsia="SimSun" w:cs="Times New Roman"/>
-                <w:kern w:val="0"/>
-                <w:sz w:val="24"/>
-                <w:szCs w:val="24"/>
-                <w:lang w:val="en-US" w:eastAsia="zh-CN" w:bidi="ar"/>
-              </w:rPr>
-              <w:t>Passed</w:t>
-            </w:r>
-          </w:p>
-        </w:tc>
-      </w:tr>
-      <w:tr>
-        <w:tblPrEx>
-          <w:tblBorders>
-            <w:top w:val="none" w:color="auto" w:sz="0" w:space="0"/>
-            <w:left w:val="none" w:color="auto" w:sz="0" w:space="0"/>
-            <w:bottom w:val="none" w:color="auto" w:sz="0" w:space="0"/>
-            <w:right w:val="none" w:color="auto" w:sz="0" w:space="0"/>
-            <w:insideH w:val="none" w:color="auto" w:sz="0" w:space="0"/>
-            <w:insideV w:val="none" w:color="auto" w:sz="0" w:space="0"/>
-          </w:tblBorders>
-          <w:tblCellMar>
-            <w:top w:w="0" w:type="dxa"/>
-            <w:left w:w="0" w:type="dxa"/>
-            <w:bottom w:w="0" w:type="dxa"/>
-            <w:right w:w="0" w:type="dxa"/>
-          </w:tblCellMar>
-        </w:tblPrEx>
-        <w:trPr>
-          <w:trHeight w:val="252" w:hRule="atLeast"/>
-        </w:trPr>
-        <w:tc>
-          <w:tcPr>
-            <w:tcW w:w="0" w:type="auto"/>
-            <w:tcBorders>
-              <w:top w:val="single" w:color="CCCCCC" w:sz="4" w:space="0"/>
-              <w:left w:val="single" w:color="CCCCCC" w:sz="4" w:space="0"/>
-              <w:bottom w:val="single" w:color="CCCCCC" w:sz="4" w:space="0"/>
-              <w:right w:val="single" w:color="CCCCCC" w:sz="4" w:space="0"/>
-            </w:tcBorders>
-            <w:shd w:val="clear" w:color="auto" w:fill="auto"/>
-            <w:tcMar>
-              <w:top w:w="24" w:type="dxa"/>
-              <w:left w:w="36" w:type="dxa"/>
-              <w:bottom w:w="24" w:type="dxa"/>
-              <w:right w:w="36" w:type="dxa"/>
-            </w:tcMar>
-            <w:vAlign w:val="bottom"/>
-          </w:tcPr>
-          <w:p>
-            <w:pPr>
-              <w:keepNext w:val="0"/>
-              <w:keepLines w:val="0"/>
-              <w:widowControl/>
-              <w:suppressLineNumbers w:val="0"/>
-              <w:bidi w:val="0"/>
-              <w:spacing w:line="360" w:lineRule="auto"/>
-              <w:jc w:val="both"/>
-              <w:textAlignment w:val="bottom"/>
-              <w:rPr>
-                <w:rFonts w:hint="default" w:ascii="Times New Roman" w:hAnsi="Times New Roman" w:cs="Times New Roman"/>
-                <w:sz w:val="24"/>
-                <w:szCs w:val="24"/>
-              </w:rPr>
-            </w:pPr>
-            <w:r>
-              <w:rPr>
-                <w:rFonts w:hint="default" w:ascii="Times New Roman" w:hAnsi="Times New Roman" w:eastAsia="SimSun" w:cs="Times New Roman"/>
-                <w:kern w:val="0"/>
-                <w:sz w:val="24"/>
-                <w:szCs w:val="24"/>
-                <w:lang w:val="en-US" w:eastAsia="zh-CN" w:bidi="ar"/>
-              </w:rPr>
-              <w:t>TC-02</w:t>
-            </w:r>
-          </w:p>
-        </w:tc>
-        <w:tc>
-          <w:tcPr>
-            <w:tcW w:w="0" w:type="auto"/>
-            <w:tcBorders>
-              <w:top w:val="single" w:color="CCCCCC" w:sz="4" w:space="0"/>
-              <w:left w:val="single" w:color="CCCCCC" w:sz="4" w:space="0"/>
-              <w:bottom w:val="single" w:color="CCCCCC" w:sz="4" w:space="0"/>
-              <w:right w:val="single" w:color="CCCCCC" w:sz="4" w:space="0"/>
-            </w:tcBorders>
-            <w:shd w:val="clear" w:color="auto" w:fill="auto"/>
-            <w:tcMar>
-              <w:top w:w="24" w:type="dxa"/>
-              <w:left w:w="36" w:type="dxa"/>
-              <w:bottom w:w="24" w:type="dxa"/>
-              <w:right w:w="36" w:type="dxa"/>
-            </w:tcMar>
-            <w:vAlign w:val="bottom"/>
-          </w:tcPr>
-          <w:p>
-            <w:pPr>
-              <w:keepNext w:val="0"/>
-              <w:keepLines w:val="0"/>
-              <w:widowControl/>
-              <w:suppressLineNumbers w:val="0"/>
-              <w:bidi w:val="0"/>
-              <w:spacing w:line="360" w:lineRule="auto"/>
-              <w:jc w:val="both"/>
-              <w:textAlignment w:val="bottom"/>
-              <w:rPr>
-                <w:rFonts w:hint="default" w:ascii="Times New Roman" w:hAnsi="Times New Roman" w:cs="Times New Roman"/>
-                <w:sz w:val="24"/>
-                <w:szCs w:val="24"/>
-              </w:rPr>
-            </w:pPr>
-            <w:r>
-              <w:rPr>
-                <w:rFonts w:hint="default" w:ascii="Times New Roman" w:hAnsi="Times New Roman" w:eastAsia="SimSun" w:cs="Times New Roman"/>
-                <w:kern w:val="0"/>
-                <w:sz w:val="24"/>
-                <w:szCs w:val="24"/>
-                <w:lang w:val="en-US" w:eastAsia="zh-CN" w:bidi="ar"/>
-              </w:rPr>
-              <w:t>POST /booking с валидным JSON (создание брони)</w:t>
-            </w:r>
-          </w:p>
-        </w:tc>
-        <w:tc>
-          <w:tcPr>
-            <w:tcW w:w="0" w:type="auto"/>
-            <w:tcBorders>
-              <w:top w:val="single" w:color="CCCCCC" w:sz="4" w:space="0"/>
-              <w:left w:val="single" w:color="CCCCCC" w:sz="4" w:space="0"/>
-              <w:bottom w:val="single" w:color="CCCCCC" w:sz="4" w:space="0"/>
-              <w:right w:val="single" w:color="CCCCCC" w:sz="4" w:space="0"/>
-            </w:tcBorders>
-            <w:shd w:val="clear" w:color="auto" w:fill="auto"/>
-            <w:tcMar>
-              <w:top w:w="24" w:type="dxa"/>
-              <w:left w:w="36" w:type="dxa"/>
-              <w:bottom w:w="24" w:type="dxa"/>
-              <w:right w:w="36" w:type="dxa"/>
-            </w:tcMar>
-            <w:vAlign w:val="bottom"/>
-          </w:tcPr>
-          <w:p>
-            <w:pPr>
-              <w:keepNext w:val="0"/>
-              <w:keepLines w:val="0"/>
-              <w:widowControl/>
-              <w:suppressLineNumbers w:val="0"/>
-              <w:bidi w:val="0"/>
-              <w:spacing w:line="360" w:lineRule="auto"/>
-              <w:jc w:val="both"/>
-              <w:textAlignment w:val="bottom"/>
-              <w:rPr>
-                <w:rFonts w:hint="default" w:ascii="Times New Roman" w:hAnsi="Times New Roman" w:cs="Times New Roman"/>
-                <w:sz w:val="24"/>
-                <w:szCs w:val="24"/>
-              </w:rPr>
-            </w:pPr>
-            <w:r>
-              <w:rPr>
-                <w:rFonts w:hint="default" w:ascii="Times New Roman" w:hAnsi="Times New Roman" w:eastAsia="SimSun" w:cs="Times New Roman"/>
-                <w:kern w:val="0"/>
-                <w:sz w:val="24"/>
-                <w:szCs w:val="24"/>
-                <w:lang w:val="en-US" w:eastAsia="zh-CN" w:bidi="ar"/>
-              </w:rPr>
-              <w:t>Статус 200 OK, возвращается созданный объект с новым ID.</w:t>
-            </w:r>
-          </w:p>
-        </w:tc>
-        <w:tc>
-          <w:tcPr>
-            <w:tcW w:w="0" w:type="auto"/>
-            <w:tcBorders>
-              <w:top w:val="single" w:color="CCCCCC" w:sz="4" w:space="0"/>
-              <w:left w:val="single" w:color="CCCCCC" w:sz="4" w:space="0"/>
-              <w:bottom w:val="single" w:color="CCCCCC" w:sz="4" w:space="0"/>
-              <w:right w:val="single" w:color="CCCCCC" w:sz="4" w:space="0"/>
-            </w:tcBorders>
-            <w:shd w:val="clear" w:color="auto" w:fill="auto"/>
-            <w:tcMar>
-              <w:top w:w="24" w:type="dxa"/>
-              <w:left w:w="36" w:type="dxa"/>
-              <w:bottom w:w="24" w:type="dxa"/>
-              <w:right w:w="36" w:type="dxa"/>
-            </w:tcMar>
-            <w:vAlign w:val="bottom"/>
-          </w:tcPr>
-          <w:p>
-            <w:pPr>
-              <w:keepNext w:val="0"/>
-              <w:keepLines w:val="0"/>
-              <w:widowControl/>
-              <w:suppressLineNumbers w:val="0"/>
-              <w:bidi w:val="0"/>
-              <w:spacing w:line="360" w:lineRule="auto"/>
-              <w:jc w:val="both"/>
-              <w:textAlignment w:val="bottom"/>
-              <w:rPr>
-                <w:rFonts w:hint="default" w:ascii="Times New Roman" w:hAnsi="Times New Roman" w:cs="Times New Roman"/>
-                <w:sz w:val="24"/>
-                <w:szCs w:val="24"/>
-              </w:rPr>
-            </w:pPr>
-            <w:r>
-              <w:rPr>
-                <w:rFonts w:hint="default" w:ascii="Times New Roman" w:hAnsi="Times New Roman" w:eastAsia="SimSun" w:cs="Times New Roman"/>
-                <w:kern w:val="0"/>
-                <w:sz w:val="24"/>
-                <w:szCs w:val="24"/>
-                <w:lang w:val="en-US" w:eastAsia="zh-CN" w:bidi="ar"/>
-              </w:rPr>
-              <w:t>Статус 200 OK, бронь создана.</w:t>
-            </w:r>
-          </w:p>
-        </w:tc>
-        <w:tc>
-          <w:tcPr>
-            <w:tcW w:w="0" w:type="auto"/>
-            <w:tcBorders>
-              <w:top w:val="single" w:color="CCCCCC" w:sz="4" w:space="0"/>
-              <w:left w:val="single" w:color="CCCCCC" w:sz="4" w:space="0"/>
-              <w:bottom w:val="single" w:color="CCCCCC" w:sz="4" w:space="0"/>
-              <w:right w:val="single" w:color="CCCCCC" w:sz="4" w:space="0"/>
-            </w:tcBorders>
-            <w:shd w:val="clear" w:color="auto" w:fill="auto"/>
-            <w:tcMar>
-              <w:top w:w="24" w:type="dxa"/>
-              <w:left w:w="36" w:type="dxa"/>
-              <w:bottom w:w="24" w:type="dxa"/>
-              <w:right w:w="36" w:type="dxa"/>
-            </w:tcMar>
-            <w:vAlign w:val="bottom"/>
-          </w:tcPr>
-          <w:p>
-            <w:pPr>
-              <w:keepNext w:val="0"/>
-              <w:keepLines w:val="0"/>
-              <w:widowControl/>
-              <w:suppressLineNumbers w:val="0"/>
-              <w:bidi w:val="0"/>
-              <w:spacing w:line="360" w:lineRule="auto"/>
-              <w:jc w:val="both"/>
+              <w:jc w:val="center"/>
               <w:textAlignment w:val="bottom"/>
               <w:rPr>
                 <w:rFonts w:hint="default" w:ascii="Times New Roman" w:hAnsi="Times New Roman" w:cs="Times New Roman"/>
@@ -4982,7 +4288,7 @@
               <w:bottom w:w="24" w:type="dxa"/>
               <w:right w:w="36" w:type="dxa"/>
             </w:tcMar>
-            <w:vAlign w:val="bottom"/>
+            <w:vAlign w:val="center"/>
           </w:tcPr>
           <w:p>
             <w:pPr>
@@ -4992,7 +4298,7 @@
               <w:suppressLineNumbers w:val="0"/>
               <w:bidi w:val="0"/>
               <w:spacing w:line="360" w:lineRule="auto"/>
-              <w:jc w:val="both"/>
+              <w:jc w:val="center"/>
               <w:textAlignment w:val="bottom"/>
               <w:rPr>
                 <w:rFonts w:hint="default" w:ascii="Times New Roman" w:hAnsi="Times New Roman" w:cs="Times New Roman"/>
@@ -5008,7 +4314,7 @@
                 <w:szCs w:val="24"/>
                 <w:lang w:val="en-US" w:eastAsia="zh-CN" w:bidi="ar"/>
               </w:rPr>
-              <w:t>TC-03</w:t>
+              <w:t>TC-02</w:t>
             </w:r>
           </w:p>
         </w:tc>
@@ -5028,7 +4334,7 @@
               <w:bottom w:w="24" w:type="dxa"/>
               <w:right w:w="36" w:type="dxa"/>
             </w:tcMar>
-            <w:vAlign w:val="bottom"/>
+            <w:vAlign w:val="center"/>
           </w:tcPr>
           <w:p>
             <w:pPr>
@@ -5038,7 +4344,7 @@
               <w:suppressLineNumbers w:val="0"/>
               <w:bidi w:val="0"/>
               <w:spacing w:line="360" w:lineRule="auto"/>
-              <w:jc w:val="both"/>
+              <w:jc w:val="center"/>
               <w:textAlignment w:val="bottom"/>
               <w:rPr>
                 <w:rFonts w:hint="default" w:ascii="Times New Roman" w:hAnsi="Times New Roman" w:cs="Times New Roman"/>
@@ -5054,7 +4360,7 @@
                 <w:szCs w:val="24"/>
                 <w:lang w:val="en-US" w:eastAsia="zh-CN" w:bidi="ar"/>
               </w:rPr>
-              <w:t>POST /booking с некорректной датой (выезд раньше въезда: checkout: "2026-01-01", checkin: "2026-06-01")</w:t>
+              <w:t>POST /booking с валидным JSON (создание брони)</w:t>
             </w:r>
           </w:p>
         </w:tc>
@@ -5074,7 +4380,7 @@
               <w:bottom w:w="24" w:type="dxa"/>
               <w:right w:w="36" w:type="dxa"/>
             </w:tcMar>
-            <w:vAlign w:val="bottom"/>
+            <w:vAlign w:val="center"/>
           </w:tcPr>
           <w:p>
             <w:pPr>
@@ -5084,7 +4390,7 @@
               <w:suppressLineNumbers w:val="0"/>
               <w:bidi w:val="0"/>
               <w:spacing w:line="360" w:lineRule="auto"/>
-              <w:jc w:val="both"/>
+              <w:jc w:val="center"/>
               <w:textAlignment w:val="bottom"/>
               <w:rPr>
                 <w:rFonts w:hint="default" w:ascii="Times New Roman" w:hAnsi="Times New Roman" w:cs="Times New Roman"/>
@@ -5100,7 +4406,7 @@
                 <w:szCs w:val="24"/>
                 <w:lang w:val="en-US" w:eastAsia="zh-CN" w:bidi="ar"/>
               </w:rPr>
-              <w:t>Статус 400 Bad Request или ошибка валидации дат.</w:t>
+              <w:t>Статус 200 OK, возвращается созданный объект с новым ID.</w:t>
             </w:r>
           </w:p>
         </w:tc>
@@ -5120,7 +4426,7 @@
               <w:bottom w:w="24" w:type="dxa"/>
               <w:right w:w="36" w:type="dxa"/>
             </w:tcMar>
-            <w:vAlign w:val="bottom"/>
+            <w:vAlign w:val="center"/>
           </w:tcPr>
           <w:p>
             <w:pPr>
@@ -5130,7 +4436,7 @@
               <w:suppressLineNumbers w:val="0"/>
               <w:bidi w:val="0"/>
               <w:spacing w:line="360" w:lineRule="auto"/>
-              <w:jc w:val="both"/>
+              <w:jc w:val="center"/>
               <w:textAlignment w:val="bottom"/>
               <w:rPr>
                 <w:rFonts w:hint="default" w:ascii="Times New Roman" w:hAnsi="Times New Roman" w:cs="Times New Roman"/>
@@ -5146,7 +4452,7 @@
                 <w:szCs w:val="24"/>
                 <w:lang w:val="en-US" w:eastAsia="zh-CN" w:bidi="ar"/>
               </w:rPr>
-              <w:t>Статус 200 OK, система успешно создала бронь с абсурдными датами (БАГ логики!)</w:t>
+              <w:t>Статус 200 OK, бронь создана.</w:t>
             </w:r>
           </w:p>
         </w:tc>
@@ -5166,7 +4472,7 @@
               <w:bottom w:w="24" w:type="dxa"/>
               <w:right w:w="36" w:type="dxa"/>
             </w:tcMar>
-            <w:vAlign w:val="bottom"/>
+            <w:vAlign w:val="center"/>
           </w:tcPr>
           <w:p>
             <w:pPr>
@@ -5176,7 +4482,7 @@
               <w:suppressLineNumbers w:val="0"/>
               <w:bidi w:val="0"/>
               <w:spacing w:line="360" w:lineRule="auto"/>
-              <w:jc w:val="both"/>
+              <w:jc w:val="center"/>
               <w:textAlignment w:val="bottom"/>
               <w:rPr>
                 <w:rFonts w:hint="default" w:ascii="Times New Roman" w:hAnsi="Times New Roman" w:cs="Times New Roman"/>
@@ -5192,258 +4498,7 @@
                 <w:szCs w:val="24"/>
                 <w:lang w:val="en-US" w:eastAsia="zh-CN" w:bidi="ar"/>
               </w:rPr>
-              <w:t>Failed</w:t>
-            </w:r>
-          </w:p>
-        </w:tc>
-      </w:tr>
-      <w:tr>
-        <w:tblPrEx>
-          <w:tblBorders>
-            <w:top w:val="none" w:color="auto" w:sz="0" w:space="0"/>
-            <w:left w:val="none" w:color="auto" w:sz="0" w:space="0"/>
-            <w:bottom w:val="none" w:color="auto" w:sz="0" w:space="0"/>
-            <w:right w:val="none" w:color="auto" w:sz="0" w:space="0"/>
-            <w:insideH w:val="none" w:color="auto" w:sz="0" w:space="0"/>
-            <w:insideV w:val="none" w:color="auto" w:sz="0" w:space="0"/>
-          </w:tblBorders>
-          <w:tblCellMar>
-            <w:top w:w="0" w:type="dxa"/>
-            <w:left w:w="0" w:type="dxa"/>
-            <w:bottom w:w="0" w:type="dxa"/>
-            <w:right w:w="0" w:type="dxa"/>
-          </w:tblCellMar>
-        </w:tblPrEx>
-        <w:trPr>
-          <w:trHeight w:val="252" w:hRule="atLeast"/>
-        </w:trPr>
-        <w:tc>
-          <w:tcPr>
-            <w:tcW w:w="0" w:type="auto"/>
-            <w:tcBorders>
-              <w:top w:val="single" w:color="CCCCCC" w:sz="4" w:space="0"/>
-              <w:left w:val="single" w:color="CCCCCC" w:sz="4" w:space="0"/>
-              <w:bottom w:val="single" w:color="CCCCCC" w:sz="4" w:space="0"/>
-              <w:right w:val="single" w:color="CCCCCC" w:sz="4" w:space="0"/>
-            </w:tcBorders>
-            <w:shd w:val="clear" w:color="auto" w:fill="auto"/>
-            <w:tcMar>
-              <w:top w:w="24" w:type="dxa"/>
-              <w:left w:w="36" w:type="dxa"/>
-              <w:bottom w:w="24" w:type="dxa"/>
-              <w:right w:w="36" w:type="dxa"/>
-            </w:tcMar>
-            <w:vAlign w:val="bottom"/>
-          </w:tcPr>
-          <w:p>
-            <w:pPr>
-              <w:keepNext w:val="0"/>
-              <w:keepLines w:val="0"/>
-              <w:widowControl/>
-              <w:suppressLineNumbers w:val="0"/>
-              <w:bidi w:val="0"/>
-              <w:spacing w:line="360" w:lineRule="auto"/>
-              <w:jc w:val="both"/>
-              <w:textAlignment w:val="bottom"/>
-              <w:rPr>
-                <w:rFonts w:hint="default" w:ascii="Times New Roman" w:hAnsi="Times New Roman" w:cs="Times New Roman"/>
-                <w:sz w:val="24"/>
-                <w:szCs w:val="24"/>
-              </w:rPr>
-            </w:pPr>
-            <w:r>
-              <w:rPr>
-                <w:rFonts w:hint="default" w:ascii="Times New Roman" w:hAnsi="Times New Roman" w:eastAsia="SimSun" w:cs="Times New Roman"/>
-                <w:kern w:val="0"/>
-                <w:sz w:val="24"/>
-                <w:szCs w:val="24"/>
-                <w:lang w:val="en-US" w:eastAsia="zh-CN" w:bidi="ar"/>
-              </w:rPr>
-              <w:t>TC-04</w:t>
-            </w:r>
-          </w:p>
-        </w:tc>
-        <w:tc>
-          <w:tcPr>
-            <w:tcW w:w="0" w:type="auto"/>
-            <w:tcBorders>
-              <w:top w:val="single" w:color="CCCCCC" w:sz="4" w:space="0"/>
-              <w:left w:val="single" w:color="CCCCCC" w:sz="4" w:space="0"/>
-              <w:bottom w:val="single" w:color="CCCCCC" w:sz="4" w:space="0"/>
-              <w:right w:val="single" w:color="CCCCCC" w:sz="4" w:space="0"/>
-            </w:tcBorders>
-            <w:shd w:val="clear" w:color="auto" w:fill="auto"/>
-            <w:tcMar>
-              <w:top w:w="24" w:type="dxa"/>
-              <w:left w:w="36" w:type="dxa"/>
-              <w:bottom w:w="24" w:type="dxa"/>
-              <w:right w:w="36" w:type="dxa"/>
-            </w:tcMar>
-            <w:vAlign w:val="bottom"/>
-          </w:tcPr>
-          <w:p>
-            <w:pPr>
-              <w:keepNext w:val="0"/>
-              <w:keepLines w:val="0"/>
-              <w:widowControl/>
-              <w:suppressLineNumbers w:val="0"/>
-              <w:bidi w:val="0"/>
-              <w:spacing w:line="360" w:lineRule="auto"/>
-              <w:jc w:val="both"/>
-              <w:textAlignment w:val="bottom"/>
-              <w:rPr>
-                <w:rFonts w:hint="default" w:ascii="Times New Roman" w:hAnsi="Times New Roman" w:cs="Times New Roman"/>
-                <w:sz w:val="24"/>
-                <w:szCs w:val="24"/>
-              </w:rPr>
-            </w:pPr>
-            <w:r>
-              <w:rPr>
-                <w:rFonts w:hint="default" w:ascii="Times New Roman" w:hAnsi="Times New Roman" w:eastAsia="SimSun" w:cs="Times New Roman"/>
-                <w:kern w:val="0"/>
-                <w:sz w:val="24"/>
-                <w:szCs w:val="24"/>
-                <w:lang w:val="en-US" w:eastAsia="zh-CN" w:bidi="ar"/>
-              </w:rPr>
-              <w:t>POST /booking с невалидным типом данных в цене: "totalprice": "one hundred"</w:t>
-            </w:r>
-          </w:p>
-        </w:tc>
-        <w:tc>
-          <w:tcPr>
-            <w:tcW w:w="0" w:type="auto"/>
-            <w:tcBorders>
-              <w:top w:val="single" w:color="CCCCCC" w:sz="4" w:space="0"/>
-              <w:left w:val="single" w:color="CCCCCC" w:sz="4" w:space="0"/>
-              <w:bottom w:val="single" w:color="CCCCCC" w:sz="4" w:space="0"/>
-              <w:right w:val="single" w:color="CCCCCC" w:sz="4" w:space="0"/>
-            </w:tcBorders>
-            <w:shd w:val="clear" w:color="auto" w:fill="auto"/>
-            <w:tcMar>
-              <w:top w:w="24" w:type="dxa"/>
-              <w:left w:w="36" w:type="dxa"/>
-              <w:bottom w:w="24" w:type="dxa"/>
-              <w:right w:w="36" w:type="dxa"/>
-            </w:tcMar>
-            <w:vAlign w:val="bottom"/>
-          </w:tcPr>
-          <w:p>
-            <w:pPr>
-              <w:keepNext w:val="0"/>
-              <w:keepLines w:val="0"/>
-              <w:widowControl/>
-              <w:suppressLineNumbers w:val="0"/>
-              <w:bidi w:val="0"/>
-              <w:spacing w:line="360" w:lineRule="auto"/>
-              <w:jc w:val="both"/>
-              <w:textAlignment w:val="bottom"/>
-              <w:rPr>
-                <w:rFonts w:hint="default" w:ascii="Times New Roman" w:hAnsi="Times New Roman" w:cs="Times New Roman"/>
-                <w:sz w:val="24"/>
-                <w:szCs w:val="24"/>
-              </w:rPr>
-            </w:pPr>
-            <w:r>
-              <w:rPr>
-                <w:rFonts w:hint="default" w:ascii="Times New Roman" w:hAnsi="Times New Roman" w:eastAsia="SimSun" w:cs="Times New Roman"/>
-                <w:kern w:val="0"/>
-                <w:sz w:val="24"/>
-                <w:szCs w:val="24"/>
-                <w:lang w:val="en-US" w:eastAsia="zh-CN" w:bidi="ar"/>
-              </w:rPr>
-              <w:t>Статус 400 Bad Request или 422.</w:t>
-            </w:r>
-          </w:p>
-        </w:tc>
-        <w:tc>
-          <w:tcPr>
-            <w:tcW w:w="0" w:type="auto"/>
-            <w:tcBorders>
-              <w:top w:val="single" w:color="CCCCCC" w:sz="4" w:space="0"/>
-              <w:left w:val="single" w:color="CCCCCC" w:sz="4" w:space="0"/>
-              <w:bottom w:val="single" w:color="CCCCCC" w:sz="4" w:space="0"/>
-              <w:right w:val="single" w:color="CCCCCC" w:sz="4" w:space="0"/>
-            </w:tcBorders>
-            <w:shd w:val="clear" w:color="auto" w:fill="auto"/>
-            <w:tcMar>
-              <w:top w:w="24" w:type="dxa"/>
-              <w:left w:w="36" w:type="dxa"/>
-              <w:bottom w:w="24" w:type="dxa"/>
-              <w:right w:w="36" w:type="dxa"/>
-            </w:tcMar>
-            <w:vAlign w:val="bottom"/>
-          </w:tcPr>
-          <w:p>
-            <w:pPr>
-              <w:keepNext w:val="0"/>
-              <w:keepLines w:val="0"/>
-              <w:widowControl/>
-              <w:suppressLineNumbers w:val="0"/>
-              <w:bidi w:val="0"/>
-              <w:spacing w:line="360" w:lineRule="auto"/>
-              <w:jc w:val="both"/>
-              <w:textAlignment w:val="bottom"/>
-              <w:rPr>
-                <w:rFonts w:hint="default" w:ascii="Times New Roman" w:hAnsi="Times New Roman" w:cs="Times New Roman"/>
-                <w:sz w:val="24"/>
-                <w:szCs w:val="24"/>
-              </w:rPr>
-            </w:pPr>
-            <w:r>
-              <w:rPr>
-                <w:rFonts w:hint="default" w:ascii="Times New Roman" w:hAnsi="Times New Roman" w:eastAsia="SimSun" w:cs="Times New Roman"/>
-                <w:kern w:val="0"/>
-                <w:sz w:val="24"/>
-                <w:szCs w:val="24"/>
-                <w:lang w:val="en-US" w:eastAsia="zh-CN" w:bidi="ar"/>
-              </w:rPr>
-              <w:t>Статус 200 OK, поле цены автоматически занулилось или проигнорировалось (БАГ валидации!)</w:t>
-            </w:r>
-          </w:p>
-        </w:tc>
-        <w:tc>
-          <w:tcPr>
-            <w:tcW w:w="0" w:type="auto"/>
-            <w:tcBorders>
-              <w:top w:val="single" w:color="CCCCCC" w:sz="4" w:space="0"/>
-              <w:left w:val="single" w:color="CCCCCC" w:sz="4" w:space="0"/>
-              <w:bottom w:val="single" w:color="CCCCCC" w:sz="4" w:space="0"/>
-              <w:right w:val="single" w:color="CCCCCC" w:sz="4" w:space="0"/>
-            </w:tcBorders>
-            <w:shd w:val="clear" w:color="auto" w:fill="auto"/>
-            <w:tcMar>
-              <w:top w:w="24" w:type="dxa"/>
-              <w:left w:w="36" w:type="dxa"/>
-              <w:bottom w:w="24" w:type="dxa"/>
-              <w:right w:w="36" w:type="dxa"/>
-            </w:tcMar>
-            <w:vAlign w:val="bottom"/>
-          </w:tcPr>
-          <w:p>
-            <w:pPr>
-              <w:keepNext w:val="0"/>
-              <w:keepLines w:val="0"/>
-              <w:widowControl/>
-              <w:suppressLineNumbers w:val="0"/>
-              <w:bidi w:val="0"/>
-              <w:spacing w:line="360" w:lineRule="auto"/>
-              <w:jc w:val="both"/>
-              <w:textAlignment w:val="bottom"/>
-              <w:rPr>
-                <w:rFonts w:hint="default" w:ascii="Times New Roman" w:hAnsi="Times New Roman" w:cs="Times New Roman"/>
-                <w:sz w:val="24"/>
-                <w:szCs w:val="24"/>
-              </w:rPr>
-            </w:pPr>
-            <w:r>
-              <w:rPr>
-                <w:rFonts w:hint="default" w:ascii="Times New Roman" w:hAnsi="Times New Roman" w:eastAsia="SimSun" w:cs="Times New Roman"/>
-                <w:kern w:val="0"/>
-                <w:sz w:val="24"/>
-                <w:szCs w:val="24"/>
-                <w:lang w:val="en-US" w:eastAsia="zh-CN" w:bidi="ar"/>
-              </w:rPr>
-              <w:t>Failed</w:t>
+              <w:t>Passed</w:t>
             </w:r>
           </w:p>
         </w:tc>
@@ -5485,7 +4540,7 @@
               <w:bottom w:w="24" w:type="dxa"/>
               <w:right w:w="36" w:type="dxa"/>
             </w:tcMar>
-            <w:vAlign w:val="bottom"/>
+            <w:vAlign w:val="center"/>
           </w:tcPr>
           <w:p>
             <w:pPr>
@@ -5495,7 +4550,7 @@
               <w:suppressLineNumbers w:val="0"/>
               <w:bidi w:val="0"/>
               <w:spacing w:line="360" w:lineRule="auto"/>
-              <w:jc w:val="both"/>
+              <w:jc w:val="center"/>
               <w:textAlignment w:val="bottom"/>
               <w:rPr>
                 <w:rFonts w:hint="default" w:ascii="Times New Roman" w:hAnsi="Times New Roman" w:cs="Times New Roman"/>
@@ -5511,7 +4566,7 @@
                 <w:szCs w:val="24"/>
                 <w:lang w:val="en-US" w:eastAsia="zh-CN" w:bidi="ar"/>
               </w:rPr>
-              <w:t>TC-05</w:t>
+              <w:t>TC-03</w:t>
             </w:r>
           </w:p>
         </w:tc>
@@ -5531,7 +4586,7 @@
               <w:bottom w:w="24" w:type="dxa"/>
               <w:right w:w="36" w:type="dxa"/>
             </w:tcMar>
-            <w:vAlign w:val="bottom"/>
+            <w:vAlign w:val="center"/>
           </w:tcPr>
           <w:p>
             <w:pPr>
@@ -5541,7 +4596,7 @@
               <w:suppressLineNumbers w:val="0"/>
               <w:bidi w:val="0"/>
               <w:spacing w:line="360" w:lineRule="auto"/>
-              <w:jc w:val="both"/>
+              <w:jc w:val="center"/>
               <w:textAlignment w:val="bottom"/>
               <w:rPr>
                 <w:rFonts w:hint="default" w:ascii="Times New Roman" w:hAnsi="Times New Roman" w:cs="Times New Roman"/>
@@ -5557,7 +4612,7 @@
                 <w:szCs w:val="24"/>
                 <w:lang w:val="en-US" w:eastAsia="zh-CN" w:bidi="ar"/>
               </w:rPr>
-              <w:t>PUT /booking/1 без авторизационного токена в Header</w:t>
+              <w:t>POST /booking с некорректной датой (выезд раньше въезда: checkout: "2026-01-01", checkin: "2026-06-01")</w:t>
             </w:r>
           </w:p>
         </w:tc>
@@ -5577,7 +4632,7 @@
               <w:bottom w:w="24" w:type="dxa"/>
               <w:right w:w="36" w:type="dxa"/>
             </w:tcMar>
-            <w:vAlign w:val="bottom"/>
+            <w:vAlign w:val="center"/>
           </w:tcPr>
           <w:p>
             <w:pPr>
@@ -5587,7 +4642,7 @@
               <w:suppressLineNumbers w:val="0"/>
               <w:bidi w:val="0"/>
               <w:spacing w:line="360" w:lineRule="auto"/>
-              <w:jc w:val="both"/>
+              <w:jc w:val="center"/>
               <w:textAlignment w:val="bottom"/>
               <w:rPr>
                 <w:rFonts w:hint="default" w:ascii="Times New Roman" w:hAnsi="Times New Roman" w:cs="Times New Roman"/>
@@ -5603,7 +4658,7 @@
                 <w:szCs w:val="24"/>
                 <w:lang w:val="en-US" w:eastAsia="zh-CN" w:bidi="ar"/>
               </w:rPr>
-              <w:t>Статус 403 Forbidden или 401 Unauthorized.</w:t>
+              <w:t>Статус 400 Bad Request или ошибка валидации дат.</w:t>
             </w:r>
           </w:p>
         </w:tc>
@@ -5623,7 +4678,7 @@
               <w:bottom w:w="24" w:type="dxa"/>
               <w:right w:w="36" w:type="dxa"/>
             </w:tcMar>
-            <w:vAlign w:val="bottom"/>
+            <w:vAlign w:val="center"/>
           </w:tcPr>
           <w:p>
             <w:pPr>
@@ -5633,7 +4688,7 @@
               <w:suppressLineNumbers w:val="0"/>
               <w:bidi w:val="0"/>
               <w:spacing w:line="360" w:lineRule="auto"/>
-              <w:jc w:val="both"/>
+              <w:jc w:val="center"/>
               <w:textAlignment w:val="bottom"/>
               <w:rPr>
                 <w:rFonts w:hint="default" w:ascii="Times New Roman" w:hAnsi="Times New Roman" w:cs="Times New Roman"/>
@@ -5649,7 +4704,7 @@
                 <w:szCs w:val="24"/>
                 <w:lang w:val="en-US" w:eastAsia="zh-CN" w:bidi="ar"/>
               </w:rPr>
-              <w:t>Статус 403 Forbidden, доступ отклонен.</w:t>
+              <w:t>Статус 200 OK, система успешно создала бронь с абсурдными датами (БАГ логики!)</w:t>
             </w:r>
           </w:p>
         </w:tc>
@@ -5669,7 +4724,7 @@
               <w:bottom w:w="24" w:type="dxa"/>
               <w:right w:w="36" w:type="dxa"/>
             </w:tcMar>
-            <w:vAlign w:val="bottom"/>
+            <w:vAlign w:val="center"/>
           </w:tcPr>
           <w:p>
             <w:pPr>
@@ -5679,7 +4734,511 @@
               <w:suppressLineNumbers w:val="0"/>
               <w:bidi w:val="0"/>
               <w:spacing w:line="360" w:lineRule="auto"/>
-              <w:jc w:val="both"/>
+              <w:jc w:val="center"/>
+              <w:textAlignment w:val="bottom"/>
+              <w:rPr>
+                <w:rFonts w:hint="default" w:ascii="Times New Roman" w:hAnsi="Times New Roman" w:cs="Times New Roman"/>
+                <w:sz w:val="24"/>
+                <w:szCs w:val="24"/>
+              </w:rPr>
+            </w:pPr>
+            <w:r>
+              <w:rPr>
+                <w:rFonts w:hint="default" w:ascii="Times New Roman" w:hAnsi="Times New Roman" w:eastAsia="SimSun" w:cs="Times New Roman"/>
+                <w:kern w:val="0"/>
+                <w:sz w:val="24"/>
+                <w:szCs w:val="24"/>
+                <w:lang w:val="en-US" w:eastAsia="zh-CN" w:bidi="ar"/>
+              </w:rPr>
+              <w:t>Failed</w:t>
+            </w:r>
+          </w:p>
+        </w:tc>
+      </w:tr>
+      <w:tr>
+        <w:tblPrEx>
+          <w:tblBorders>
+            <w:top w:val="none" w:color="auto" w:sz="0" w:space="0"/>
+            <w:left w:val="none" w:color="auto" w:sz="0" w:space="0"/>
+            <w:bottom w:val="none" w:color="auto" w:sz="0" w:space="0"/>
+            <w:right w:val="none" w:color="auto" w:sz="0" w:space="0"/>
+            <w:insideH w:val="none" w:color="auto" w:sz="0" w:space="0"/>
+            <w:insideV w:val="none" w:color="auto" w:sz="0" w:space="0"/>
+          </w:tblBorders>
+          <w:shd w:val="clear" w:color="auto" w:fill="auto"/>
+          <w:tblCellMar>
+            <w:top w:w="0" w:type="dxa"/>
+            <w:left w:w="0" w:type="dxa"/>
+            <w:bottom w:w="0" w:type="dxa"/>
+            <w:right w:w="0" w:type="dxa"/>
+          </w:tblCellMar>
+        </w:tblPrEx>
+        <w:trPr>
+          <w:trHeight w:val="252" w:hRule="atLeast"/>
+        </w:trPr>
+        <w:tc>
+          <w:tcPr>
+            <w:tcW w:w="0" w:type="auto"/>
+            <w:tcBorders>
+              <w:top w:val="single" w:color="CCCCCC" w:sz="4" w:space="0"/>
+              <w:left w:val="single" w:color="CCCCCC" w:sz="4" w:space="0"/>
+              <w:bottom w:val="single" w:color="CCCCCC" w:sz="4" w:space="0"/>
+              <w:right w:val="single" w:color="CCCCCC" w:sz="4" w:space="0"/>
+            </w:tcBorders>
+            <w:shd w:val="clear" w:color="auto" w:fill="auto"/>
+            <w:tcMar>
+              <w:top w:w="24" w:type="dxa"/>
+              <w:left w:w="36" w:type="dxa"/>
+              <w:bottom w:w="24" w:type="dxa"/>
+              <w:right w:w="36" w:type="dxa"/>
+            </w:tcMar>
+            <w:vAlign w:val="center"/>
+          </w:tcPr>
+          <w:p>
+            <w:pPr>
+              <w:keepNext w:val="0"/>
+              <w:keepLines w:val="0"/>
+              <w:widowControl/>
+              <w:suppressLineNumbers w:val="0"/>
+              <w:bidi w:val="0"/>
+              <w:spacing w:line="360" w:lineRule="auto"/>
+              <w:jc w:val="center"/>
+              <w:textAlignment w:val="bottom"/>
+              <w:rPr>
+                <w:rFonts w:hint="default" w:ascii="Times New Roman" w:hAnsi="Times New Roman" w:cs="Times New Roman"/>
+                <w:sz w:val="24"/>
+                <w:szCs w:val="24"/>
+              </w:rPr>
+            </w:pPr>
+            <w:r>
+              <w:rPr>
+                <w:rFonts w:hint="default" w:ascii="Times New Roman" w:hAnsi="Times New Roman" w:eastAsia="SimSun" w:cs="Times New Roman"/>
+                <w:kern w:val="0"/>
+                <w:sz w:val="24"/>
+                <w:szCs w:val="24"/>
+                <w:lang w:val="en-US" w:eastAsia="zh-CN" w:bidi="ar"/>
+              </w:rPr>
+              <w:t>TC-04</w:t>
+            </w:r>
+          </w:p>
+        </w:tc>
+        <w:tc>
+          <w:tcPr>
+            <w:tcW w:w="0" w:type="auto"/>
+            <w:tcBorders>
+              <w:top w:val="single" w:color="CCCCCC" w:sz="4" w:space="0"/>
+              <w:left w:val="single" w:color="CCCCCC" w:sz="4" w:space="0"/>
+              <w:bottom w:val="single" w:color="CCCCCC" w:sz="4" w:space="0"/>
+              <w:right w:val="single" w:color="CCCCCC" w:sz="4" w:space="0"/>
+            </w:tcBorders>
+            <w:shd w:val="clear" w:color="auto" w:fill="auto"/>
+            <w:tcMar>
+              <w:top w:w="24" w:type="dxa"/>
+              <w:left w:w="36" w:type="dxa"/>
+              <w:bottom w:w="24" w:type="dxa"/>
+              <w:right w:w="36" w:type="dxa"/>
+            </w:tcMar>
+            <w:vAlign w:val="center"/>
+          </w:tcPr>
+          <w:p>
+            <w:pPr>
+              <w:keepNext w:val="0"/>
+              <w:keepLines w:val="0"/>
+              <w:widowControl/>
+              <w:suppressLineNumbers w:val="0"/>
+              <w:bidi w:val="0"/>
+              <w:spacing w:line="360" w:lineRule="auto"/>
+              <w:jc w:val="center"/>
+              <w:textAlignment w:val="bottom"/>
+              <w:rPr>
+                <w:rFonts w:hint="default" w:ascii="Times New Roman" w:hAnsi="Times New Roman" w:cs="Times New Roman"/>
+                <w:sz w:val="24"/>
+                <w:szCs w:val="24"/>
+              </w:rPr>
+            </w:pPr>
+            <w:r>
+              <w:rPr>
+                <w:rFonts w:hint="default" w:ascii="Times New Roman" w:hAnsi="Times New Roman" w:eastAsia="SimSun" w:cs="Times New Roman"/>
+                <w:kern w:val="0"/>
+                <w:sz w:val="24"/>
+                <w:szCs w:val="24"/>
+                <w:lang w:val="en-US" w:eastAsia="zh-CN" w:bidi="ar"/>
+              </w:rPr>
+              <w:t>POST /booking с невалидным типом данных в цене: "totalprice": "one hundred"</w:t>
+            </w:r>
+          </w:p>
+        </w:tc>
+        <w:tc>
+          <w:tcPr>
+            <w:tcW w:w="0" w:type="auto"/>
+            <w:tcBorders>
+              <w:top w:val="single" w:color="CCCCCC" w:sz="4" w:space="0"/>
+              <w:left w:val="single" w:color="CCCCCC" w:sz="4" w:space="0"/>
+              <w:bottom w:val="single" w:color="CCCCCC" w:sz="4" w:space="0"/>
+              <w:right w:val="single" w:color="CCCCCC" w:sz="4" w:space="0"/>
+            </w:tcBorders>
+            <w:shd w:val="clear" w:color="auto" w:fill="auto"/>
+            <w:tcMar>
+              <w:top w:w="24" w:type="dxa"/>
+              <w:left w:w="36" w:type="dxa"/>
+              <w:bottom w:w="24" w:type="dxa"/>
+              <w:right w:w="36" w:type="dxa"/>
+            </w:tcMar>
+            <w:vAlign w:val="center"/>
+          </w:tcPr>
+          <w:p>
+            <w:pPr>
+              <w:keepNext w:val="0"/>
+              <w:keepLines w:val="0"/>
+              <w:widowControl/>
+              <w:suppressLineNumbers w:val="0"/>
+              <w:bidi w:val="0"/>
+              <w:spacing w:line="360" w:lineRule="auto"/>
+              <w:jc w:val="center"/>
+              <w:textAlignment w:val="bottom"/>
+              <w:rPr>
+                <w:rFonts w:hint="default" w:ascii="Times New Roman" w:hAnsi="Times New Roman" w:cs="Times New Roman"/>
+                <w:sz w:val="24"/>
+                <w:szCs w:val="24"/>
+              </w:rPr>
+            </w:pPr>
+            <w:r>
+              <w:rPr>
+                <w:rFonts w:hint="default" w:ascii="Times New Roman" w:hAnsi="Times New Roman" w:eastAsia="SimSun" w:cs="Times New Roman"/>
+                <w:kern w:val="0"/>
+                <w:sz w:val="24"/>
+                <w:szCs w:val="24"/>
+                <w:lang w:val="en-US" w:eastAsia="zh-CN" w:bidi="ar"/>
+              </w:rPr>
+              <w:t>Статус 400 Bad Request или 422.</w:t>
+            </w:r>
+          </w:p>
+        </w:tc>
+        <w:tc>
+          <w:tcPr>
+            <w:tcW w:w="0" w:type="auto"/>
+            <w:tcBorders>
+              <w:top w:val="single" w:color="CCCCCC" w:sz="4" w:space="0"/>
+              <w:left w:val="single" w:color="CCCCCC" w:sz="4" w:space="0"/>
+              <w:bottom w:val="single" w:color="CCCCCC" w:sz="4" w:space="0"/>
+              <w:right w:val="single" w:color="CCCCCC" w:sz="4" w:space="0"/>
+            </w:tcBorders>
+            <w:shd w:val="clear" w:color="auto" w:fill="auto"/>
+            <w:tcMar>
+              <w:top w:w="24" w:type="dxa"/>
+              <w:left w:w="36" w:type="dxa"/>
+              <w:bottom w:w="24" w:type="dxa"/>
+              <w:right w:w="36" w:type="dxa"/>
+            </w:tcMar>
+            <w:vAlign w:val="center"/>
+          </w:tcPr>
+          <w:p>
+            <w:pPr>
+              <w:keepNext w:val="0"/>
+              <w:keepLines w:val="0"/>
+              <w:widowControl/>
+              <w:suppressLineNumbers w:val="0"/>
+              <w:bidi w:val="0"/>
+              <w:spacing w:line="360" w:lineRule="auto"/>
+              <w:jc w:val="center"/>
+              <w:textAlignment w:val="bottom"/>
+              <w:rPr>
+                <w:rFonts w:hint="default" w:ascii="Times New Roman" w:hAnsi="Times New Roman" w:cs="Times New Roman"/>
+                <w:sz w:val="24"/>
+                <w:szCs w:val="24"/>
+              </w:rPr>
+            </w:pPr>
+            <w:r>
+              <w:rPr>
+                <w:rFonts w:hint="default" w:ascii="Times New Roman" w:hAnsi="Times New Roman" w:eastAsia="SimSun" w:cs="Times New Roman"/>
+                <w:kern w:val="0"/>
+                <w:sz w:val="24"/>
+                <w:szCs w:val="24"/>
+                <w:lang w:val="en-US" w:eastAsia="zh-CN" w:bidi="ar"/>
+              </w:rPr>
+              <w:t>Статус 200 OK, поле цены автоматически занулилось или проигнорировалось (БАГ валидации!)</w:t>
+            </w:r>
+          </w:p>
+        </w:tc>
+        <w:tc>
+          <w:tcPr>
+            <w:tcW w:w="0" w:type="auto"/>
+            <w:tcBorders>
+              <w:top w:val="single" w:color="CCCCCC" w:sz="4" w:space="0"/>
+              <w:left w:val="single" w:color="CCCCCC" w:sz="4" w:space="0"/>
+              <w:bottom w:val="single" w:color="CCCCCC" w:sz="4" w:space="0"/>
+              <w:right w:val="single" w:color="CCCCCC" w:sz="4" w:space="0"/>
+            </w:tcBorders>
+            <w:shd w:val="clear" w:color="auto" w:fill="auto"/>
+            <w:tcMar>
+              <w:top w:w="24" w:type="dxa"/>
+              <w:left w:w="36" w:type="dxa"/>
+              <w:bottom w:w="24" w:type="dxa"/>
+              <w:right w:w="36" w:type="dxa"/>
+            </w:tcMar>
+            <w:vAlign w:val="center"/>
+          </w:tcPr>
+          <w:p>
+            <w:pPr>
+              <w:keepNext w:val="0"/>
+              <w:keepLines w:val="0"/>
+              <w:widowControl/>
+              <w:suppressLineNumbers w:val="0"/>
+              <w:bidi w:val="0"/>
+              <w:spacing w:line="360" w:lineRule="auto"/>
+              <w:jc w:val="center"/>
+              <w:textAlignment w:val="bottom"/>
+              <w:rPr>
+                <w:rFonts w:hint="default" w:ascii="Times New Roman" w:hAnsi="Times New Roman" w:cs="Times New Roman"/>
+                <w:sz w:val="24"/>
+                <w:szCs w:val="24"/>
+              </w:rPr>
+            </w:pPr>
+            <w:r>
+              <w:rPr>
+                <w:rFonts w:hint="default" w:ascii="Times New Roman" w:hAnsi="Times New Roman" w:eastAsia="SimSun" w:cs="Times New Roman"/>
+                <w:kern w:val="0"/>
+                <w:sz w:val="24"/>
+                <w:szCs w:val="24"/>
+                <w:lang w:val="en-US" w:eastAsia="zh-CN" w:bidi="ar"/>
+              </w:rPr>
+              <w:t>Failed</w:t>
+            </w:r>
+          </w:p>
+        </w:tc>
+      </w:tr>
+      <w:tr>
+        <w:tblPrEx>
+          <w:tblBorders>
+            <w:top w:val="none" w:color="auto" w:sz="0" w:space="0"/>
+            <w:left w:val="none" w:color="auto" w:sz="0" w:space="0"/>
+            <w:bottom w:val="none" w:color="auto" w:sz="0" w:space="0"/>
+            <w:right w:val="none" w:color="auto" w:sz="0" w:space="0"/>
+            <w:insideH w:val="none" w:color="auto" w:sz="0" w:space="0"/>
+            <w:insideV w:val="none" w:color="auto" w:sz="0" w:space="0"/>
+          </w:tblBorders>
+          <w:shd w:val="clear" w:color="auto" w:fill="auto"/>
+          <w:tblCellMar>
+            <w:top w:w="0" w:type="dxa"/>
+            <w:left w:w="0" w:type="dxa"/>
+            <w:bottom w:w="0" w:type="dxa"/>
+            <w:right w:w="0" w:type="dxa"/>
+          </w:tblCellMar>
+        </w:tblPrEx>
+        <w:trPr>
+          <w:trHeight w:val="252" w:hRule="atLeast"/>
+        </w:trPr>
+        <w:tc>
+          <w:tcPr>
+            <w:tcW w:w="0" w:type="auto"/>
+            <w:tcBorders>
+              <w:top w:val="single" w:color="CCCCCC" w:sz="4" w:space="0"/>
+              <w:left w:val="single" w:color="CCCCCC" w:sz="4" w:space="0"/>
+              <w:bottom w:val="single" w:color="CCCCCC" w:sz="4" w:space="0"/>
+              <w:right w:val="single" w:color="CCCCCC" w:sz="4" w:space="0"/>
+            </w:tcBorders>
+            <w:shd w:val="clear" w:color="auto" w:fill="auto"/>
+            <w:tcMar>
+              <w:top w:w="24" w:type="dxa"/>
+              <w:left w:w="36" w:type="dxa"/>
+              <w:bottom w:w="24" w:type="dxa"/>
+              <w:right w:w="36" w:type="dxa"/>
+            </w:tcMar>
+            <w:vAlign w:val="center"/>
+          </w:tcPr>
+          <w:p>
+            <w:pPr>
+              <w:keepNext w:val="0"/>
+              <w:keepLines w:val="0"/>
+              <w:widowControl/>
+              <w:suppressLineNumbers w:val="0"/>
+              <w:bidi w:val="0"/>
+              <w:spacing w:line="360" w:lineRule="auto"/>
+              <w:jc w:val="center"/>
+              <w:textAlignment w:val="bottom"/>
+              <w:rPr>
+                <w:rFonts w:hint="default" w:ascii="Times New Roman" w:hAnsi="Times New Roman" w:cs="Times New Roman"/>
+                <w:sz w:val="24"/>
+                <w:szCs w:val="24"/>
+              </w:rPr>
+            </w:pPr>
+            <w:r>
+              <w:rPr>
+                <w:rFonts w:hint="default" w:ascii="Times New Roman" w:hAnsi="Times New Roman" w:eastAsia="SimSun" w:cs="Times New Roman"/>
+                <w:kern w:val="0"/>
+                <w:sz w:val="24"/>
+                <w:szCs w:val="24"/>
+                <w:lang w:val="en-US" w:eastAsia="zh-CN" w:bidi="ar"/>
+              </w:rPr>
+              <w:t>TC-05</w:t>
+            </w:r>
+          </w:p>
+        </w:tc>
+        <w:tc>
+          <w:tcPr>
+            <w:tcW w:w="0" w:type="auto"/>
+            <w:tcBorders>
+              <w:top w:val="single" w:color="CCCCCC" w:sz="4" w:space="0"/>
+              <w:left w:val="single" w:color="CCCCCC" w:sz="4" w:space="0"/>
+              <w:bottom w:val="single" w:color="CCCCCC" w:sz="4" w:space="0"/>
+              <w:right w:val="single" w:color="CCCCCC" w:sz="4" w:space="0"/>
+            </w:tcBorders>
+            <w:shd w:val="clear" w:color="auto" w:fill="auto"/>
+            <w:tcMar>
+              <w:top w:w="24" w:type="dxa"/>
+              <w:left w:w="36" w:type="dxa"/>
+              <w:bottom w:w="24" w:type="dxa"/>
+              <w:right w:w="36" w:type="dxa"/>
+            </w:tcMar>
+            <w:vAlign w:val="center"/>
+          </w:tcPr>
+          <w:p>
+            <w:pPr>
+              <w:keepNext w:val="0"/>
+              <w:keepLines w:val="0"/>
+              <w:widowControl/>
+              <w:suppressLineNumbers w:val="0"/>
+              <w:bidi w:val="0"/>
+              <w:spacing w:line="360" w:lineRule="auto"/>
+              <w:jc w:val="center"/>
+              <w:textAlignment w:val="bottom"/>
+              <w:rPr>
+                <w:rFonts w:hint="default" w:ascii="Times New Roman" w:hAnsi="Times New Roman" w:cs="Times New Roman"/>
+                <w:sz w:val="24"/>
+                <w:szCs w:val="24"/>
+              </w:rPr>
+            </w:pPr>
+            <w:r>
+              <w:rPr>
+                <w:rFonts w:hint="default" w:ascii="Times New Roman" w:hAnsi="Times New Roman" w:eastAsia="SimSun" w:cs="Times New Roman"/>
+                <w:kern w:val="0"/>
+                <w:sz w:val="24"/>
+                <w:szCs w:val="24"/>
+                <w:lang w:val="en-US" w:eastAsia="zh-CN" w:bidi="ar"/>
+              </w:rPr>
+              <w:t>PUT /booking/1 без авторизационного токена в Header</w:t>
+            </w:r>
+          </w:p>
+        </w:tc>
+        <w:tc>
+          <w:tcPr>
+            <w:tcW w:w="0" w:type="auto"/>
+            <w:tcBorders>
+              <w:top w:val="single" w:color="CCCCCC" w:sz="4" w:space="0"/>
+              <w:left w:val="single" w:color="CCCCCC" w:sz="4" w:space="0"/>
+              <w:bottom w:val="single" w:color="CCCCCC" w:sz="4" w:space="0"/>
+              <w:right w:val="single" w:color="CCCCCC" w:sz="4" w:space="0"/>
+            </w:tcBorders>
+            <w:shd w:val="clear" w:color="auto" w:fill="auto"/>
+            <w:tcMar>
+              <w:top w:w="24" w:type="dxa"/>
+              <w:left w:w="36" w:type="dxa"/>
+              <w:bottom w:w="24" w:type="dxa"/>
+              <w:right w:w="36" w:type="dxa"/>
+            </w:tcMar>
+            <w:vAlign w:val="center"/>
+          </w:tcPr>
+          <w:p>
+            <w:pPr>
+              <w:keepNext w:val="0"/>
+              <w:keepLines w:val="0"/>
+              <w:widowControl/>
+              <w:suppressLineNumbers w:val="0"/>
+              <w:bidi w:val="0"/>
+              <w:spacing w:line="360" w:lineRule="auto"/>
+              <w:jc w:val="center"/>
+              <w:textAlignment w:val="bottom"/>
+              <w:rPr>
+                <w:rFonts w:hint="default" w:ascii="Times New Roman" w:hAnsi="Times New Roman" w:cs="Times New Roman"/>
+                <w:sz w:val="24"/>
+                <w:szCs w:val="24"/>
+              </w:rPr>
+            </w:pPr>
+            <w:r>
+              <w:rPr>
+                <w:rFonts w:hint="default" w:ascii="Times New Roman" w:hAnsi="Times New Roman" w:eastAsia="SimSun" w:cs="Times New Roman"/>
+                <w:kern w:val="0"/>
+                <w:sz w:val="24"/>
+                <w:szCs w:val="24"/>
+                <w:lang w:val="en-US" w:eastAsia="zh-CN" w:bidi="ar"/>
+              </w:rPr>
+              <w:t>Статус 403 Forbidden или 401 Unauthorized.</w:t>
+            </w:r>
+          </w:p>
+        </w:tc>
+        <w:tc>
+          <w:tcPr>
+            <w:tcW w:w="0" w:type="auto"/>
+            <w:tcBorders>
+              <w:top w:val="single" w:color="CCCCCC" w:sz="4" w:space="0"/>
+              <w:left w:val="single" w:color="CCCCCC" w:sz="4" w:space="0"/>
+              <w:bottom w:val="single" w:color="CCCCCC" w:sz="4" w:space="0"/>
+              <w:right w:val="single" w:color="CCCCCC" w:sz="4" w:space="0"/>
+            </w:tcBorders>
+            <w:shd w:val="clear" w:color="auto" w:fill="auto"/>
+            <w:tcMar>
+              <w:top w:w="24" w:type="dxa"/>
+              <w:left w:w="36" w:type="dxa"/>
+              <w:bottom w:w="24" w:type="dxa"/>
+              <w:right w:w="36" w:type="dxa"/>
+            </w:tcMar>
+            <w:vAlign w:val="center"/>
+          </w:tcPr>
+          <w:p>
+            <w:pPr>
+              <w:keepNext w:val="0"/>
+              <w:keepLines w:val="0"/>
+              <w:widowControl/>
+              <w:suppressLineNumbers w:val="0"/>
+              <w:bidi w:val="0"/>
+              <w:spacing w:line="360" w:lineRule="auto"/>
+              <w:jc w:val="center"/>
+              <w:textAlignment w:val="bottom"/>
+              <w:rPr>
+                <w:rFonts w:hint="default" w:ascii="Times New Roman" w:hAnsi="Times New Roman" w:cs="Times New Roman"/>
+                <w:sz w:val="24"/>
+                <w:szCs w:val="24"/>
+              </w:rPr>
+            </w:pPr>
+            <w:r>
+              <w:rPr>
+                <w:rFonts w:hint="default" w:ascii="Times New Roman" w:hAnsi="Times New Roman" w:eastAsia="SimSun" w:cs="Times New Roman"/>
+                <w:kern w:val="0"/>
+                <w:sz w:val="24"/>
+                <w:szCs w:val="24"/>
+                <w:lang w:val="en-US" w:eastAsia="zh-CN" w:bidi="ar"/>
+              </w:rPr>
+              <w:t>Статус 403 Forbidden, доступ отклонен.</w:t>
+            </w:r>
+          </w:p>
+        </w:tc>
+        <w:tc>
+          <w:tcPr>
+            <w:tcW w:w="0" w:type="auto"/>
+            <w:tcBorders>
+              <w:top w:val="single" w:color="CCCCCC" w:sz="4" w:space="0"/>
+              <w:left w:val="single" w:color="CCCCCC" w:sz="4" w:space="0"/>
+              <w:bottom w:val="single" w:color="CCCCCC" w:sz="4" w:space="0"/>
+              <w:right w:val="single" w:color="CCCCCC" w:sz="4" w:space="0"/>
+            </w:tcBorders>
+            <w:shd w:val="clear" w:color="auto" w:fill="auto"/>
+            <w:tcMar>
+              <w:top w:w="24" w:type="dxa"/>
+              <w:left w:w="36" w:type="dxa"/>
+              <w:bottom w:w="24" w:type="dxa"/>
+              <w:right w:w="36" w:type="dxa"/>
+            </w:tcMar>
+            <w:vAlign w:val="center"/>
+          </w:tcPr>
+          <w:p>
+            <w:pPr>
+              <w:keepNext w:val="0"/>
+              <w:keepLines w:val="0"/>
+              <w:widowControl/>
+              <w:suppressLineNumbers w:val="0"/>
+              <w:bidi w:val="0"/>
+              <w:spacing w:line="360" w:lineRule="auto"/>
+              <w:jc w:val="center"/>
               <w:textAlignment w:val="bottom"/>
               <w:rPr>
                 <w:rFonts w:hint="default" w:ascii="Times New Roman" w:hAnsi="Times New Roman" w:cs="Times New Roman"/>
@@ -5714,6 +5273,25 @@
     </w:p>
     <w:p>
       <w:pPr>
+        <w:rPr>
+          <w:rStyle w:val="30"/>
+          <w:rFonts w:hint="default" w:ascii="Times New Roman" w:hAnsi="Times New Roman" w:cs="Times New Roman"/>
+          <w:sz w:val="24"/>
+          <w:szCs w:val="24"/>
+        </w:rPr>
+      </w:pPr>
+      <w:r>
+        <w:rPr>
+          <w:rStyle w:val="30"/>
+          <w:rFonts w:hint="default" w:ascii="Times New Roman" w:hAnsi="Times New Roman" w:cs="Times New Roman"/>
+          <w:sz w:val="24"/>
+          <w:szCs w:val="24"/>
+        </w:rPr>
+        <w:br w:type="page"/>
+      </w:r>
+    </w:p>
+    <w:p>
+      <w:pPr>
         <w:spacing w:line="360" w:lineRule="auto"/>
         <w:jc w:val="both"/>
         <w:rPr>
@@ -5724,7 +5302,7 @@
       </w:pPr>
       <w:r>
         <w:rPr>
-          <w:rStyle w:val="28"/>
+          <w:rStyle w:val="30"/>
           <w:rFonts w:hint="default" w:ascii="Times New Roman" w:hAnsi="Times New Roman" w:cs="Times New Roman"/>
           <w:sz w:val="24"/>
           <w:szCs w:val="24"/>
@@ -5779,7 +5357,7 @@
                     </pic:cNvPicPr>
                   </pic:nvPicPr>
                   <pic:blipFill>
-                    <a:blip r:embed="rId6"/>
+                    <a:blip r:embed="rId9"/>
                     <a:stretch>
                       <a:fillRect/>
                     </a:stretch>
@@ -5876,7 +5454,24 @@
           <w:szCs w:val="24"/>
           <w:lang w:val="ru-RU"/>
         </w:rPr>
-        <w:t xml:space="preserve"> - Выполнение тест-кейса TC-01: Успешное получение полного списка идентификаторов существующих бронирований (Статус 200 OK)</w:t>
+        <w:t xml:space="preserve"> </w:t>
+      </w:r>
+      <w:r>
+        <w:rPr>
+          <w:rFonts w:hint="default" w:ascii="Times New Roman" w:hAnsi="Times New Roman" w:eastAsia="SimSun" w:cs="Times New Roman"/>
+          <w:sz w:val="24"/>
+          <w:szCs w:val="24"/>
+        </w:rPr>
+        <w:t>—</w:t>
+      </w:r>
+      <w:r>
+        <w:rPr>
+          <w:rFonts w:hint="default" w:ascii="Times New Roman" w:hAnsi="Times New Roman" w:cs="Times New Roman"/>
+          <w:sz w:val="24"/>
+          <w:szCs w:val="24"/>
+          <w:lang w:val="ru-RU"/>
+        </w:rPr>
+        <w:t xml:space="preserve"> Выполнение тест-кейса TC-01: Успешное получение полного списка идентификаторов существующих бронирований (Статус 200 OK)</w:t>
       </w:r>
     </w:p>
     <w:p>
@@ -5930,7 +5525,7 @@
                     </pic:cNvPicPr>
                   </pic:nvPicPr>
                   <pic:blipFill>
-                    <a:blip r:embed="rId7"/>
+                    <a:blip r:embed="rId10"/>
                     <a:stretch>
                       <a:fillRect/>
                     </a:stretch>
@@ -6027,7 +5622,24 @@
           <w:szCs w:val="24"/>
           <w:lang w:val="ru-RU"/>
         </w:rPr>
-        <w:t xml:space="preserve"> - Выполнение тест-кейса TC-02: Успешное создание карточки бронирования через POST-запрос с валидными параметрами</w:t>
+        <w:t xml:space="preserve"> </w:t>
+      </w:r>
+      <w:r>
+        <w:rPr>
+          <w:rFonts w:hint="default" w:ascii="Times New Roman" w:hAnsi="Times New Roman" w:eastAsia="SimSun" w:cs="Times New Roman"/>
+          <w:sz w:val="24"/>
+          <w:szCs w:val="24"/>
+        </w:rPr>
+        <w:t>—</w:t>
+      </w:r>
+      <w:r>
+        <w:rPr>
+          <w:rFonts w:hint="default" w:ascii="Times New Roman" w:hAnsi="Times New Roman" w:cs="Times New Roman"/>
+          <w:sz w:val="24"/>
+          <w:szCs w:val="24"/>
+          <w:lang w:val="ru-RU"/>
+        </w:rPr>
+        <w:t xml:space="preserve"> Выполнение тест-кейса TC-02: Успешное создание карточки бронирования через POST-запрос с валидными параметрами</w:t>
       </w:r>
     </w:p>
     <w:p>
@@ -6077,7 +5689,7 @@
                     </pic:cNvPicPr>
                   </pic:nvPicPr>
                   <pic:blipFill>
-                    <a:blip r:embed="rId8"/>
+                    <a:blip r:embed="rId11"/>
                     <a:stretch>
                       <a:fillRect/>
                     </a:stretch>
@@ -6169,7 +5781,24 @@
           <w:szCs w:val="24"/>
           <w:lang w:val="ru-RU"/>
         </w:rPr>
-        <w:t xml:space="preserve"> - Обнаруженный дефект в TC-03: Система некорректно обрабатывает временные интервалы, позволяя оформить бронь с датой выезда, предшествующей дате въезда</w:t>
+        <w:t xml:space="preserve"> </w:t>
+      </w:r>
+      <w:r>
+        <w:rPr>
+          <w:rFonts w:hint="default" w:ascii="Times New Roman" w:hAnsi="Times New Roman" w:eastAsia="SimSun" w:cs="Times New Roman"/>
+          <w:sz w:val="24"/>
+          <w:szCs w:val="24"/>
+        </w:rPr>
+        <w:t>—</w:t>
+      </w:r>
+      <w:r>
+        <w:rPr>
+          <w:rFonts w:hint="default" w:ascii="Times New Roman" w:hAnsi="Times New Roman" w:cs="Times New Roman"/>
+          <w:sz w:val="24"/>
+          <w:szCs w:val="24"/>
+          <w:lang w:val="ru-RU"/>
+        </w:rPr>
+        <w:t xml:space="preserve"> Обнаруженный дефект в TC-03: Система некорректно обрабатывает временные интервалы, позволяя оформить бронь с датой выезда, предшествующей дате въезда</w:t>
       </w:r>
     </w:p>
     <w:p>
@@ -6218,7 +5847,7 @@
                     </pic:cNvPicPr>
                   </pic:nvPicPr>
                   <pic:blipFill>
-                    <a:blip r:embed="rId9"/>
+                    <a:blip r:embed="rId12"/>
                     <a:stretch>
                       <a:fillRect/>
                     </a:stretch>
@@ -6308,9 +5937,35 @@
           <w:rFonts w:hint="default" w:ascii="Times New Roman" w:hAnsi="Times New Roman" w:cs="Times New Roman"/>
           <w:sz w:val="24"/>
           <w:szCs w:val="24"/>
+          <w:lang w:val="ru-RU"/>
+        </w:rPr>
+        <w:t xml:space="preserve"> </w:t>
+      </w:r>
+      <w:r>
+        <w:rPr>
+          <w:rFonts w:hint="default" w:ascii="Times New Roman" w:hAnsi="Times New Roman" w:eastAsia="SimSun" w:cs="Times New Roman"/>
+          <w:sz w:val="24"/>
+          <w:szCs w:val="24"/>
+        </w:rPr>
+        <w:t>—</w:t>
+      </w:r>
+      <w:r>
+        <w:rPr>
+          <w:rFonts w:hint="default" w:ascii="Times New Roman" w:hAnsi="Times New Roman" w:cs="Times New Roman"/>
+          <w:sz w:val="24"/>
+          <w:szCs w:val="24"/>
+          <w:lang w:val="ru-RU"/>
+        </w:rPr>
+        <w:t xml:space="preserve"> </w:t>
+      </w:r>
+      <w:r>
+        <w:rPr>
+          <w:rFonts w:hint="default" w:ascii="Times New Roman" w:hAnsi="Times New Roman" w:cs="Times New Roman"/>
+          <w:sz w:val="24"/>
+          <w:szCs w:val="24"/>
           <w:lang w:val="en-US"/>
         </w:rPr>
-        <w:t xml:space="preserve"> - Обнаруженный дефект в TC-04: Отсутствие строгой типизации данных. При передаче строкового значения в числовое поле totalprice сервер не выдает ошибку клиента, а зануляет параметр</w:t>
+        <w:t>Обнаруженный дефект в TC-04: Отсутствие строгой типизации данных. При передаче строкового значения в числовое поле totalprice сервер не выдает ошибку клиента, а зануляет параметр</w:t>
       </w:r>
     </w:p>
     <w:p>
@@ -6361,7 +6016,7 @@
                     </pic:cNvPicPr>
                   </pic:nvPicPr>
                   <pic:blipFill>
-                    <a:blip r:embed="rId10"/>
+                    <a:blip r:embed="rId13"/>
                     <a:stretch>
                       <a:fillRect/>
                     </a:stretch>
@@ -6452,9 +6107,35 @@
           <w:rFonts w:hint="default" w:ascii="Times New Roman" w:hAnsi="Times New Roman" w:cs="Times New Roman"/>
           <w:sz w:val="24"/>
           <w:szCs w:val="24"/>
+          <w:lang w:val="ru-RU"/>
+        </w:rPr>
+        <w:t xml:space="preserve"> </w:t>
+      </w:r>
+      <w:r>
+        <w:rPr>
+          <w:rFonts w:hint="default" w:ascii="Times New Roman" w:hAnsi="Times New Roman" w:eastAsia="SimSun" w:cs="Times New Roman"/>
+          <w:sz w:val="24"/>
+          <w:szCs w:val="24"/>
+        </w:rPr>
+        <w:t>—</w:t>
+      </w:r>
+      <w:r>
+        <w:rPr>
+          <w:rFonts w:hint="default" w:ascii="Times New Roman" w:hAnsi="Times New Roman" w:cs="Times New Roman"/>
+          <w:sz w:val="24"/>
+          <w:szCs w:val="24"/>
+          <w:lang w:val="ru-RU"/>
+        </w:rPr>
+        <w:t xml:space="preserve"> </w:t>
+      </w:r>
+      <w:r>
+        <w:rPr>
+          <w:rFonts w:hint="default" w:ascii="Times New Roman" w:hAnsi="Times New Roman" w:cs="Times New Roman"/>
+          <w:sz w:val="24"/>
+          <w:szCs w:val="24"/>
           <w:lang w:val="en-US"/>
         </w:rPr>
-        <w:t xml:space="preserve"> - Выполнение тест-кейса TC-05: Проверка механизма авторизации. Запрос на модификацию данных без токена успешно заблокирован системой </w:t>
+        <w:t xml:space="preserve">Выполнение тест-кейса TC-05: Проверка механизма авторизации. Запрос на модификацию данных без токена успешно заблокирован системой </w:t>
       </w:r>
       <w:r>
         <w:rPr>
@@ -6477,6 +6158,9 @@
     </w:p>
     <w:p>
       <w:pPr>
+        <w:pStyle w:val="15"/>
+        <w:spacing w:line="360" w:lineRule="auto"/>
+        <w:ind w:left="0" w:leftChars="0" w:firstLine="0" w:firstLineChars="0"/>
         <w:jc w:val="both"/>
         <w:rPr>
           <w:rFonts w:hint="default" w:ascii="Times New Roman" w:hAnsi="Times New Roman" w:eastAsia="SimSun" w:cs="Times New Roman"/>
@@ -6486,845 +6170,671 @@
       </w:pPr>
       <w:r>
         <w:rPr>
+          <w:rStyle w:val="30"/>
+          <w:rFonts w:hint="default" w:ascii="Times New Roman" w:hAnsi="Times New Roman" w:cs="Times New Roman"/>
+          <w:sz w:val="24"/>
+          <w:szCs w:val="24"/>
+        </w:rPr>
+        <w:t>Шаг 3.</w:t>
+      </w:r>
+      <w:r>
+        <w:rPr>
           <w:rFonts w:hint="default" w:ascii="Times New Roman" w:hAnsi="Times New Roman" w:eastAsia="SimSun" w:cs="Times New Roman"/>
           <w:sz w:val="24"/>
           <w:szCs w:val="24"/>
         </w:rPr>
-        <w:br w:type="page"/>
-      </w:r>
-    </w:p>
-    <w:p>
-      <w:pPr>
-        <w:pStyle w:val="20"/>
-        <w:keepNext w:val="0"/>
-        <w:keepLines w:val="0"/>
-        <w:widowControl/>
-        <w:suppressLineNumbers w:val="0"/>
+        <w:t xml:space="preserve"> Частичная автоматизация проверки с помощью программного кода на Python. Для частичной автоматизации регрессионного тестирования был разработан и запущен скрипт, проверяющий позитивный сценарий получения данных и воспроизводящий баг логики инверсии дат.</w:t>
+      </w:r>
+    </w:p>
+    <w:p>
+      <w:pPr>
+        <w:bidi w:val="0"/>
+        <w:rPr>
+          <w:rFonts w:hint="default"/>
+        </w:rPr>
+      </w:pPr>
+      <w:r>
+        <w:rPr>
+          <w:rFonts w:hint="default"/>
+        </w:rPr>
+        <w:t xml:space="preserve">Листинг 1 </w:t>
+      </w:r>
+      <w:r>
+        <w:rPr>
+          <w:rFonts w:hint="default"/>
+          <w:lang w:val="en-US"/>
+        </w:rPr>
+        <w:t>-</w:t>
+      </w:r>
+      <w:r>
+        <w:rPr>
+          <w:rFonts w:hint="default"/>
+        </w:rPr>
+        <w:t xml:space="preserve"> Скрипт автоматизации тестирования test_booker.py</w:t>
+      </w:r>
+    </w:p>
+    <w:tbl>
+      <w:tblPr>
+        <w:tblStyle w:val="23"/>
+        <w:tblW w:w="0" w:type="auto"/>
+        <w:tblInd w:w="0" w:type="dxa"/>
+        <w:tblBorders>
+          <w:top w:val="none" w:color="auto" w:sz="0" w:space="0"/>
+          <w:left w:val="none" w:color="auto" w:sz="0" w:space="0"/>
+          <w:bottom w:val="none" w:color="auto" w:sz="0" w:space="0"/>
+          <w:right w:val="none" w:color="auto" w:sz="0" w:space="0"/>
+          <w:insideH w:val="none" w:color="auto" w:sz="0" w:space="0"/>
+          <w:insideV w:val="none" w:color="auto" w:sz="0" w:space="0"/>
+        </w:tblBorders>
+        <w:shd w:val="clear" w:color="auto" w:fill="F1F1F1" w:themeFill="background1" w:themeFillShade="F2"/>
+        <w:tblLayout w:type="autofit"/>
+        <w:tblCellMar>
+          <w:left w:w="108" w:type="dxa"/>
+          <w:right w:w="108" w:type="dxa"/>
+        </w:tblCellMar>
+      </w:tblPr>
+      <w:tblGrid>
+        <w:gridCol w:w="9571"/>
+      </w:tblGrid>
+      <w:tr>
+        <w:tblPrEx>
+          <w:tblBorders>
+            <w:top w:val="none" w:color="auto" w:sz="0" w:space="0"/>
+            <w:left w:val="none" w:color="auto" w:sz="0" w:space="0"/>
+            <w:bottom w:val="none" w:color="auto" w:sz="0" w:space="0"/>
+            <w:right w:val="none" w:color="auto" w:sz="0" w:space="0"/>
+            <w:insideH w:val="none" w:color="auto" w:sz="0" w:space="0"/>
+            <w:insideV w:val="none" w:color="auto" w:sz="0" w:space="0"/>
+          </w:tblBorders>
+          <w:shd w:val="clear" w:color="auto" w:fill="F1F1F1" w:themeFill="background1" w:themeFillShade="F2"/>
+          <w:tblCellMar>
+            <w:left w:w="108" w:type="dxa"/>
+            <w:right w:w="108" w:type="dxa"/>
+          </w:tblCellMar>
+        </w:tblPrEx>
+        <w:tc>
+          <w:tcPr>
+            <w:tcW w:w="9571" w:type="dxa"/>
+            <w:tcBorders>
+              <w:tl2br w:val="nil"/>
+              <w:tr2bl w:val="nil"/>
+            </w:tcBorders>
+            <w:shd w:val="clear" w:color="auto" w:fill="F1F1F1" w:themeFill="background1" w:themeFillShade="F2"/>
+          </w:tcPr>
+          <w:p>
+            <w:pPr>
+              <w:bidi w:val="0"/>
+              <w:spacing w:line="360" w:lineRule="auto"/>
+              <w:rPr>
+                <w:rFonts w:hint="default" w:ascii="Courier New" w:hAnsi="Courier New" w:cs="Courier New"/>
+                <w:sz w:val="24"/>
+                <w:szCs w:val="24"/>
+                <w:lang w:val="en-US"/>
+              </w:rPr>
+            </w:pPr>
+            <w:r>
+              <w:rPr>
+                <w:rFonts w:hint="default" w:ascii="Courier New" w:hAnsi="Courier New" w:cs="Courier New"/>
+                <w:sz w:val="24"/>
+                <w:szCs w:val="24"/>
+              </w:rPr>
+              <w:t>import requests</w:t>
+            </w:r>
+            <w:r>
+              <w:rPr>
+                <w:rFonts w:hint="default" w:ascii="Courier New" w:hAnsi="Courier New" w:cs="Courier New"/>
+                <w:sz w:val="24"/>
+                <w:szCs w:val="24"/>
+              </w:rPr>
+              <w:br w:type="textWrapping"/>
+            </w:r>
+            <w:r>
+              <w:rPr>
+                <w:rFonts w:hint="default" w:ascii="Courier New" w:hAnsi="Courier New" w:cs="Courier New"/>
+                <w:sz w:val="24"/>
+                <w:szCs w:val="24"/>
+              </w:rPr>
+              <w:br w:type="textWrapping"/>
+            </w:r>
+            <w:r>
+              <w:rPr>
+                <w:rFonts w:hint="default" w:ascii="Courier New" w:hAnsi="Courier New" w:cs="Courier New"/>
+                <w:sz w:val="24"/>
+                <w:szCs w:val="24"/>
+              </w:rPr>
+              <w:t>BASE_URL = "https://restful-booker.herokuapp.com"</w:t>
+            </w:r>
+            <w:r>
+              <w:rPr>
+                <w:rFonts w:hint="default" w:ascii="Courier New" w:hAnsi="Courier New" w:cs="Courier New"/>
+                <w:sz w:val="24"/>
+                <w:szCs w:val="24"/>
+              </w:rPr>
+              <w:br w:type="textWrapping"/>
+            </w:r>
+            <w:r>
+              <w:rPr>
+                <w:rFonts w:hint="default" w:ascii="Courier New" w:hAnsi="Courier New" w:cs="Courier New"/>
+                <w:sz w:val="24"/>
+                <w:szCs w:val="24"/>
+              </w:rPr>
+              <w:br w:type="textWrapping"/>
+            </w:r>
+            <w:r>
+              <w:rPr>
+                <w:rFonts w:hint="default" w:ascii="Courier New" w:hAnsi="Courier New" w:cs="Courier New"/>
+                <w:sz w:val="24"/>
+                <w:szCs w:val="24"/>
+              </w:rPr>
+              <w:t>def test_get_bookings():</w:t>
+            </w:r>
+            <w:r>
+              <w:rPr>
+                <w:rFonts w:hint="default" w:ascii="Courier New" w:hAnsi="Courier New" w:cs="Courier New"/>
+                <w:sz w:val="24"/>
+                <w:szCs w:val="24"/>
+              </w:rPr>
+              <w:br w:type="textWrapping"/>
+            </w:r>
+            <w:r>
+              <w:rPr>
+                <w:rFonts w:hint="default" w:ascii="Courier New" w:hAnsi="Courier New" w:cs="Courier New"/>
+                <w:sz w:val="24"/>
+                <w:szCs w:val="24"/>
+              </w:rPr>
+              <w:t xml:space="preserve">    response = requests.get(f"{BASE_URL}/booking")</w:t>
+            </w:r>
+            <w:r>
+              <w:rPr>
+                <w:rFonts w:hint="default" w:ascii="Courier New" w:hAnsi="Courier New" w:cs="Courier New"/>
+                <w:sz w:val="24"/>
+                <w:szCs w:val="24"/>
+              </w:rPr>
+              <w:br w:type="textWrapping"/>
+            </w:r>
+            <w:r>
+              <w:rPr>
+                <w:rFonts w:hint="default" w:ascii="Courier New" w:hAnsi="Courier New" w:cs="Courier New"/>
+                <w:sz w:val="24"/>
+                <w:szCs w:val="24"/>
+              </w:rPr>
+              <w:t xml:space="preserve">    assert response.status_code == 200, f"Expected 200, got {response.status_code}"</w:t>
+            </w:r>
+            <w:r>
+              <w:rPr>
+                <w:rFonts w:hint="default" w:ascii="Courier New" w:hAnsi="Courier New" w:cs="Courier New"/>
+                <w:sz w:val="24"/>
+                <w:szCs w:val="24"/>
+              </w:rPr>
+              <w:br w:type="textWrapping"/>
+            </w:r>
+            <w:r>
+              <w:rPr>
+                <w:rFonts w:hint="default" w:ascii="Courier New" w:hAnsi="Courier New" w:cs="Courier New"/>
+                <w:sz w:val="24"/>
+                <w:szCs w:val="24"/>
+              </w:rPr>
+              <w:t xml:space="preserve">    assert isinstance(response.json(), list), "Ответ сервера должен быть списком"</w:t>
+            </w:r>
+            <w:bookmarkStart w:id="38" w:name="_GoBack"/>
+            <w:bookmarkEnd w:id="38"/>
+            <w:r>
+              <w:rPr>
+                <w:rFonts w:hint="default" w:ascii="Courier New" w:hAnsi="Courier New" w:cs="Courier New"/>
+                <w:sz w:val="24"/>
+                <w:szCs w:val="24"/>
+              </w:rPr>
+              <w:br w:type="textWrapping"/>
+            </w:r>
+            <w:r>
+              <w:rPr>
+                <w:rFonts w:hint="default" w:ascii="Courier New" w:hAnsi="Courier New" w:cs="Courier New"/>
+                <w:sz w:val="24"/>
+                <w:szCs w:val="24"/>
+              </w:rPr>
+              <w:t xml:space="preserve">    print("✓ TC-01 (GET /booking): PASSED")</w:t>
+            </w:r>
+            <w:r>
+              <w:rPr>
+                <w:rFonts w:hint="default" w:ascii="Courier New" w:hAnsi="Courier New" w:cs="Courier New"/>
+                <w:sz w:val="24"/>
+                <w:szCs w:val="24"/>
+              </w:rPr>
+              <w:br w:type="textWrapping"/>
+            </w:r>
+            <w:r>
+              <w:rPr>
+                <w:rFonts w:hint="default" w:ascii="Courier New" w:hAnsi="Courier New" w:cs="Courier New"/>
+                <w:sz w:val="24"/>
+                <w:szCs w:val="24"/>
+              </w:rPr>
+              <w:br w:type="textWrapping"/>
+            </w:r>
+            <w:r>
+              <w:rPr>
+                <w:rFonts w:hint="default" w:ascii="Courier New" w:hAnsi="Courier New" w:cs="Courier New"/>
+                <w:sz w:val="24"/>
+                <w:szCs w:val="24"/>
+              </w:rPr>
+              <w:br w:type="textWrapping"/>
+            </w:r>
+            <w:r>
+              <w:rPr>
+                <w:rFonts w:hint="default" w:ascii="Courier New" w:hAnsi="Courier New" w:cs="Courier New"/>
+                <w:sz w:val="24"/>
+                <w:szCs w:val="24"/>
+              </w:rPr>
+              <w:t>def test_invalid_dates_bug():</w:t>
+            </w:r>
+            <w:r>
+              <w:rPr>
+                <w:rFonts w:hint="default" w:ascii="Courier New" w:hAnsi="Courier New" w:cs="Courier New"/>
+                <w:sz w:val="24"/>
+                <w:szCs w:val="24"/>
+              </w:rPr>
+              <w:br w:type="textWrapping"/>
+            </w:r>
+            <w:r>
+              <w:rPr>
+                <w:rFonts w:hint="default" w:ascii="Courier New" w:hAnsi="Courier New" w:cs="Courier New"/>
+                <w:sz w:val="24"/>
+                <w:szCs w:val="24"/>
+              </w:rPr>
+              <w:t xml:space="preserve">    payload = {</w:t>
+            </w:r>
+            <w:r>
+              <w:rPr>
+                <w:rFonts w:hint="default" w:ascii="Courier New" w:hAnsi="Courier New" w:cs="Courier New"/>
+                <w:sz w:val="24"/>
+                <w:szCs w:val="24"/>
+              </w:rPr>
+              <w:br w:type="textWrapping"/>
+            </w:r>
+            <w:r>
+              <w:rPr>
+                <w:rFonts w:hint="default" w:ascii="Courier New" w:hAnsi="Courier New" w:cs="Courier New"/>
+                <w:sz w:val="24"/>
+                <w:szCs w:val="24"/>
+              </w:rPr>
+              <w:t xml:space="preserve">        "firstname": "Batyr",</w:t>
+            </w:r>
+            <w:r>
+              <w:rPr>
+                <w:rFonts w:hint="default" w:ascii="Courier New" w:hAnsi="Courier New" w:cs="Courier New"/>
+                <w:sz w:val="24"/>
+                <w:szCs w:val="24"/>
+              </w:rPr>
+              <w:br w:type="textWrapping"/>
+            </w:r>
+            <w:r>
+              <w:rPr>
+                <w:rFonts w:hint="default" w:ascii="Courier New" w:hAnsi="Courier New" w:cs="Courier New"/>
+                <w:sz w:val="24"/>
+                <w:szCs w:val="24"/>
+              </w:rPr>
+              <w:t xml:space="preserve">        "lastname": "Test",</w:t>
+            </w:r>
+            <w:r>
+              <w:rPr>
+                <w:rFonts w:hint="default" w:ascii="Courier New" w:hAnsi="Courier New" w:cs="Courier New"/>
+                <w:sz w:val="24"/>
+                <w:szCs w:val="24"/>
+              </w:rPr>
+              <w:br w:type="textWrapping"/>
+            </w:r>
+            <w:r>
+              <w:rPr>
+                <w:rFonts w:hint="default" w:ascii="Courier New" w:hAnsi="Courier New" w:cs="Courier New"/>
+                <w:sz w:val="24"/>
+                <w:szCs w:val="24"/>
+              </w:rPr>
+              <w:t xml:space="preserve">        "totalprice": 150,</w:t>
+            </w:r>
+            <w:r>
+              <w:rPr>
+                <w:rFonts w:hint="default" w:ascii="Courier New" w:hAnsi="Courier New" w:cs="Courier New"/>
+                <w:sz w:val="24"/>
+                <w:szCs w:val="24"/>
+              </w:rPr>
+              <w:br w:type="textWrapping"/>
+            </w:r>
+            <w:r>
+              <w:rPr>
+                <w:rFonts w:hint="default" w:ascii="Courier New" w:hAnsi="Courier New" w:cs="Courier New"/>
+                <w:sz w:val="24"/>
+                <w:szCs w:val="24"/>
+              </w:rPr>
+              <w:t xml:space="preserve">        "depositpaid": True,</w:t>
+            </w:r>
+            <w:r>
+              <w:rPr>
+                <w:rFonts w:hint="default" w:ascii="Courier New" w:hAnsi="Courier New" w:cs="Courier New"/>
+                <w:sz w:val="24"/>
+                <w:szCs w:val="24"/>
+              </w:rPr>
+              <w:br w:type="textWrapping"/>
+            </w:r>
+            <w:r>
+              <w:rPr>
+                <w:rFonts w:hint="default" w:ascii="Courier New" w:hAnsi="Courier New" w:cs="Courier New"/>
+                <w:sz w:val="24"/>
+                <w:szCs w:val="24"/>
+              </w:rPr>
+              <w:t xml:space="preserve">        "bookingdates": {</w:t>
+            </w:r>
+            <w:r>
+              <w:rPr>
+                <w:rFonts w:hint="default" w:ascii="Courier New" w:hAnsi="Courier New" w:cs="Courier New"/>
+                <w:sz w:val="24"/>
+                <w:szCs w:val="24"/>
+              </w:rPr>
+              <w:br w:type="textWrapping"/>
+            </w:r>
+            <w:r>
+              <w:rPr>
+                <w:rFonts w:hint="default" w:ascii="Courier New" w:hAnsi="Courier New" w:cs="Courier New"/>
+                <w:sz w:val="24"/>
+                <w:szCs w:val="24"/>
+              </w:rPr>
+              <w:t xml:space="preserve">            "checkin": "2026-12-01",</w:t>
+            </w:r>
+            <w:r>
+              <w:rPr>
+                <w:rFonts w:hint="default" w:ascii="Courier New" w:hAnsi="Courier New" w:cs="Courier New"/>
+                <w:sz w:val="24"/>
+                <w:szCs w:val="24"/>
+              </w:rPr>
+              <w:br w:type="textWrapping"/>
+            </w:r>
+            <w:r>
+              <w:rPr>
+                <w:rFonts w:hint="default" w:ascii="Courier New" w:hAnsi="Courier New" w:cs="Courier New"/>
+                <w:sz w:val="24"/>
+                <w:szCs w:val="24"/>
+              </w:rPr>
+              <w:t xml:space="preserve">            "checkout": "2026-01-01"</w:t>
+            </w:r>
+            <w:r>
+              <w:rPr>
+                <w:rFonts w:hint="default" w:ascii="Courier New" w:hAnsi="Courier New" w:cs="Courier New"/>
+                <w:sz w:val="24"/>
+                <w:szCs w:val="24"/>
+              </w:rPr>
+              <w:br w:type="textWrapping"/>
+            </w:r>
+            <w:r>
+              <w:rPr>
+                <w:rFonts w:hint="default" w:ascii="Courier New" w:hAnsi="Courier New" w:cs="Courier New"/>
+                <w:sz w:val="24"/>
+                <w:szCs w:val="24"/>
+              </w:rPr>
+              <w:t xml:space="preserve">        },</w:t>
+            </w:r>
+            <w:r>
+              <w:rPr>
+                <w:rFonts w:hint="default" w:ascii="Courier New" w:hAnsi="Courier New" w:cs="Courier New"/>
+                <w:sz w:val="24"/>
+                <w:szCs w:val="24"/>
+              </w:rPr>
+              <w:br w:type="textWrapping"/>
+            </w:r>
+            <w:r>
+              <w:rPr>
+                <w:rFonts w:hint="default" w:ascii="Courier New" w:hAnsi="Courier New" w:cs="Courier New"/>
+                <w:sz w:val="24"/>
+                <w:szCs w:val="24"/>
+              </w:rPr>
+              <w:t xml:space="preserve">        "additionalneeds": "Breakfast"</w:t>
+            </w:r>
+            <w:r>
+              <w:rPr>
+                <w:rFonts w:hint="default" w:ascii="Courier New" w:hAnsi="Courier New" w:cs="Courier New"/>
+                <w:sz w:val="24"/>
+                <w:szCs w:val="24"/>
+              </w:rPr>
+              <w:br w:type="textWrapping"/>
+            </w:r>
+            <w:r>
+              <w:rPr>
+                <w:rFonts w:hint="default" w:ascii="Courier New" w:hAnsi="Courier New" w:cs="Courier New"/>
+                <w:sz w:val="24"/>
+                <w:szCs w:val="24"/>
+              </w:rPr>
+              <w:t xml:space="preserve">    }</w:t>
+            </w:r>
+            <w:r>
+              <w:rPr>
+                <w:rFonts w:hint="default" w:ascii="Courier New" w:hAnsi="Courier New" w:cs="Courier New"/>
+                <w:sz w:val="24"/>
+                <w:szCs w:val="24"/>
+              </w:rPr>
+              <w:br w:type="textWrapping"/>
+            </w:r>
+            <w:r>
+              <w:rPr>
+                <w:rFonts w:hint="default" w:ascii="Courier New" w:hAnsi="Courier New" w:cs="Courier New"/>
+                <w:sz w:val="24"/>
+                <w:szCs w:val="24"/>
+              </w:rPr>
+              <w:t xml:space="preserve">    response = requests.post(f"{BASE_URL}/booking", json=payload)</w:t>
+            </w:r>
+            <w:r>
+              <w:rPr>
+                <w:rFonts w:hint="default" w:ascii="Courier New" w:hAnsi="Courier New" w:cs="Courier New"/>
+                <w:sz w:val="24"/>
+                <w:szCs w:val="24"/>
+              </w:rPr>
+              <w:br w:type="textWrapping"/>
+            </w:r>
+            <w:r>
+              <w:rPr>
+                <w:rFonts w:hint="default" w:ascii="Courier New" w:hAnsi="Courier New" w:cs="Courier New"/>
+                <w:sz w:val="24"/>
+                <w:szCs w:val="24"/>
+              </w:rPr>
+              <w:br w:type="textWrapping"/>
+            </w:r>
+            <w:r>
+              <w:rPr>
+                <w:rFonts w:hint="default" w:ascii="Courier New" w:hAnsi="Courier New" w:cs="Courier New"/>
+                <w:sz w:val="24"/>
+                <w:szCs w:val="24"/>
+              </w:rPr>
+              <w:t xml:space="preserve">    try:</w:t>
+            </w:r>
+            <w:r>
+              <w:rPr>
+                <w:rFonts w:hint="default" w:ascii="Courier New" w:hAnsi="Courier New" w:cs="Courier New"/>
+                <w:sz w:val="24"/>
+                <w:szCs w:val="24"/>
+              </w:rPr>
+              <w:br w:type="textWrapping"/>
+            </w:r>
+            <w:r>
+              <w:rPr>
+                <w:rFonts w:hint="default" w:ascii="Courier New" w:hAnsi="Courier New" w:cs="Courier New"/>
+                <w:sz w:val="24"/>
+                <w:szCs w:val="24"/>
+              </w:rPr>
+              <w:t xml:space="preserve">        assert response.status_code == 400, f"Bug detected! Server allowed wrong dates with status {response.status_code}"</w:t>
+            </w:r>
+            <w:r>
+              <w:rPr>
+                <w:rFonts w:hint="default" w:ascii="Courier New" w:hAnsi="Courier New" w:cs="Courier New"/>
+                <w:sz w:val="24"/>
+                <w:szCs w:val="24"/>
+              </w:rPr>
+              <w:br w:type="textWrapping"/>
+            </w:r>
+            <w:r>
+              <w:rPr>
+                <w:rFonts w:hint="default" w:ascii="Courier New" w:hAnsi="Courier New" w:cs="Courier New"/>
+                <w:sz w:val="24"/>
+                <w:szCs w:val="24"/>
+              </w:rPr>
+              <w:t xml:space="preserve">        print("✓ TC-03: PASSED")</w:t>
+            </w:r>
+            <w:r>
+              <w:rPr>
+                <w:rFonts w:hint="default" w:ascii="Courier New" w:hAnsi="Courier New" w:cs="Courier New"/>
+                <w:sz w:val="24"/>
+                <w:szCs w:val="24"/>
+              </w:rPr>
+              <w:br w:type="textWrapping"/>
+            </w:r>
+            <w:r>
+              <w:rPr>
+                <w:rFonts w:hint="default" w:ascii="Courier New" w:hAnsi="Courier New" w:cs="Courier New"/>
+                <w:sz w:val="24"/>
+                <w:szCs w:val="24"/>
+              </w:rPr>
+              <w:t xml:space="preserve">    except AssertionError as e:</w:t>
+            </w:r>
+            <w:r>
+              <w:rPr>
+                <w:rFonts w:hint="default" w:ascii="Courier New" w:hAnsi="Courier New" w:cs="Courier New"/>
+                <w:sz w:val="24"/>
+                <w:szCs w:val="24"/>
+              </w:rPr>
+              <w:br w:type="textWrapping"/>
+            </w:r>
+            <w:r>
+              <w:rPr>
+                <w:rFonts w:hint="default" w:ascii="Courier New" w:hAnsi="Courier New" w:cs="Courier New"/>
+                <w:sz w:val="24"/>
+                <w:szCs w:val="24"/>
+              </w:rPr>
+              <w:t xml:space="preserve">        print(f"❌ TC-03: FAILED. {e}")</w:t>
+            </w:r>
+            <w:r>
+              <w:rPr>
+                <w:rFonts w:hint="default" w:ascii="Courier New" w:hAnsi="Courier New" w:cs="Courier New"/>
+                <w:sz w:val="24"/>
+                <w:szCs w:val="24"/>
+              </w:rPr>
+              <w:br w:type="textWrapping"/>
+            </w:r>
+            <w:r>
+              <w:rPr>
+                <w:rFonts w:hint="default" w:ascii="Courier New" w:hAnsi="Courier New" w:cs="Courier New"/>
+                <w:sz w:val="24"/>
+                <w:szCs w:val="24"/>
+              </w:rPr>
+              <w:br w:type="textWrapping"/>
+            </w:r>
+            <w:r>
+              <w:rPr>
+                <w:rFonts w:hint="default" w:ascii="Courier New" w:hAnsi="Courier New" w:cs="Courier New"/>
+                <w:sz w:val="24"/>
+                <w:szCs w:val="24"/>
+              </w:rPr>
+              <w:br w:type="textWrapping"/>
+            </w:r>
+            <w:r>
+              <w:rPr>
+                <w:rFonts w:hint="default" w:ascii="Courier New" w:hAnsi="Courier New" w:cs="Courier New"/>
+                <w:sz w:val="24"/>
+                <w:szCs w:val="24"/>
+              </w:rPr>
+              <w:t>if __name__ == "__main__":</w:t>
+            </w:r>
+            <w:r>
+              <w:rPr>
+                <w:rFonts w:hint="default" w:ascii="Courier New" w:hAnsi="Courier New" w:cs="Courier New"/>
+                <w:sz w:val="24"/>
+                <w:szCs w:val="24"/>
+              </w:rPr>
+              <w:br w:type="textWrapping"/>
+            </w:r>
+            <w:r>
+              <w:rPr>
+                <w:rFonts w:hint="default" w:ascii="Courier New" w:hAnsi="Courier New" w:cs="Courier New"/>
+                <w:sz w:val="24"/>
+                <w:szCs w:val="24"/>
+              </w:rPr>
+              <w:t xml:space="preserve">    print("test loading..")</w:t>
+            </w:r>
+            <w:r>
+              <w:rPr>
+                <w:rFonts w:hint="default" w:ascii="Courier New" w:hAnsi="Courier New" w:cs="Courier New"/>
+                <w:sz w:val="24"/>
+                <w:szCs w:val="24"/>
+              </w:rPr>
+              <w:br w:type="textWrapping"/>
+            </w:r>
+            <w:r>
+              <w:rPr>
+                <w:rFonts w:hint="default" w:ascii="Courier New" w:hAnsi="Courier New" w:cs="Courier New"/>
+                <w:sz w:val="24"/>
+                <w:szCs w:val="24"/>
+              </w:rPr>
+              <w:t xml:space="preserve">    test_get_bookings()</w:t>
+            </w:r>
+            <w:r>
+              <w:rPr>
+                <w:rFonts w:hint="default" w:ascii="Courier New" w:hAnsi="Courier New" w:cs="Courier New"/>
+                <w:sz w:val="24"/>
+                <w:szCs w:val="24"/>
+              </w:rPr>
+              <w:br w:type="textWrapping"/>
+            </w:r>
+            <w:r>
+              <w:rPr>
+                <w:rFonts w:hint="default" w:ascii="Courier New" w:hAnsi="Courier New" w:cs="Courier New"/>
+                <w:sz w:val="24"/>
+                <w:szCs w:val="24"/>
+              </w:rPr>
+              <w:t xml:space="preserve">    test_invalid_dates_bug()</w:t>
+            </w:r>
+            <w:r>
+              <w:rPr>
+                <w:rFonts w:hint="default" w:ascii="Courier New" w:hAnsi="Courier New" w:cs="Courier New"/>
+                <w:sz w:val="24"/>
+                <w:szCs w:val="24"/>
+              </w:rPr>
+              <w:br w:type="textWrapping"/>
+            </w:r>
+            <w:r>
+              <w:rPr>
+                <w:rFonts w:hint="default" w:ascii="Courier New" w:hAnsi="Courier New" w:cs="Courier New"/>
+                <w:sz w:val="24"/>
+                <w:szCs w:val="24"/>
+              </w:rPr>
+              <w:t xml:space="preserve">    print("test ended")</w:t>
+            </w:r>
+          </w:p>
+        </w:tc>
+      </w:tr>
+    </w:tbl>
+    <w:p>
+      <w:pPr>
         <w:spacing w:line="360" w:lineRule="auto"/>
         <w:jc w:val="both"/>
         <w:rPr>
-          <w:rFonts w:hint="default" w:ascii="Times New Roman" w:hAnsi="Times New Roman" w:eastAsia="SimSun" w:cs="Times New Roman"/>
-          <w:sz w:val="24"/>
-          <w:szCs w:val="24"/>
-        </w:rPr>
-      </w:pPr>
-      <w:r>
-        <w:rPr>
-          <w:rStyle w:val="28"/>
-          <w:rFonts w:hint="default" w:ascii="Times New Roman" w:hAnsi="Times New Roman" w:cs="Times New Roman"/>
-          <w:sz w:val="24"/>
-          <w:szCs w:val="24"/>
-        </w:rPr>
-        <w:t>Шаг 3.</w:t>
-      </w:r>
-      <w:r>
-        <w:rPr>
-          <w:rFonts w:hint="default" w:ascii="Times New Roman" w:hAnsi="Times New Roman" w:eastAsia="SimSun" w:cs="Times New Roman"/>
-          <w:sz w:val="24"/>
-          <w:szCs w:val="24"/>
-        </w:rPr>
-        <w:t xml:space="preserve"> Частичная автоматизация проверки с помощью программного кода на Python. Для частичной автоматизации регрессионного тестирования был разработан и запущен скрипт, проверяющий позитивный сценарий получения данных и воспроизводящий баг логики инверсии дат.</w:t>
-      </w:r>
-    </w:p>
-    <w:p>
-      <w:pPr>
-        <w:spacing w:before="100" w:after="100" w:line="360" w:lineRule="auto"/>
-        <w:jc w:val="both"/>
-        <w:rPr>
-          <w:rFonts w:hint="default" w:ascii="Times New Roman" w:hAnsi="Times New Roman" w:eastAsia="SimSun" w:cs="Times New Roman"/>
-          <w:sz w:val="24"/>
-          <w:szCs w:val="24"/>
-        </w:rPr>
-      </w:pPr>
-      <w:r>
-        <w:rPr>
-          <w:rStyle w:val="28"/>
-          <w:rFonts w:hint="default" w:ascii="Times New Roman" w:hAnsi="Times New Roman" w:cs="Times New Roman"/>
-          <w:sz w:val="24"/>
-          <w:szCs w:val="24"/>
-        </w:rPr>
-        <w:t>Листинг 1</w:t>
-      </w:r>
-      <w:r>
-        <w:rPr>
-          <w:rFonts w:hint="default" w:ascii="Times New Roman" w:hAnsi="Times New Roman" w:eastAsia="SimSun" w:cs="Times New Roman"/>
-          <w:sz w:val="24"/>
-          <w:szCs w:val="24"/>
-        </w:rPr>
-        <w:t xml:space="preserve"> </w:t>
-      </w:r>
-      <w:r>
-        <w:rPr>
-          <w:rFonts w:hint="default" w:ascii="Times New Roman" w:hAnsi="Times New Roman" w:eastAsia="SimSun" w:cs="Times New Roman"/>
+          <w:rFonts w:hint="default" w:ascii="Times New Roman" w:hAnsi="Times New Roman" w:cs="Times New Roman"/>
           <w:sz w:val="24"/>
           <w:szCs w:val="24"/>
           <w:lang w:val="en-US"/>
         </w:rPr>
-        <w:t>-</w:t>
-      </w:r>
-      <w:r>
-        <w:rPr>
-          <w:rFonts w:hint="default" w:ascii="Times New Roman" w:hAnsi="Times New Roman" w:eastAsia="SimSun" w:cs="Times New Roman"/>
-          <w:sz w:val="24"/>
-          <w:szCs w:val="24"/>
-        </w:rPr>
-        <w:t xml:space="preserve"> Скрипт автоматизации тестирования test_booker.py</w:t>
-      </w:r>
-    </w:p>
-    <w:p>
-      <w:pPr>
-        <w:pStyle w:val="21"/>
-        <w:keepNext w:val="0"/>
-        <w:keepLines w:val="0"/>
-        <w:widowControl/>
-        <w:suppressLineNumbers w:val="0"/>
-        <w:spacing w:line="360" w:lineRule="auto"/>
-        <w:jc w:val="left"/>
-        <w:rPr>
-          <w:rFonts w:hint="default" w:ascii="Times New Roman" w:hAnsi="Times New Roman" w:eastAsia="JetBrains Mono" w:cs="Times New Roman"/>
-          <w:color w:val="auto"/>
-          <w:sz w:val="24"/>
-          <w:szCs w:val="24"/>
-          <w:highlight w:val="lightGray"/>
-          <w:shd w:val="clear" w:color="auto" w:fill="auto"/>
-        </w:rPr>
-      </w:pPr>
-      <w:r>
-        <w:rPr>
-          <w:rFonts w:hint="default" w:ascii="Times New Roman" w:hAnsi="Times New Roman" w:eastAsia="JetBrains Mono" w:cs="Times New Roman"/>
-          <w:color w:val="auto"/>
-          <w:sz w:val="24"/>
-          <w:szCs w:val="24"/>
-          <w:highlight w:val="lightGray"/>
-          <w:shd w:val="clear" w:color="auto" w:fill="auto"/>
-        </w:rPr>
-        <w:t>import requests</w:t>
-      </w:r>
-      <w:r>
-        <w:rPr>
-          <w:rFonts w:hint="default" w:ascii="Times New Roman" w:hAnsi="Times New Roman" w:eastAsia="JetBrains Mono" w:cs="Times New Roman"/>
-          <w:color w:val="auto"/>
-          <w:sz w:val="24"/>
-          <w:szCs w:val="24"/>
-          <w:highlight w:val="lightGray"/>
-          <w:shd w:val="clear" w:color="auto" w:fill="auto"/>
-        </w:rPr>
-        <w:br w:type="textWrapping"/>
-      </w:r>
-      <w:r>
-        <w:rPr>
-          <w:rFonts w:hint="default" w:ascii="Times New Roman" w:hAnsi="Times New Roman" w:eastAsia="JetBrains Mono" w:cs="Times New Roman"/>
-          <w:color w:val="auto"/>
-          <w:sz w:val="24"/>
-          <w:szCs w:val="24"/>
-          <w:highlight w:val="lightGray"/>
-          <w:shd w:val="clear" w:color="auto" w:fill="auto"/>
-        </w:rPr>
-        <w:br w:type="textWrapping"/>
-      </w:r>
-      <w:r>
-        <w:rPr>
-          <w:rFonts w:hint="default" w:ascii="Times New Roman" w:hAnsi="Times New Roman" w:eastAsia="JetBrains Mono" w:cs="Times New Roman"/>
-          <w:color w:val="auto"/>
-          <w:sz w:val="24"/>
-          <w:szCs w:val="24"/>
-          <w:highlight w:val="lightGray"/>
-          <w:shd w:val="clear" w:color="auto" w:fill="auto"/>
-        </w:rPr>
-        <w:t>BASE_URL = "https://restful-booker.herokuapp.com"</w:t>
-      </w:r>
-      <w:r>
-        <w:rPr>
-          <w:rFonts w:hint="default" w:ascii="Times New Roman" w:hAnsi="Times New Roman" w:eastAsia="JetBrains Mono" w:cs="Times New Roman"/>
-          <w:color w:val="auto"/>
-          <w:sz w:val="24"/>
-          <w:szCs w:val="24"/>
-          <w:highlight w:val="lightGray"/>
-          <w:shd w:val="clear" w:color="auto" w:fill="auto"/>
-        </w:rPr>
-        <w:br w:type="textWrapping"/>
-      </w:r>
-      <w:r>
-        <w:rPr>
-          <w:rFonts w:hint="default" w:ascii="Times New Roman" w:hAnsi="Times New Roman" w:eastAsia="JetBrains Mono" w:cs="Times New Roman"/>
-          <w:color w:val="auto"/>
-          <w:sz w:val="24"/>
-          <w:szCs w:val="24"/>
-          <w:highlight w:val="lightGray"/>
-          <w:shd w:val="clear" w:color="auto" w:fill="auto"/>
-        </w:rPr>
-        <w:br w:type="textWrapping"/>
-      </w:r>
-      <w:r>
-        <w:rPr>
-          <w:rFonts w:hint="default" w:ascii="Times New Roman" w:hAnsi="Times New Roman" w:eastAsia="JetBrains Mono" w:cs="Times New Roman"/>
-          <w:color w:val="auto"/>
-          <w:sz w:val="24"/>
-          <w:szCs w:val="24"/>
-          <w:highlight w:val="lightGray"/>
-          <w:shd w:val="clear" w:color="auto" w:fill="auto"/>
-        </w:rPr>
-        <w:br w:type="textWrapping"/>
-      </w:r>
-      <w:r>
-        <w:rPr>
-          <w:rFonts w:hint="default" w:ascii="Times New Roman" w:hAnsi="Times New Roman" w:eastAsia="JetBrains Mono" w:cs="Times New Roman"/>
-          <w:color w:val="auto"/>
-          <w:sz w:val="24"/>
-          <w:szCs w:val="24"/>
-          <w:highlight w:val="lightGray"/>
-          <w:shd w:val="clear" w:color="auto" w:fill="auto"/>
-        </w:rPr>
-        <w:t>def test_get_bookings():</w:t>
-      </w:r>
-      <w:r>
-        <w:rPr>
-          <w:rFonts w:hint="default" w:ascii="Times New Roman" w:hAnsi="Times New Roman" w:eastAsia="JetBrains Mono" w:cs="Times New Roman"/>
-          <w:color w:val="auto"/>
-          <w:sz w:val="24"/>
-          <w:szCs w:val="24"/>
-          <w:highlight w:val="lightGray"/>
-          <w:shd w:val="clear" w:color="auto" w:fill="auto"/>
-        </w:rPr>
-        <w:br w:type="textWrapping"/>
-      </w:r>
-      <w:r>
-        <w:rPr>
-          <w:rFonts w:hint="default" w:ascii="Times New Roman" w:hAnsi="Times New Roman" w:eastAsia="JetBrains Mono" w:cs="Times New Roman"/>
-          <w:color w:val="auto"/>
-          <w:sz w:val="24"/>
-          <w:szCs w:val="24"/>
-          <w:highlight w:val="lightGray"/>
-          <w:shd w:val="clear" w:color="auto" w:fill="auto"/>
-        </w:rPr>
-        <w:t xml:space="preserve">    response = requests.get(f"{BASE_URL}/booking")</w:t>
-      </w:r>
-      <w:r>
-        <w:rPr>
-          <w:rFonts w:hint="default" w:ascii="Times New Roman" w:hAnsi="Times New Roman" w:eastAsia="JetBrains Mono" w:cs="Times New Roman"/>
-          <w:color w:val="auto"/>
-          <w:sz w:val="24"/>
-          <w:szCs w:val="24"/>
-          <w:highlight w:val="lightGray"/>
-          <w:shd w:val="clear" w:color="auto" w:fill="auto"/>
-        </w:rPr>
-        <w:br w:type="textWrapping"/>
-      </w:r>
-      <w:r>
-        <w:rPr>
-          <w:rFonts w:hint="default" w:ascii="Times New Roman" w:hAnsi="Times New Roman" w:eastAsia="JetBrains Mono" w:cs="Times New Roman"/>
-          <w:color w:val="auto"/>
-          <w:sz w:val="24"/>
-          <w:szCs w:val="24"/>
-          <w:highlight w:val="lightGray"/>
-          <w:shd w:val="clear" w:color="auto" w:fill="auto"/>
-        </w:rPr>
-        <w:t xml:space="preserve">    assert response.status_code == 200, f"Expected 200, got {response.status_code}"</w:t>
-      </w:r>
-      <w:r>
-        <w:rPr>
-          <w:rFonts w:hint="default" w:ascii="Times New Roman" w:hAnsi="Times New Roman" w:eastAsia="JetBrains Mono" w:cs="Times New Roman"/>
-          <w:color w:val="auto"/>
-          <w:sz w:val="24"/>
-          <w:szCs w:val="24"/>
-          <w:highlight w:val="lightGray"/>
-          <w:shd w:val="clear" w:color="auto" w:fill="auto"/>
-        </w:rPr>
-        <w:br w:type="textWrapping"/>
-      </w:r>
-      <w:r>
-        <w:rPr>
-          <w:rFonts w:hint="default" w:ascii="Times New Roman" w:hAnsi="Times New Roman" w:eastAsia="JetBrains Mono" w:cs="Times New Roman"/>
-          <w:color w:val="auto"/>
-          <w:sz w:val="24"/>
-          <w:szCs w:val="24"/>
-          <w:highlight w:val="lightGray"/>
-          <w:shd w:val="clear" w:color="auto" w:fill="auto"/>
-        </w:rPr>
-        <w:t xml:space="preserve">    assert isinstance(response.json(), list), "Ответ сервера должен быть списком"</w:t>
-      </w:r>
-      <w:r>
-        <w:rPr>
-          <w:rFonts w:hint="default" w:ascii="Times New Roman" w:hAnsi="Times New Roman" w:eastAsia="JetBrains Mono" w:cs="Times New Roman"/>
-          <w:color w:val="auto"/>
-          <w:sz w:val="24"/>
-          <w:szCs w:val="24"/>
-          <w:highlight w:val="lightGray"/>
-          <w:shd w:val="clear" w:color="auto" w:fill="auto"/>
-        </w:rPr>
-        <w:br w:type="textWrapping"/>
-      </w:r>
-      <w:r>
-        <w:rPr>
-          <w:rFonts w:hint="default" w:ascii="Times New Roman" w:hAnsi="Times New Roman" w:eastAsia="JetBrains Mono" w:cs="Times New Roman"/>
-          <w:color w:val="auto"/>
-          <w:sz w:val="24"/>
-          <w:szCs w:val="24"/>
-          <w:highlight w:val="lightGray"/>
-          <w:shd w:val="clear" w:color="auto" w:fill="auto"/>
-        </w:rPr>
-        <w:t xml:space="preserve">    print("TC-01 (GET /booking): PASSED")</w:t>
-      </w:r>
-      <w:r>
-        <w:rPr>
-          <w:rFonts w:hint="default" w:ascii="Times New Roman" w:hAnsi="Times New Roman" w:eastAsia="JetBrains Mono" w:cs="Times New Roman"/>
-          <w:color w:val="auto"/>
-          <w:sz w:val="24"/>
-          <w:szCs w:val="24"/>
-          <w:highlight w:val="lightGray"/>
-          <w:shd w:val="clear" w:color="auto" w:fill="auto"/>
-        </w:rPr>
-        <w:br w:type="textWrapping"/>
-      </w:r>
-      <w:r>
-        <w:rPr>
-          <w:rFonts w:hint="default" w:ascii="Times New Roman" w:hAnsi="Times New Roman" w:eastAsia="JetBrains Mono" w:cs="Times New Roman"/>
-          <w:color w:val="auto"/>
-          <w:sz w:val="24"/>
-          <w:szCs w:val="24"/>
-          <w:highlight w:val="lightGray"/>
-          <w:shd w:val="clear" w:color="auto" w:fill="auto"/>
-        </w:rPr>
-        <w:br w:type="textWrapping"/>
-      </w:r>
-      <w:r>
-        <w:rPr>
-          <w:rFonts w:hint="default" w:ascii="Times New Roman" w:hAnsi="Times New Roman" w:eastAsia="JetBrains Mono" w:cs="Times New Roman"/>
-          <w:color w:val="auto"/>
-          <w:sz w:val="24"/>
-          <w:szCs w:val="24"/>
-          <w:highlight w:val="lightGray"/>
-          <w:shd w:val="clear" w:color="auto" w:fill="auto"/>
-        </w:rPr>
-        <w:br w:type="textWrapping"/>
-      </w:r>
-      <w:r>
-        <w:rPr>
-          <w:rFonts w:hint="default" w:ascii="Times New Roman" w:hAnsi="Times New Roman" w:eastAsia="JetBrains Mono" w:cs="Times New Roman"/>
-          <w:color w:val="auto"/>
-          <w:sz w:val="24"/>
-          <w:szCs w:val="24"/>
-          <w:highlight w:val="lightGray"/>
-          <w:shd w:val="clear" w:color="auto" w:fill="auto"/>
-        </w:rPr>
-        <w:t>def test_invalid_dates_bug():</w:t>
-      </w:r>
-      <w:r>
-        <w:rPr>
-          <w:rFonts w:hint="default" w:ascii="Times New Roman" w:hAnsi="Times New Roman" w:eastAsia="JetBrains Mono" w:cs="Times New Roman"/>
-          <w:color w:val="auto"/>
-          <w:sz w:val="24"/>
-          <w:szCs w:val="24"/>
-          <w:highlight w:val="lightGray"/>
-          <w:shd w:val="clear" w:color="auto" w:fill="auto"/>
-        </w:rPr>
-        <w:br w:type="textWrapping"/>
-      </w:r>
-      <w:r>
-        <w:rPr>
-          <w:rFonts w:hint="default" w:ascii="Times New Roman" w:hAnsi="Times New Roman" w:eastAsia="JetBrains Mono" w:cs="Times New Roman"/>
-          <w:color w:val="auto"/>
-          <w:sz w:val="24"/>
-          <w:szCs w:val="24"/>
-          <w:highlight w:val="lightGray"/>
-          <w:shd w:val="clear" w:color="auto" w:fill="auto"/>
-        </w:rPr>
-        <w:t xml:space="preserve">    payload = {</w:t>
-      </w:r>
-      <w:r>
-        <w:rPr>
-          <w:rFonts w:hint="default" w:ascii="Times New Roman" w:hAnsi="Times New Roman" w:eastAsia="JetBrains Mono" w:cs="Times New Roman"/>
-          <w:color w:val="auto"/>
-          <w:sz w:val="24"/>
-          <w:szCs w:val="24"/>
-          <w:highlight w:val="lightGray"/>
-          <w:shd w:val="clear" w:color="auto" w:fill="auto"/>
-        </w:rPr>
-        <w:br w:type="textWrapping"/>
-      </w:r>
-      <w:r>
-        <w:rPr>
-          <w:rFonts w:hint="default" w:ascii="Times New Roman" w:hAnsi="Times New Roman" w:eastAsia="JetBrains Mono" w:cs="Times New Roman"/>
-          <w:color w:val="auto"/>
-          <w:sz w:val="24"/>
-          <w:szCs w:val="24"/>
-          <w:highlight w:val="lightGray"/>
-          <w:shd w:val="clear" w:color="auto" w:fill="auto"/>
-        </w:rPr>
-        <w:t xml:space="preserve">        "firstname": "Batyr",</w:t>
-      </w:r>
-      <w:r>
-        <w:rPr>
-          <w:rFonts w:hint="default" w:ascii="Times New Roman" w:hAnsi="Times New Roman" w:eastAsia="JetBrains Mono" w:cs="Times New Roman"/>
-          <w:color w:val="auto"/>
-          <w:sz w:val="24"/>
-          <w:szCs w:val="24"/>
-          <w:highlight w:val="lightGray"/>
-          <w:shd w:val="clear" w:color="auto" w:fill="auto"/>
-        </w:rPr>
-        <w:br w:type="textWrapping"/>
-      </w:r>
-      <w:r>
-        <w:rPr>
-          <w:rFonts w:hint="default" w:ascii="Times New Roman" w:hAnsi="Times New Roman" w:eastAsia="JetBrains Mono" w:cs="Times New Roman"/>
-          <w:color w:val="auto"/>
-          <w:sz w:val="24"/>
-          <w:szCs w:val="24"/>
-          <w:highlight w:val="lightGray"/>
-          <w:shd w:val="clear" w:color="auto" w:fill="auto"/>
-        </w:rPr>
-        <w:t xml:space="preserve">        "lastname": "Test",</w:t>
-      </w:r>
-      <w:r>
-        <w:rPr>
-          <w:rFonts w:hint="default" w:ascii="Times New Roman" w:hAnsi="Times New Roman" w:eastAsia="JetBrains Mono" w:cs="Times New Roman"/>
-          <w:color w:val="auto"/>
-          <w:sz w:val="24"/>
-          <w:szCs w:val="24"/>
-          <w:highlight w:val="lightGray"/>
-          <w:shd w:val="clear" w:color="auto" w:fill="auto"/>
-        </w:rPr>
-        <w:br w:type="textWrapping"/>
-      </w:r>
-      <w:r>
-        <w:rPr>
-          <w:rFonts w:hint="default" w:ascii="Times New Roman" w:hAnsi="Times New Roman" w:eastAsia="JetBrains Mono" w:cs="Times New Roman"/>
-          <w:color w:val="auto"/>
-          <w:sz w:val="24"/>
-          <w:szCs w:val="24"/>
-          <w:highlight w:val="lightGray"/>
-          <w:shd w:val="clear" w:color="auto" w:fill="auto"/>
-        </w:rPr>
-        <w:t xml:space="preserve">        "totalprice": 150,</w:t>
-      </w:r>
-      <w:r>
-        <w:rPr>
-          <w:rFonts w:hint="default" w:ascii="Times New Roman" w:hAnsi="Times New Roman" w:eastAsia="JetBrains Mono" w:cs="Times New Roman"/>
-          <w:color w:val="auto"/>
-          <w:sz w:val="24"/>
-          <w:szCs w:val="24"/>
-          <w:highlight w:val="lightGray"/>
-          <w:shd w:val="clear" w:color="auto" w:fill="auto"/>
-        </w:rPr>
-        <w:br w:type="textWrapping"/>
-      </w:r>
-      <w:r>
-        <w:rPr>
-          <w:rFonts w:hint="default" w:ascii="Times New Roman" w:hAnsi="Times New Roman" w:eastAsia="JetBrains Mono" w:cs="Times New Roman"/>
-          <w:color w:val="auto"/>
-          <w:sz w:val="24"/>
-          <w:szCs w:val="24"/>
-          <w:highlight w:val="lightGray"/>
-          <w:shd w:val="clear" w:color="auto" w:fill="auto"/>
-        </w:rPr>
-        <w:t xml:space="preserve">        "depositpaid": True,</w:t>
-      </w:r>
-      <w:r>
-        <w:rPr>
-          <w:rFonts w:hint="default" w:ascii="Times New Roman" w:hAnsi="Times New Roman" w:eastAsia="JetBrains Mono" w:cs="Times New Roman"/>
-          <w:color w:val="auto"/>
-          <w:sz w:val="24"/>
-          <w:szCs w:val="24"/>
-          <w:highlight w:val="lightGray"/>
-          <w:shd w:val="clear" w:color="auto" w:fill="auto"/>
-        </w:rPr>
-        <w:br w:type="textWrapping"/>
-      </w:r>
-      <w:r>
-        <w:rPr>
-          <w:rFonts w:hint="default" w:ascii="Times New Roman" w:hAnsi="Times New Roman" w:eastAsia="JetBrains Mono" w:cs="Times New Roman"/>
-          <w:color w:val="auto"/>
-          <w:sz w:val="24"/>
-          <w:szCs w:val="24"/>
-          <w:highlight w:val="lightGray"/>
-          <w:shd w:val="clear" w:color="auto" w:fill="auto"/>
-        </w:rPr>
-        <w:t xml:space="preserve">        "bookingdates": {</w:t>
-      </w:r>
-      <w:r>
-        <w:rPr>
-          <w:rFonts w:hint="default" w:ascii="Times New Roman" w:hAnsi="Times New Roman" w:eastAsia="JetBrains Mono" w:cs="Times New Roman"/>
-          <w:color w:val="auto"/>
-          <w:sz w:val="24"/>
-          <w:szCs w:val="24"/>
-          <w:highlight w:val="lightGray"/>
-          <w:shd w:val="clear" w:color="auto" w:fill="auto"/>
-        </w:rPr>
-        <w:br w:type="textWrapping"/>
-      </w:r>
-      <w:r>
-        <w:rPr>
-          <w:rFonts w:hint="default" w:ascii="Times New Roman" w:hAnsi="Times New Roman" w:eastAsia="JetBrains Mono" w:cs="Times New Roman"/>
-          <w:color w:val="auto"/>
-          <w:sz w:val="24"/>
-          <w:szCs w:val="24"/>
-          <w:highlight w:val="lightGray"/>
-          <w:shd w:val="clear" w:color="auto" w:fill="auto"/>
-        </w:rPr>
-        <w:t xml:space="preserve">            "checkin": "2026-12-01",</w:t>
-      </w:r>
-      <w:r>
-        <w:rPr>
-          <w:rFonts w:hint="default" w:ascii="Times New Roman" w:hAnsi="Times New Roman" w:eastAsia="JetBrains Mono" w:cs="Times New Roman"/>
-          <w:color w:val="auto"/>
-          <w:sz w:val="24"/>
-          <w:szCs w:val="24"/>
-          <w:highlight w:val="lightGray"/>
-          <w:shd w:val="clear" w:color="auto" w:fill="auto"/>
-        </w:rPr>
-        <w:br w:type="textWrapping"/>
-      </w:r>
-      <w:r>
-        <w:rPr>
-          <w:rFonts w:hint="default" w:ascii="Times New Roman" w:hAnsi="Times New Roman" w:eastAsia="JetBrains Mono" w:cs="Times New Roman"/>
-          <w:color w:val="auto"/>
-          <w:sz w:val="24"/>
-          <w:szCs w:val="24"/>
-          <w:highlight w:val="lightGray"/>
-          <w:shd w:val="clear" w:color="auto" w:fill="auto"/>
-        </w:rPr>
-        <w:t xml:space="preserve">            "checkout": "2026-01-01"</w:t>
-      </w:r>
-      <w:r>
-        <w:rPr>
-          <w:rFonts w:hint="default" w:ascii="Times New Roman" w:hAnsi="Times New Roman" w:eastAsia="JetBrains Mono" w:cs="Times New Roman"/>
-          <w:color w:val="auto"/>
-          <w:sz w:val="24"/>
-          <w:szCs w:val="24"/>
-          <w:highlight w:val="lightGray"/>
-          <w:shd w:val="clear" w:color="auto" w:fill="auto"/>
-        </w:rPr>
-        <w:br w:type="textWrapping"/>
-      </w:r>
-      <w:r>
-        <w:rPr>
-          <w:rFonts w:hint="default" w:ascii="Times New Roman" w:hAnsi="Times New Roman" w:eastAsia="JetBrains Mono" w:cs="Times New Roman"/>
-          <w:color w:val="auto"/>
-          <w:sz w:val="24"/>
-          <w:szCs w:val="24"/>
-          <w:highlight w:val="lightGray"/>
-          <w:shd w:val="clear" w:color="auto" w:fill="auto"/>
-        </w:rPr>
-        <w:t xml:space="preserve">        },</w:t>
-      </w:r>
-      <w:r>
-        <w:rPr>
-          <w:rFonts w:hint="default" w:ascii="Times New Roman" w:hAnsi="Times New Roman" w:eastAsia="JetBrains Mono" w:cs="Times New Roman"/>
-          <w:color w:val="auto"/>
-          <w:sz w:val="24"/>
-          <w:szCs w:val="24"/>
-          <w:highlight w:val="lightGray"/>
-          <w:shd w:val="clear" w:color="auto" w:fill="auto"/>
-        </w:rPr>
-        <w:br w:type="textWrapping"/>
-      </w:r>
-      <w:r>
-        <w:rPr>
-          <w:rFonts w:hint="default" w:ascii="Times New Roman" w:hAnsi="Times New Roman" w:eastAsia="JetBrains Mono" w:cs="Times New Roman"/>
-          <w:color w:val="auto"/>
-          <w:sz w:val="24"/>
-          <w:szCs w:val="24"/>
-          <w:highlight w:val="lightGray"/>
-          <w:shd w:val="clear" w:color="auto" w:fill="auto"/>
-        </w:rPr>
-        <w:t xml:space="preserve">        "additionalneeds": "Breakfast"</w:t>
-      </w:r>
-      <w:r>
-        <w:rPr>
-          <w:rFonts w:hint="default" w:ascii="Times New Roman" w:hAnsi="Times New Roman" w:eastAsia="JetBrains Mono" w:cs="Times New Roman"/>
-          <w:color w:val="auto"/>
-          <w:sz w:val="24"/>
-          <w:szCs w:val="24"/>
-          <w:highlight w:val="lightGray"/>
-          <w:shd w:val="clear" w:color="auto" w:fill="auto"/>
-        </w:rPr>
-        <w:br w:type="textWrapping"/>
-      </w:r>
-      <w:r>
-        <w:rPr>
-          <w:rFonts w:hint="default" w:ascii="Times New Roman" w:hAnsi="Times New Roman" w:eastAsia="JetBrains Mono" w:cs="Times New Roman"/>
-          <w:color w:val="auto"/>
-          <w:sz w:val="24"/>
-          <w:szCs w:val="24"/>
-          <w:highlight w:val="lightGray"/>
-          <w:shd w:val="clear" w:color="auto" w:fill="auto"/>
-        </w:rPr>
-        <w:t xml:space="preserve">    }</w:t>
-      </w:r>
-      <w:r>
-        <w:rPr>
-          <w:rFonts w:hint="default" w:ascii="Times New Roman" w:hAnsi="Times New Roman" w:eastAsia="JetBrains Mono" w:cs="Times New Roman"/>
-          <w:color w:val="auto"/>
-          <w:sz w:val="24"/>
-          <w:szCs w:val="24"/>
-          <w:highlight w:val="lightGray"/>
-          <w:shd w:val="clear" w:color="auto" w:fill="auto"/>
-        </w:rPr>
-        <w:br w:type="textWrapping"/>
-      </w:r>
-      <w:r>
-        <w:rPr>
-          <w:rFonts w:hint="default" w:ascii="Times New Roman" w:hAnsi="Times New Roman" w:eastAsia="JetBrains Mono" w:cs="Times New Roman"/>
-          <w:color w:val="auto"/>
-          <w:sz w:val="24"/>
-          <w:szCs w:val="24"/>
-          <w:highlight w:val="lightGray"/>
-          <w:shd w:val="clear" w:color="auto" w:fill="auto"/>
-        </w:rPr>
-        <w:t xml:space="preserve">    response = requests.post(f"{BASE_URL}/booking", json=payload)</w:t>
-      </w:r>
-      <w:r>
-        <w:rPr>
-          <w:rFonts w:hint="default" w:ascii="Times New Roman" w:hAnsi="Times New Roman" w:eastAsia="JetBrains Mono" w:cs="Times New Roman"/>
-          <w:color w:val="auto"/>
-          <w:sz w:val="24"/>
-          <w:szCs w:val="24"/>
-          <w:highlight w:val="lightGray"/>
-          <w:shd w:val="clear" w:color="auto" w:fill="auto"/>
-        </w:rPr>
-        <w:br w:type="textWrapping"/>
-      </w:r>
-      <w:r>
-        <w:rPr>
-          <w:rFonts w:hint="default" w:ascii="Times New Roman" w:hAnsi="Times New Roman" w:eastAsia="JetBrains Mono" w:cs="Times New Roman"/>
-          <w:color w:val="auto"/>
-          <w:sz w:val="24"/>
-          <w:szCs w:val="24"/>
-          <w:highlight w:val="lightGray"/>
-          <w:shd w:val="clear" w:color="auto" w:fill="auto"/>
-        </w:rPr>
-        <w:br w:type="textWrapping"/>
-      </w:r>
-      <w:r>
-        <w:rPr>
-          <w:rFonts w:hint="default" w:ascii="Times New Roman" w:hAnsi="Times New Roman" w:eastAsia="JetBrains Mono" w:cs="Times New Roman"/>
-          <w:color w:val="auto"/>
-          <w:sz w:val="24"/>
-          <w:szCs w:val="24"/>
-          <w:highlight w:val="lightGray"/>
-          <w:shd w:val="clear" w:color="auto" w:fill="auto"/>
-        </w:rPr>
-        <w:t xml:space="preserve">    try:</w:t>
-      </w:r>
-      <w:r>
-        <w:rPr>
-          <w:rFonts w:hint="default" w:ascii="Times New Roman" w:hAnsi="Times New Roman" w:eastAsia="JetBrains Mono" w:cs="Times New Roman"/>
-          <w:color w:val="auto"/>
-          <w:sz w:val="24"/>
-          <w:szCs w:val="24"/>
-          <w:highlight w:val="lightGray"/>
-          <w:shd w:val="clear" w:color="auto" w:fill="auto"/>
-        </w:rPr>
-        <w:br w:type="textWrapping"/>
-      </w:r>
-      <w:r>
-        <w:rPr>
-          <w:rFonts w:hint="default" w:ascii="Times New Roman" w:hAnsi="Times New Roman" w:eastAsia="JetBrains Mono" w:cs="Times New Roman"/>
-          <w:color w:val="auto"/>
-          <w:sz w:val="24"/>
-          <w:szCs w:val="24"/>
-          <w:highlight w:val="lightGray"/>
-          <w:shd w:val="clear" w:color="auto" w:fill="auto"/>
-        </w:rPr>
-        <w:t xml:space="preserve">        assert response.status_code == 400, f"Bug detected! Server allowed wrong dates with status {response.status_code}"</w:t>
-      </w:r>
-      <w:r>
-        <w:rPr>
-          <w:rFonts w:hint="default" w:ascii="Times New Roman" w:hAnsi="Times New Roman" w:eastAsia="JetBrains Mono" w:cs="Times New Roman"/>
-          <w:color w:val="auto"/>
-          <w:sz w:val="24"/>
-          <w:szCs w:val="24"/>
-          <w:highlight w:val="lightGray"/>
-          <w:shd w:val="clear" w:color="auto" w:fill="auto"/>
-        </w:rPr>
-        <w:br w:type="textWrapping"/>
-      </w:r>
-      <w:r>
-        <w:rPr>
-          <w:rFonts w:hint="default" w:ascii="Times New Roman" w:hAnsi="Times New Roman" w:eastAsia="JetBrains Mono" w:cs="Times New Roman"/>
-          <w:color w:val="auto"/>
-          <w:sz w:val="24"/>
-          <w:szCs w:val="24"/>
-          <w:highlight w:val="lightGray"/>
-          <w:shd w:val="clear" w:color="auto" w:fill="auto"/>
-        </w:rPr>
-        <w:t xml:space="preserve">        print("TC-03 (Negative Date Test): PASSED")</w:t>
-      </w:r>
-      <w:r>
-        <w:rPr>
-          <w:rFonts w:hint="default" w:ascii="Times New Roman" w:hAnsi="Times New Roman" w:eastAsia="JetBrains Mono" w:cs="Times New Roman"/>
-          <w:color w:val="auto"/>
-          <w:sz w:val="24"/>
-          <w:szCs w:val="24"/>
-          <w:highlight w:val="lightGray"/>
-          <w:shd w:val="clear" w:color="auto" w:fill="auto"/>
-        </w:rPr>
-        <w:br w:type="textWrapping"/>
-      </w:r>
-      <w:r>
-        <w:rPr>
-          <w:rFonts w:hint="default" w:ascii="Times New Roman" w:hAnsi="Times New Roman" w:eastAsia="JetBrains Mono" w:cs="Times New Roman"/>
-          <w:color w:val="auto"/>
-          <w:sz w:val="24"/>
-          <w:szCs w:val="24"/>
-          <w:highlight w:val="lightGray"/>
-          <w:shd w:val="clear" w:color="auto" w:fill="auto"/>
-        </w:rPr>
-        <w:t xml:space="preserve">    except AssertionError as e:</w:t>
-      </w:r>
-      <w:r>
-        <w:rPr>
-          <w:rFonts w:hint="default" w:ascii="Times New Roman" w:hAnsi="Times New Roman" w:eastAsia="JetBrains Mono" w:cs="Times New Roman"/>
-          <w:color w:val="auto"/>
-          <w:sz w:val="24"/>
-          <w:szCs w:val="24"/>
-          <w:highlight w:val="lightGray"/>
-          <w:shd w:val="clear" w:color="auto" w:fill="auto"/>
-        </w:rPr>
-        <w:br w:type="textWrapping"/>
-      </w:r>
-      <w:r>
-        <w:rPr>
-          <w:rFonts w:hint="default" w:ascii="Times New Roman" w:hAnsi="Times New Roman" w:eastAsia="JetBrains Mono" w:cs="Times New Roman"/>
-          <w:color w:val="auto"/>
-          <w:sz w:val="24"/>
-          <w:szCs w:val="24"/>
-          <w:highlight w:val="lightGray"/>
-          <w:shd w:val="clear" w:color="auto" w:fill="auto"/>
-        </w:rPr>
-        <w:t xml:space="preserve">        print(f"TC-03 (Negative Date Test): FAILED. {e}")</w:t>
-      </w:r>
-      <w:r>
-        <w:rPr>
-          <w:rFonts w:hint="default" w:ascii="Times New Roman" w:hAnsi="Times New Roman" w:eastAsia="JetBrains Mono" w:cs="Times New Roman"/>
-          <w:color w:val="auto"/>
-          <w:sz w:val="24"/>
-          <w:szCs w:val="24"/>
-          <w:highlight w:val="lightGray"/>
-          <w:shd w:val="clear" w:color="auto" w:fill="auto"/>
-        </w:rPr>
-        <w:br w:type="textWrapping"/>
-      </w:r>
-      <w:r>
-        <w:rPr>
-          <w:rFonts w:hint="default" w:ascii="Times New Roman" w:hAnsi="Times New Roman" w:eastAsia="JetBrains Mono" w:cs="Times New Roman"/>
-          <w:color w:val="auto"/>
-          <w:sz w:val="24"/>
-          <w:szCs w:val="24"/>
-          <w:highlight w:val="lightGray"/>
-          <w:shd w:val="clear" w:color="auto" w:fill="auto"/>
-        </w:rPr>
-        <w:br w:type="textWrapping"/>
-      </w:r>
-      <w:r>
-        <w:rPr>
-          <w:rFonts w:hint="default" w:ascii="Times New Roman" w:hAnsi="Times New Roman" w:eastAsia="JetBrains Mono" w:cs="Times New Roman"/>
-          <w:color w:val="auto"/>
-          <w:sz w:val="24"/>
-          <w:szCs w:val="24"/>
-          <w:highlight w:val="lightGray"/>
-          <w:shd w:val="clear" w:color="auto" w:fill="auto"/>
-        </w:rPr>
-        <w:br w:type="textWrapping"/>
-      </w:r>
-      <w:r>
-        <w:rPr>
-          <w:rFonts w:hint="default" w:ascii="Times New Roman" w:hAnsi="Times New Roman" w:eastAsia="JetBrains Mono" w:cs="Times New Roman"/>
-          <w:color w:val="auto"/>
-          <w:sz w:val="24"/>
-          <w:szCs w:val="24"/>
-          <w:highlight w:val="lightGray"/>
-          <w:shd w:val="clear" w:color="auto" w:fill="auto"/>
-        </w:rPr>
-        <w:t>if __name__ == "__main__":</w:t>
-      </w:r>
-      <w:r>
-        <w:rPr>
-          <w:rFonts w:hint="default" w:ascii="Times New Roman" w:hAnsi="Times New Roman" w:eastAsia="JetBrains Mono" w:cs="Times New Roman"/>
-          <w:color w:val="auto"/>
-          <w:sz w:val="24"/>
-          <w:szCs w:val="24"/>
-          <w:highlight w:val="lightGray"/>
-          <w:shd w:val="clear" w:color="auto" w:fill="auto"/>
-        </w:rPr>
-        <w:br w:type="textWrapping"/>
-      </w:r>
-      <w:r>
-        <w:rPr>
-          <w:rFonts w:hint="default" w:ascii="Times New Roman" w:hAnsi="Times New Roman" w:eastAsia="JetBrains Mono" w:cs="Times New Roman"/>
-          <w:color w:val="auto"/>
-          <w:sz w:val="24"/>
-          <w:szCs w:val="24"/>
-          <w:highlight w:val="lightGray"/>
-          <w:shd w:val="clear" w:color="auto" w:fill="auto"/>
-        </w:rPr>
-        <w:t xml:space="preserve">    print("test starting..")</w:t>
-      </w:r>
-      <w:r>
-        <w:rPr>
-          <w:rFonts w:hint="default" w:ascii="Times New Roman" w:hAnsi="Times New Roman" w:eastAsia="JetBrains Mono" w:cs="Times New Roman"/>
-          <w:color w:val="auto"/>
-          <w:sz w:val="24"/>
-          <w:szCs w:val="24"/>
-          <w:highlight w:val="lightGray"/>
-          <w:shd w:val="clear" w:color="auto" w:fill="auto"/>
-        </w:rPr>
-        <w:br w:type="textWrapping"/>
-      </w:r>
-      <w:r>
-        <w:rPr>
-          <w:rFonts w:hint="default" w:ascii="Times New Roman" w:hAnsi="Times New Roman" w:eastAsia="JetBrains Mono" w:cs="Times New Roman"/>
-          <w:color w:val="auto"/>
-          <w:sz w:val="24"/>
-          <w:szCs w:val="24"/>
-          <w:highlight w:val="lightGray"/>
-          <w:shd w:val="clear" w:color="auto" w:fill="auto"/>
-        </w:rPr>
-        <w:t xml:space="preserve">    test_get_bookings()</w:t>
-      </w:r>
-      <w:r>
-        <w:rPr>
-          <w:rFonts w:hint="default" w:ascii="Times New Roman" w:hAnsi="Times New Roman" w:eastAsia="JetBrains Mono" w:cs="Times New Roman"/>
-          <w:color w:val="auto"/>
-          <w:sz w:val="24"/>
-          <w:szCs w:val="24"/>
-          <w:highlight w:val="lightGray"/>
-          <w:shd w:val="clear" w:color="auto" w:fill="auto"/>
-        </w:rPr>
-        <w:br w:type="textWrapping"/>
-      </w:r>
-      <w:r>
-        <w:rPr>
-          <w:rFonts w:hint="default" w:ascii="Times New Roman" w:hAnsi="Times New Roman" w:eastAsia="JetBrains Mono" w:cs="Times New Roman"/>
-          <w:color w:val="auto"/>
-          <w:sz w:val="24"/>
-          <w:szCs w:val="24"/>
-          <w:highlight w:val="lightGray"/>
-          <w:shd w:val="clear" w:color="auto" w:fill="auto"/>
-        </w:rPr>
-        <w:t xml:space="preserve">    test_invalid_dates_bug()</w:t>
-      </w:r>
-      <w:r>
-        <w:rPr>
-          <w:rFonts w:hint="default" w:ascii="Times New Roman" w:hAnsi="Times New Roman" w:eastAsia="JetBrains Mono" w:cs="Times New Roman"/>
-          <w:color w:val="auto"/>
-          <w:sz w:val="24"/>
-          <w:szCs w:val="24"/>
-          <w:highlight w:val="lightGray"/>
-          <w:shd w:val="clear" w:color="auto" w:fill="auto"/>
-        </w:rPr>
-        <w:br w:type="textWrapping"/>
-      </w:r>
-      <w:r>
-        <w:rPr>
-          <w:rFonts w:hint="default" w:ascii="Times New Roman" w:hAnsi="Times New Roman" w:eastAsia="JetBrains Mono" w:cs="Times New Roman"/>
-          <w:color w:val="auto"/>
-          <w:sz w:val="24"/>
-          <w:szCs w:val="24"/>
-          <w:highlight w:val="lightGray"/>
-          <w:shd w:val="clear" w:color="auto" w:fill="auto"/>
-        </w:rPr>
-        <w:t xml:space="preserve">    print("test ended")</w:t>
+      </w:pPr>
+    </w:p>
+    <w:p>
+      <w:pPr>
+        <w:rPr>
+          <w:rFonts w:hint="default" w:ascii="Times New Roman" w:hAnsi="Times New Roman" w:cs="Times New Roman"/>
+          <w:sz w:val="24"/>
+          <w:szCs w:val="24"/>
+          <w:lang w:val="ru-RU"/>
+        </w:rPr>
+      </w:pPr>
+      <w:r>
+        <w:rPr>
+          <w:rFonts w:hint="default" w:ascii="Times New Roman" w:hAnsi="Times New Roman" w:cs="Times New Roman"/>
+          <w:sz w:val="24"/>
+          <w:szCs w:val="24"/>
+          <w:lang w:val="ru-RU"/>
+        </w:rPr>
+        <w:br w:type="page"/>
       </w:r>
     </w:p>
     <w:p>
@@ -7335,41 +6845,17 @@
           <w:rFonts w:hint="default" w:ascii="Times New Roman" w:hAnsi="Times New Roman" w:cs="Times New Roman"/>
           <w:sz w:val="24"/>
           <w:szCs w:val="24"/>
-          <w:lang w:val="en-US"/>
-        </w:rPr>
-      </w:pPr>
-    </w:p>
-    <w:p>
-      <w:pPr>
-        <w:spacing w:line="360" w:lineRule="auto"/>
-        <w:jc w:val="both"/>
+        </w:rPr>
+      </w:pPr>
+      <w:r>
         <w:rPr>
           <w:rFonts w:hint="default" w:ascii="Times New Roman" w:hAnsi="Times New Roman" w:cs="Times New Roman"/>
           <w:sz w:val="24"/>
           <w:szCs w:val="24"/>
           <w:lang w:val="ru-RU"/>
         </w:rPr>
-      </w:pPr>
-      <w:r>
-        <w:rPr>
-          <w:rFonts w:hint="default" w:ascii="Times New Roman" w:hAnsi="Times New Roman" w:cs="Times New Roman"/>
-          <w:sz w:val="24"/>
-          <w:szCs w:val="24"/>
-          <w:lang w:val="ru-RU"/>
-        </w:rPr>
         <w:t>Результат запуска тестирования</w:t>
       </w:r>
-    </w:p>
-    <w:p>
-      <w:pPr>
-        <w:spacing w:line="360" w:lineRule="auto"/>
-        <w:jc w:val="both"/>
-        <w:rPr>
-          <w:rFonts w:hint="default" w:ascii="Times New Roman" w:hAnsi="Times New Roman" w:cs="Times New Roman"/>
-          <w:sz w:val="24"/>
-          <w:szCs w:val="24"/>
-        </w:rPr>
-      </w:pPr>
       <w:r>
         <w:rPr>
           <w:rFonts w:hint="default" w:ascii="Times New Roman" w:hAnsi="Times New Roman" w:cs="Times New Roman"/>
@@ -7403,7 +6889,7 @@
                     </pic:cNvPicPr>
                   </pic:nvPicPr>
                   <pic:blipFill>
-                    <a:blip r:embed="rId11"/>
+                    <a:blip r:embed="rId14"/>
                     <a:stretch>
                       <a:fillRect/>
                     </a:stretch>
@@ -7451,7 +6937,7 @@
                     </pic:cNvPicPr>
                   </pic:nvPicPr>
                   <pic:blipFill>
-                    <a:blip r:embed="rId12"/>
+                    <a:blip r:embed="rId15"/>
                     <a:stretch>
                       <a:fillRect/>
                     </a:stretch>
@@ -7480,7 +6966,7 @@
       <w:pPr>
         <w:pStyle w:val="15"/>
         <w:spacing w:line="360" w:lineRule="auto"/>
-        <w:jc w:val="both"/>
+        <w:jc w:val="center"/>
         <w:rPr>
           <w:rFonts w:hint="default" w:ascii="Times New Roman" w:hAnsi="Times New Roman" w:cs="Times New Roman"/>
           <w:sz w:val="24"/>
@@ -7526,7 +7012,7 @@
           <w:sz w:val="24"/>
           <w:szCs w:val="24"/>
         </w:rPr>
-        <w:t>7</w:t>
+        <w:t>6</w:t>
       </w:r>
       <w:r>
         <w:rPr>
@@ -7543,35 +7029,7 @@
           <w:szCs w:val="24"/>
           <w:lang w:val="ru-RU"/>
         </w:rPr>
-        <w:t xml:space="preserve"> - Результат тестирования</w:t>
-      </w:r>
-    </w:p>
-    <w:p>
-      <w:pPr>
-        <w:spacing w:before="200" w:after="100" w:line="360" w:lineRule="auto"/>
-        <w:jc w:val="both"/>
-        <w:rPr>
-          <w:rFonts w:hint="default" w:ascii="Times New Roman" w:hAnsi="Times New Roman" w:cs="Times New Roman"/>
-          <w:sz w:val="24"/>
-          <w:szCs w:val="24"/>
-        </w:rPr>
-      </w:pPr>
-    </w:p>
-    <w:p>
-      <w:pPr>
-        <w:rPr>
-          <w:rFonts w:hint="default" w:ascii="Times New Roman" w:hAnsi="Times New Roman" w:cs="Times New Roman"/>
-          <w:sz w:val="24"/>
-          <w:szCs w:val="24"/>
-        </w:rPr>
-      </w:pPr>
-      <w:r>
-        <w:rPr>
-          <w:rFonts w:hint="default" w:ascii="Times New Roman" w:hAnsi="Times New Roman" w:cs="Times New Roman"/>
-          <w:sz w:val="24"/>
-          <w:szCs w:val="24"/>
-        </w:rPr>
-        <w:br w:type="page"/>
+        <w:t xml:space="preserve">  —  Результат тестирования</w:t>
       </w:r>
     </w:p>
     <w:p>
@@ -7586,14 +7044,16 @@
           <w:rFonts w:hint="default"/>
         </w:rPr>
       </w:pPr>
-      <w:bookmarkStart w:id="20" w:name="_Toc16889"/>
+      <w:bookmarkStart w:id="36" w:name="_Toc16889"/>
+      <w:bookmarkStart w:id="37" w:name="_Toc26287"/>
       <w:r>
         <w:rPr>
           <w:rFonts w:hint="default"/>
         </w:rPr>
         <w:t>Результат и вывод</w:t>
       </w:r>
-      <w:bookmarkEnd w:id="20"/>
+      <w:bookmarkEnd w:id="36"/>
+      <w:bookmarkEnd w:id="37"/>
     </w:p>
     <w:p>
       <w:pPr>
@@ -7604,6 +7064,7 @@
         </w:numPr>
         <w:bidi w:val="0"/>
         <w:spacing w:line="360" w:lineRule="auto"/>
+        <w:ind w:left="0" w:leftChars="0" w:firstLine="0" w:firstLineChars="0"/>
         <w:jc w:val="both"/>
         <w:rPr>
           <w:rFonts w:hint="default" w:ascii="Times New Roman" w:hAnsi="Times New Roman" w:cs="Times New Roman"/>
@@ -7622,7 +7083,7 @@
     </w:p>
     <w:p>
       <w:pPr>
-        <w:pStyle w:val="20"/>
+        <w:pStyle w:val="21"/>
         <w:keepNext w:val="0"/>
         <w:keepLines w:val="0"/>
         <w:widowControl/>
@@ -7669,13 +7130,13 @@
     </w:p>
     <w:p>
       <w:pPr>
-        <w:pStyle w:val="20"/>
+        <w:pStyle w:val="21"/>
         <w:keepNext w:val="0"/>
         <w:keepLines w:val="0"/>
         <w:widowControl/>
         <w:numPr>
           <w:ilvl w:val="0"/>
-          <w:numId w:val="10"/>
+          <w:numId w:val="7"/>
         </w:numPr>
         <w:suppressLineNumbers w:val="0"/>
         <w:tabs>
@@ -7701,13 +7162,13 @@
     </w:p>
     <w:p>
       <w:pPr>
-        <w:pStyle w:val="20"/>
+        <w:pStyle w:val="21"/>
         <w:keepNext w:val="0"/>
         <w:keepLines w:val="0"/>
         <w:widowControl/>
         <w:numPr>
           <w:ilvl w:val="0"/>
-          <w:numId w:val="10"/>
+          <w:numId w:val="7"/>
         </w:numPr>
         <w:suppressLineNumbers w:val="0"/>
         <w:tabs>
@@ -7734,8 +7195,13 @@
     <w:p>
       <w:pPr>
         <w:pStyle w:val="3"/>
+        <w:numPr>
+          <w:ilvl w:val="1"/>
+          <w:numId w:val="1"/>
+        </w:numPr>
         <w:bidi w:val="0"/>
         <w:spacing w:line="360" w:lineRule="auto"/>
+        <w:ind w:left="0" w:leftChars="0" w:firstLine="0" w:firstLineChars="0"/>
         <w:jc w:val="both"/>
         <w:rPr>
           <w:rFonts w:hint="default" w:ascii="Times New Roman" w:hAnsi="Times New Roman" w:cs="Times New Roman"/>
@@ -7749,12 +7215,12 @@
           <w:sz w:val="24"/>
           <w:szCs w:val="24"/>
         </w:rPr>
-        <w:t xml:space="preserve">5.2. Вывод </w:t>
-      </w:r>
-    </w:p>
-    <w:p>
-      <w:pPr>
-        <w:pStyle w:val="20"/>
+        <w:t xml:space="preserve">Вывод </w:t>
+      </w:r>
+    </w:p>
+    <w:p>
+      <w:pPr>
+        <w:pStyle w:val="21"/>
         <w:keepNext w:val="0"/>
         <w:keepLines w:val="0"/>
         <w:widowControl/>
@@ -7778,9 +7244,16 @@
       </w:r>
     </w:p>
     <w:sectPr>
+      <w:footerReference r:id="rId6" w:type="default"/>
       <w:pgSz w:w="11906" w:h="16838"/>
       <w:pgMar w:top="1134" w:right="850" w:bottom="1134" w:left="1701" w:header="708" w:footer="708" w:gutter="0"/>
-      <w:pgNumType w:fmt="decimal"/>
+      <w:pgBorders>
+        <w:top w:val="none" w:sz="0" w:space="0"/>
+        <w:left w:val="none" w:sz="0" w:space="0"/>
+        <w:bottom w:val="none" w:sz="0" w:space="0"/>
+        <w:right w:val="none" w:sz="0" w:space="0"/>
+      </w:pgBorders>
+      <w:pgNumType w:fmt="decimal" w:start="2"/>
       <w:cols w:space="720" w:num="1"/>
       <w:docGrid w:linePitch="360" w:charSpace="0"/>
     </w:sectPr>
@@ -7788,11 +7261,36 @@
 </w:document>
 </file>
 
+<file path=word/endnotes.xml><?xml version="1.0" encoding="utf-8"?>
+<w:endnotes xmlns:wpc="http://schemas.microsoft.com/office/word/2010/wordprocessingCanvas" xmlns:mc="http://schemas.openxmlformats.org/markup-compatibility/2006" xmlns:o="urn:schemas-microsoft-com:office:office" xmlns:r="http://schemas.openxmlformats.org/officeDocument/2006/relationships" xmlns:m="http://schemas.openxmlformats.org/officeDocument/2006/math" xmlns:v="urn:schemas-microsoft-com:vml" xmlns:wp14="http://schemas.microsoft.com/office/word/2010/wordprocessingDrawing" xmlns:wp="http://schemas.openxmlformats.org/drawingml/2006/wordprocessingDrawing" xmlns:w="http://schemas.openxmlformats.org/wordprocessingml/2006/main" xmlns:w14="http://schemas.microsoft.com/office/word/2010/wordml" xmlns:w15="http://schemas.microsoft.com/office/word/2012/wordml" xmlns:w10="urn:schemas-microsoft-com:office:word" xmlns:wpg="http://schemas.microsoft.com/office/word/2010/wordprocessingGroup" xmlns:wpi="http://schemas.microsoft.com/office/word/2010/wordprocessingInk" xmlns:wne="http://schemas.microsoft.com/office/word/2006/wordml" xmlns:wps="http://schemas.microsoft.com/office/word/2010/wordprocessingShape" xmlns:wpsCustomData="http://www.wps.cn/officeDocument/2013/wpsCustomData" mc:Ignorable="w14 w15 wp14">
+  <w:endnote w:type="separator" w:id="0">
+    <w:p>
+      <w:pPr>
+        <w:spacing w:line="240" w:lineRule="auto"/>
+      </w:pPr>
+      <w:r>
+        <w:separator/>
+      </w:r>
+    </w:p>
+  </w:endnote>
+  <w:endnote w:type="continuationSeparator" w:id="1">
+    <w:p>
+      <w:pPr>
+        <w:spacing w:line="240" w:lineRule="auto"/>
+      </w:pPr>
+      <w:r>
+        <w:continuationSeparator/>
+      </w:r>
+    </w:p>
+  </w:endnote>
+</w:endnotes>
+</file>
+
 <file path=word/footer1.xml><?xml version="1.0" encoding="utf-8"?>
 <w:ftr xmlns:wpc="http://schemas.microsoft.com/office/word/2010/wordprocessingCanvas" xmlns:mc="http://schemas.openxmlformats.org/markup-compatibility/2006" xmlns:o="urn:schemas-microsoft-com:office:office" xmlns:r="http://schemas.openxmlformats.org/officeDocument/2006/relationships" xmlns:m="http://schemas.openxmlformats.org/officeDocument/2006/math" xmlns:v="urn:schemas-microsoft-com:vml" xmlns:wp14="http://schemas.microsoft.com/office/word/2010/wordprocessingDrawing" xmlns:wp="http://schemas.openxmlformats.org/drawingml/2006/wordprocessingDrawing" xmlns:w10="urn:schemas-microsoft-com:office:word" xmlns:w="http://schemas.openxmlformats.org/wordprocessingml/2006/main" xmlns:w14="http://schemas.microsoft.com/office/word/2010/wordml" xmlns:w15="http://schemas.microsoft.com/office/word/2012/wordml" xmlns:wpg="http://schemas.microsoft.com/office/word/2010/wordprocessingGroup" xmlns:wpi="http://schemas.microsoft.com/office/word/2010/wordprocessingInk" xmlns:wne="http://schemas.microsoft.com/office/word/2006/wordml" xmlns:wps="http://schemas.microsoft.com/office/word/2010/wordprocessingShape" xmlns:wpsCustomData="http://www.wps.cn/officeDocument/2013/wpsCustomData" mc:Ignorable="w14 w15 wp14">
   <w:p>
     <w:pPr>
-      <w:pStyle w:val="19"/>
+      <w:pStyle w:val="20"/>
     </w:pPr>
     <w:r>
       <w:rPr>
@@ -7801,7 +7299,7 @@
       <mc:AlternateContent>
         <mc:Choice Requires="wps">
           <w:drawing>
-            <wp:anchor distT="0" distB="0" distL="114300" distR="114300" simplePos="0" relativeHeight="251659264" behindDoc="0" locked="0" layoutInCell="1" allowOverlap="1">
+            <wp:anchor distT="0" distB="0" distL="114300" distR="114300" simplePos="0" relativeHeight="251660288" behindDoc="0" locked="0" layoutInCell="1" allowOverlap="1">
               <wp:simplePos x="0" y="0"/>
               <wp:positionH relativeFrom="margin">
                 <wp:align>center</wp:align>
@@ -7812,7 +7310,7 @@
               <wp:extent cx="1828800" cy="1828800"/>
               <wp:effectExtent l="0" t="0" r="0" b="0"/>
               <wp:wrapNone/>
-              <wp:docPr id="3" name="Текстовое поле 3"/>
+              <wp:docPr id="13" name="Текстовое поле 13"/>
               <wp:cNvGraphicFramePr/>
               <a:graphic xmlns:a="http://schemas.openxmlformats.org/drawingml/2006/main">
                 <a:graphicData uri="http://schemas.microsoft.com/office/word/2010/wordprocessingShape">
@@ -7849,7 +7347,7 @@
                       <w:txbxContent>
                         <w:p>
                           <w:pPr>
-                            <w:pStyle w:val="19"/>
+                            <w:pStyle w:val="20"/>
                           </w:pPr>
                           <w:r>
                             <w:fldChar w:fldCharType="begin"/>
@@ -7880,7 +7378,7 @@
         </mc:Choice>
         <mc:Fallback>
           <w:pict>
-            <v:shape id="_x0000_s1026" o:spid="_x0000_s1026" o:spt="202" type="#_x0000_t202" style="position:absolute;left:0pt;margin-top:0pt;height:144pt;width:144pt;mso-position-horizontal:center;mso-position-horizontal-relative:margin;mso-wrap-style:none;z-index:251659264;mso-width-relative:page;mso-height-relative:page;" filled="f" stroked="f" coordsize="21600,21600" o:gfxdata="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">
+            <v:shape id="_x0000_s1026" o:spid="_x0000_s1026" o:spt="202" type="#_x0000_t202" style="position:absolute;left:0pt;margin-top:0pt;height:144pt;width:144pt;mso-position-horizontal:center;mso-position-horizontal-relative:margin;mso-wrap-style:none;z-index:251660288;mso-width-relative:page;mso-height-relative:page;" filled="f" stroked="f" coordsize="21600,21600" o:gfxdata="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">
               <v:fill on="f" focussize="0,0"/>
               <v:stroke on="f" weight="0.5pt"/>
               <v:imagedata o:title=""/>
@@ -7889,7 +7387,7 @@
                 <w:txbxContent>
                   <w:p>
                     <w:pPr>
-                      <w:pStyle w:val="19"/>
+                      <w:pStyle w:val="20"/>
                     </w:pPr>
                     <w:r>
                       <w:fldChar w:fldCharType="begin"/>
@@ -7918,31 +7416,164 @@
 </w:ftr>
 </file>
 
+<file path=word/footer2.xml><?xml version="1.0" encoding="utf-8"?>
+<w:ftr xmlns:wpc="http://schemas.microsoft.com/office/word/2010/wordprocessingCanvas" xmlns:mc="http://schemas.openxmlformats.org/markup-compatibility/2006" xmlns:o="urn:schemas-microsoft-com:office:office" xmlns:r="http://schemas.openxmlformats.org/officeDocument/2006/relationships" xmlns:m="http://schemas.openxmlformats.org/officeDocument/2006/math" xmlns:v="urn:schemas-microsoft-com:vml" xmlns:wp14="http://schemas.microsoft.com/office/word/2010/wordprocessingDrawing" xmlns:wp="http://schemas.openxmlformats.org/drawingml/2006/wordprocessingDrawing" xmlns:w10="urn:schemas-microsoft-com:office:word" xmlns:w="http://schemas.openxmlformats.org/wordprocessingml/2006/main" xmlns:w14="http://schemas.microsoft.com/office/word/2010/wordml" xmlns:w15="http://schemas.microsoft.com/office/word/2012/wordml" xmlns:wpg="http://schemas.microsoft.com/office/word/2010/wordprocessingGroup" xmlns:wpi="http://schemas.microsoft.com/office/word/2010/wordprocessingInk" xmlns:wne="http://schemas.microsoft.com/office/word/2006/wordml" xmlns:wps="http://schemas.microsoft.com/office/word/2010/wordprocessingShape" xmlns:wpsCustomData="http://www.wps.cn/officeDocument/2013/wpsCustomData" mc:Ignorable="w14 w15 wp14">
+  <w:p>
+    <w:pPr>
+      <w:pStyle w:val="20"/>
+    </w:pPr>
+    <w:r>
+      <w:rPr>
+        <w:sz w:val="24"/>
+      </w:rPr>
+      <mc:AlternateContent>
+        <mc:Choice Requires="wps">
+          <w:drawing>
+            <wp:anchor distT="0" distB="0" distL="114300" distR="114300" simplePos="0" relativeHeight="251659264" behindDoc="0" locked="0" layoutInCell="1" allowOverlap="1">
+              <wp:simplePos x="0" y="0"/>
+              <wp:positionH relativeFrom="margin">
+                <wp:align>center</wp:align>
+              </wp:positionH>
+              <wp:positionV relativeFrom="paragraph">
+                <wp:posOffset>0</wp:posOffset>
+              </wp:positionV>
+              <wp:extent cx="1828800" cy="1828800"/>
+              <wp:effectExtent l="0" t="0" r="0" b="0"/>
+              <wp:wrapNone/>
+              <wp:docPr id="6" name="Текстовое поле 6"/>
+              <wp:cNvGraphicFramePr/>
+              <a:graphic xmlns:a="http://schemas.openxmlformats.org/drawingml/2006/main">
+                <a:graphicData uri="http://schemas.microsoft.com/office/word/2010/wordprocessingShape">
+                  <wps:wsp>
+                    <wps:cNvSpPr txBox="1"/>
+                    <wps:spPr>
+                      <a:xfrm>
+                        <a:off x="0" y="0"/>
+                        <a:ext cx="1828800" cy="1828800"/>
+                      </a:xfrm>
+                      <a:prstGeom prst="rect">
+                        <a:avLst/>
+                      </a:prstGeom>
+                      <a:noFill/>
+                      <a:ln w="6350">
+                        <a:noFill/>
+                      </a:ln>
+                    </wps:spPr>
+                    <wps:style>
+                      <a:lnRef idx="0">
+                        <a:schemeClr val="accent1"/>
+                      </a:lnRef>
+                      <a:fillRef idx="0">
+                        <a:schemeClr val="accent1"/>
+                      </a:fillRef>
+                      <a:effectRef idx="0">
+                        <a:schemeClr val="accent1"/>
+                      </a:effectRef>
+                      <a:fontRef idx="minor">
+                        <a:schemeClr val="dk1"/>
+                      </a:fontRef>
+                    </wps:style>
+                    <wps:txbx>
+                      <w:txbxContent>
+                        <w:p>
+                          <w:pPr>
+                            <w:pStyle w:val="20"/>
+                          </w:pPr>
+                          <w:r>
+                            <w:fldChar w:fldCharType="begin"/>
+                          </w:r>
+                          <w:r>
+                            <w:instrText xml:space="preserve"> PAGE  \* MERGEFORMAT </w:instrText>
+                          </w:r>
+                          <w:r>
+                            <w:fldChar w:fldCharType="separate"/>
+                          </w:r>
+                          <w:r>
+                            <w:t>1</w:t>
+                          </w:r>
+                          <w:r>
+                            <w:fldChar w:fldCharType="end"/>
+                          </w:r>
+                        </w:p>
+                      </w:txbxContent>
+                    </wps:txbx>
+                    <wps:bodyPr rot="0" spcFirstLastPara="0" vertOverflow="overflow" horzOverflow="overflow" vert="horz" wrap="none" lIns="0" tIns="0" rIns="0" bIns="0" numCol="1" spcCol="0" rtlCol="0" fromWordArt="0" anchor="t" anchorCtr="0" forceAA="0" upright="0" compatLnSpc="1">
+                      <a:spAutoFit/>
+                    </wps:bodyPr>
+                  </wps:wsp>
+                </a:graphicData>
+              </a:graphic>
+            </wp:anchor>
+          </w:drawing>
+        </mc:Choice>
+        <mc:Fallback>
+          <w:pict>
+            <v:shape id="_x0000_s1026" o:spid="_x0000_s1026" o:spt="202" type="#_x0000_t202" style="position:absolute;left:0pt;margin-top:0pt;height:144pt;width:144pt;mso-position-horizontal:center;mso-position-horizontal-relative:margin;mso-wrap-style:none;z-index:251659264;mso-width-relative:page;mso-height-relative:page;" filled="f" stroked="f" coordsize="21600,21600" o:gfxdata="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">
+              <v:fill on="f" focussize="0,0"/>
+              <v:stroke on="f" weight="0.5pt"/>
+              <v:imagedata o:title=""/>
+              <o:lock v:ext="edit" aspectratio="f"/>
+              <v:textbox inset="0mm,0mm,0mm,0mm" style="mso-fit-shape-to-text:t;">
+                <w:txbxContent>
+                  <w:p>
+                    <w:pPr>
+                      <w:pStyle w:val="20"/>
+                    </w:pPr>
+                    <w:r>
+                      <w:fldChar w:fldCharType="begin"/>
+                    </w:r>
+                    <w:r>
+                      <w:instrText xml:space="preserve"> PAGE  \* MERGEFORMAT </w:instrText>
+                    </w:r>
+                    <w:r>
+                      <w:fldChar w:fldCharType="separate"/>
+                    </w:r>
+                    <w:r>
+                      <w:t>1</w:t>
+                    </w:r>
+                    <w:r>
+                      <w:fldChar w:fldCharType="end"/>
+                    </w:r>
+                  </w:p>
+                </w:txbxContent>
+              </v:textbox>
+            </v:shape>
+          </w:pict>
+        </mc:Fallback>
+      </mc:AlternateContent>
+    </w:r>
+  </w:p>
+</w:ftr>
+</file>
+
+<file path=word/footnotes.xml><?xml version="1.0" encoding="utf-8"?>
+<w:footnotes xmlns:wpc="http://schemas.microsoft.com/office/word/2010/wordprocessingCanvas" xmlns:mc="http://schemas.openxmlformats.org/markup-compatibility/2006" xmlns:o="urn:schemas-microsoft-com:office:office" xmlns:r="http://schemas.openxmlformats.org/officeDocument/2006/relationships" xmlns:m="http://schemas.openxmlformats.org/officeDocument/2006/math" xmlns:v="urn:schemas-microsoft-com:vml" xmlns:wp14="http://schemas.microsoft.com/office/word/2010/wordprocessingDrawing" xmlns:wp="http://schemas.openxmlformats.org/drawingml/2006/wordprocessingDrawing" xmlns:w="http://schemas.openxmlformats.org/wordprocessingml/2006/main" xmlns:w14="http://schemas.microsoft.com/office/word/2010/wordml" xmlns:w15="http://schemas.microsoft.com/office/word/2012/wordml" xmlns:w10="urn:schemas-microsoft-com:office:word" xmlns:wpg="http://schemas.microsoft.com/office/word/2010/wordprocessingGroup" xmlns:wpi="http://schemas.microsoft.com/office/word/2010/wordprocessingInk" xmlns:wne="http://schemas.microsoft.com/office/word/2006/wordml" xmlns:wps="http://schemas.microsoft.com/office/word/2010/wordprocessingShape" xmlns:wpsCustomData="http://www.wps.cn/officeDocument/2013/wpsCustomData" mc:Ignorable="w14 w15 wp14">
+  <w:footnote w:type="separator" w:id="0">
+    <w:p>
+      <w:pPr>
+        <w:spacing w:before="0" w:after="0" w:line="360" w:lineRule="auto"/>
+      </w:pPr>
+      <w:r>
+        <w:separator/>
+      </w:r>
+    </w:p>
+  </w:footnote>
+  <w:footnote w:type="continuationSeparator" w:id="1">
+    <w:p>
+      <w:pPr>
+        <w:spacing w:before="0" w:after="0" w:line="360" w:lineRule="auto"/>
+      </w:pPr>
+      <w:r>
+        <w:continuationSeparator/>
+      </w:r>
+    </w:p>
+  </w:footnote>
+</w:footnotes>
+</file>
+
 <file path=word/numbering.xml><?xml version="1.0" encoding="utf-8"?>
 <w:numbering xmlns:wpc="http://schemas.microsoft.com/office/word/2010/wordprocessingCanvas" xmlns:mc="http://schemas.openxmlformats.org/markup-compatibility/2006" xmlns:o="urn:schemas-microsoft-com:office:office" xmlns:r="http://schemas.openxmlformats.org/officeDocument/2006/relationships" xmlns:m="http://schemas.openxmlformats.org/officeDocument/2006/math" xmlns:v="urn:schemas-microsoft-com:vml" xmlns:wp14="http://schemas.microsoft.com/office/word/2010/wordprocessingDrawing" xmlns:wp="http://schemas.openxmlformats.org/drawingml/2006/wordprocessingDrawing" xmlns:w10="urn:schemas-microsoft-com:office:word" xmlns:w="http://schemas.openxmlformats.org/wordprocessingml/2006/main" xmlns:w14="http://schemas.microsoft.com/office/word/2010/wordml" xmlns:wpg="http://schemas.microsoft.com/office/word/2010/wordprocessingGroup" xmlns:wpi="http://schemas.microsoft.com/office/word/2010/wordprocessingInk" xmlns:wne="http://schemas.microsoft.com/office/word/2006/wordml" xmlns:wps="http://schemas.microsoft.com/office/word/2010/wordprocessingShape" xmlns:wpsCustomData="http://www.wps.cn/officeDocument/2013/wpsCustomData" mc:Ignorable="w14 wp14">
   <w:abstractNum w:abstractNumId="0">
-    <w:nsid w:val="8D756A0A"/>
-    <w:multiLevelType w:val="singleLevel"/>
-    <w:tmpl w:val="8D756A0A"/>
-    <w:lvl w:ilvl="0" w:tentative="0">
-      <w:start w:val="1"/>
-      <w:numFmt w:val="bullet"/>
-      <w:lvlText w:val=""/>
-      <w:lvlJc w:val="left"/>
-      <w:pPr>
-        <w:tabs>
-          <w:tab w:val="left" w:pos="420"/>
-        </w:tabs>
-        <w:ind w:left="420" w:leftChars="0" w:hanging="420" w:firstLineChars="0"/>
-      </w:pPr>
-      <w:rPr>
-        <w:rFonts w:hint="default" w:ascii="Wingdings" w:hAnsi="Wingdings"/>
-        <w:sz w:val="10"/>
-        <w:szCs w:val="10"/>
-      </w:rPr>
-    </w:lvl>
-  </w:abstractNum>
-  <w:abstractNum w:abstractNumId="1">
     <w:nsid w:val="9DE1B466"/>
     <w:multiLevelType w:val="singleLevel"/>
     <w:tmpl w:val="9DE1B466"/>
@@ -7952,6 +7583,9 @@
       <w:suff w:val="space"/>
       <w:lvlText w:val="%1."/>
       <w:lvlJc w:val="left"/>
+      <w:pPr>
+        <w:ind w:left="480"/>
+      </w:pPr>
       <w:rPr>
         <w:rFonts w:hint="default"/>
         <w:b w:val="0"/>
@@ -7959,7 +7593,7 @@
       </w:rPr>
     </w:lvl>
   </w:abstractNum>
-  <w:abstractNum w:abstractNumId="2">
+  <w:abstractNum w:abstractNumId="1">
     <w:nsid w:val="A7361DEE"/>
     <w:multiLevelType w:val="singleLevel"/>
     <w:tmpl w:val="A7361DEE"/>
@@ -7979,7 +7613,7 @@
       </w:rPr>
     </w:lvl>
   </w:abstractNum>
-  <w:abstractNum w:abstractNumId="3">
+  <w:abstractNum w:abstractNumId="2">
     <w:nsid w:val="C43956F4"/>
     <w:multiLevelType w:val="singleLevel"/>
     <w:tmpl w:val="C43956F4"/>
@@ -8001,7 +7635,7 @@
       </w:rPr>
     </w:lvl>
   </w:abstractNum>
-  <w:abstractNum w:abstractNumId="4">
+  <w:abstractNum w:abstractNumId="3">
     <w:nsid w:val="0242E812"/>
     <w:multiLevelType w:val="multilevel"/>
     <w:tmpl w:val="0242E812"/>
@@ -8125,7 +7759,7 @@
       </w:rPr>
     </w:lvl>
   </w:abstractNum>
-  <w:abstractNum w:abstractNumId="5">
+  <w:abstractNum w:abstractNumId="4">
     <w:nsid w:val="13C6A658"/>
     <w:multiLevelType w:val="singleLevel"/>
     <w:tmpl w:val="13C6A658"/>
@@ -8147,7 +7781,7 @@
       </w:rPr>
     </w:lvl>
   </w:abstractNum>
-  <w:abstractNum w:abstractNumId="6">
+  <w:abstractNum w:abstractNumId="5">
     <w:nsid w:val="2E3C7D1D"/>
     <w:multiLevelType w:val="singleLevel"/>
     <w:tmpl w:val="2E3C7D1D"/>
@@ -8169,51 +7803,7 @@
       </w:rPr>
     </w:lvl>
   </w:abstractNum>
-  <w:abstractNum w:abstractNumId="7">
-    <w:nsid w:val="436F91F0"/>
-    <w:multiLevelType w:val="singleLevel"/>
-    <w:tmpl w:val="436F91F0"/>
-    <w:lvl w:ilvl="0" w:tentative="0">
-      <w:start w:val="1"/>
-      <w:numFmt w:val="bullet"/>
-      <w:lvlText w:val=""/>
-      <w:lvlJc w:val="left"/>
-      <w:pPr>
-        <w:tabs>
-          <w:tab w:val="left" w:pos="420"/>
-        </w:tabs>
-        <w:ind w:left="420" w:leftChars="0" w:hanging="420" w:firstLineChars="0"/>
-      </w:pPr>
-      <w:rPr>
-        <w:rFonts w:hint="default" w:ascii="Wingdings" w:hAnsi="Wingdings"/>
-        <w:sz w:val="10"/>
-        <w:szCs w:val="10"/>
-      </w:rPr>
-    </w:lvl>
-  </w:abstractNum>
-  <w:abstractNum w:abstractNumId="8">
-    <w:nsid w:val="541FF1E8"/>
-    <w:multiLevelType w:val="singleLevel"/>
-    <w:tmpl w:val="541FF1E8"/>
-    <w:lvl w:ilvl="0" w:tentative="0">
-      <w:start w:val="1"/>
-      <w:numFmt w:val="bullet"/>
-      <w:lvlText w:val=""/>
-      <w:lvlJc w:val="left"/>
-      <w:pPr>
-        <w:tabs>
-          <w:tab w:val="left" w:pos="420"/>
-        </w:tabs>
-        <w:ind w:left="420" w:leftChars="0" w:hanging="420" w:firstLineChars="0"/>
-      </w:pPr>
-      <w:rPr>
-        <w:rFonts w:hint="default" w:ascii="Wingdings" w:hAnsi="Wingdings"/>
-        <w:sz w:val="10"/>
-        <w:szCs w:val="10"/>
-      </w:rPr>
-    </w:lvl>
-  </w:abstractNum>
-  <w:abstractNum w:abstractNumId="9">
+  <w:abstractNum w:abstractNumId="6">
     <w:nsid w:val="657865FB"/>
     <w:multiLevelType w:val="singleLevel"/>
     <w:tmpl w:val="657865FB"/>
@@ -8236,34 +7826,25 @@
     </w:lvl>
   </w:abstractNum>
   <w:num w:numId="1">
+    <w:abstractNumId w:val="3"/>
+  </w:num>
+  <w:num w:numId="2">
+    <w:abstractNumId w:val="1"/>
+  </w:num>
+  <w:num w:numId="3">
     <w:abstractNumId w:val="4"/>
   </w:num>
-  <w:num w:numId="2">
-    <w:abstractNumId w:val="2"/>
-  </w:num>
-  <w:num w:numId="3">
+  <w:num w:numId="4">
     <w:abstractNumId w:val="5"/>
   </w:num>
-  <w:num w:numId="4">
+  <w:num w:numId="5">
     <w:abstractNumId w:val="6"/>
   </w:num>
-  <w:num w:numId="5">
-    <w:abstractNumId w:val="9"/>
-  </w:num>
   <w:num w:numId="6">
-    <w:abstractNumId w:val="1"/>
+    <w:abstractNumId w:val="0"/>
   </w:num>
   <w:num w:numId="7">
-    <w:abstractNumId w:val="7"/>
-  </w:num>
-  <w:num w:numId="8">
-    <w:abstractNumId w:val="8"/>
-  </w:num>
-  <w:num w:numId="9">
-    <w:abstractNumId w:val="0"/>
-  </w:num>
-  <w:num w:numId="10">
-    <w:abstractNumId w:val="3"/>
+    <w:abstractNumId w:val="2"/>
   </w:num>
 </w:numbering>
 </file>
@@ -8382,7 +7963,7 @@
     <w:lsdException w:uiPriority="99" w:name="HTML Sample"/>
     <w:lsdException w:uiPriority="99" w:name="HTML Typewriter"/>
     <w:lsdException w:uiPriority="99" w:name="HTML Variable"/>
-    <w:lsdException w:uiPriority="99" w:name="Normal Table"/>
+    <w:lsdException w:qFormat="1" w:uiPriority="99" w:name="Normal Table"/>
     <w:lsdException w:uiPriority="99" w:name="annotation subject"/>
     <w:lsdException w:uiPriority="99" w:name="Table Simple 1"/>
     <w:lsdException w:uiPriority="99" w:name="Table Simple 2"/>
@@ -8435,6 +8016,11 @@
     <w:name w:val="Normal"/>
     <w:qFormat/>
     <w:uiPriority w:val="0"/>
+    <w:pPr>
+      <w:bidi w:val="0"/>
+      <w:spacing w:after="240" w:line="360" w:lineRule="auto"/>
+      <w:jc w:val="both"/>
+    </w:pPr>
     <w:rPr>
       <w:rFonts w:ascii="Times New Roman" w:hAnsi="Times New Roman" w:eastAsia="Times New Roman" w:cs="Times New Roman"/>
       <w:sz w:val="24"/>
@@ -8444,11 +8030,11 @@
   </w:style>
   <w:style w:type="paragraph" w:styleId="2">
     <w:name w:val="heading 1"/>
-    <w:link w:val="26"/>
+    <w:link w:val="28"/>
     <w:qFormat/>
     <w:uiPriority w:val="9"/>
     <w:pPr>
-      <w:spacing w:before="300" w:after="150"/>
+      <w:spacing w:after="240" w:line="360" w:lineRule="auto"/>
       <w:outlineLvl w:val="0"/>
     </w:pPr>
     <w:rPr>
@@ -8463,12 +8049,12 @@
   </w:style>
   <w:style w:type="paragraph" w:styleId="3">
     <w:name w:val="heading 2"/>
-    <w:link w:val="28"/>
+    <w:link w:val="30"/>
     <w:unhideWhenUsed/>
     <w:qFormat/>
     <w:uiPriority w:val="9"/>
     <w:pPr>
-      <w:spacing w:before="240" w:after="120"/>
+      <w:spacing w:after="240" w:line="360" w:lineRule="auto"/>
       <w:outlineLvl w:val="1"/>
     </w:pPr>
     <w:rPr>
@@ -8488,6 +8074,7 @@
     <w:qFormat/>
     <w:uiPriority w:val="9"/>
     <w:pPr>
+      <w:spacing w:after="240" w:line="360" w:lineRule="auto"/>
       <w:outlineLvl w:val="2"/>
     </w:pPr>
     <w:rPr>
@@ -8505,6 +8092,7 @@
     <w:qFormat/>
     <w:uiPriority w:val="9"/>
     <w:pPr>
+      <w:spacing w:after="240" w:line="360" w:lineRule="auto"/>
       <w:outlineLvl w:val="3"/>
     </w:pPr>
     <w:rPr>
@@ -8524,6 +8112,7 @@
     <w:qFormat/>
     <w:uiPriority w:val="9"/>
     <w:pPr>
+      <w:spacing w:after="240" w:line="360" w:lineRule="auto"/>
       <w:outlineLvl w:val="4"/>
     </w:pPr>
     <w:rPr>
@@ -8541,6 +8130,7 @@
     <w:qFormat/>
     <w:uiPriority w:val="9"/>
     <w:pPr>
+      <w:spacing w:after="240" w:line="360" w:lineRule="auto"/>
       <w:outlineLvl w:val="5"/>
     </w:pPr>
     <w:rPr>
@@ -8562,6 +8152,7 @@
     <w:name w:val="Normal Table"/>
     <w:semiHidden/>
     <w:unhideWhenUsed/>
+    <w:qFormat/>
     <w:uiPriority w:val="99"/>
     <w:tblPr>
       <w:tblCellMar>
@@ -8615,11 +8206,14 @@
   </w:style>
   <w:style w:type="paragraph" w:styleId="14">
     <w:name w:val="endnote text"/>
-    <w:link w:val="25"/>
+    <w:link w:val="27"/>
     <w:semiHidden/>
     <w:unhideWhenUsed/>
     <w:qFormat/>
     <w:uiPriority w:val="99"/>
+    <w:pPr>
+      <w:spacing w:after="240" w:line="360" w:lineRule="auto"/>
+    </w:pPr>
     <w:rPr>
       <w:rFonts w:ascii="Times New Roman" w:hAnsi="Times New Roman" w:eastAsia="Times New Roman" w:cs="Times New Roman"/>
       <w:sz w:val="20"/>
@@ -8642,11 +8236,14 @@
   </w:style>
   <w:style w:type="paragraph" w:styleId="16">
     <w:name w:val="footnote text"/>
-    <w:link w:val="24"/>
+    <w:link w:val="26"/>
     <w:semiHidden/>
     <w:unhideWhenUsed/>
     <w:qFormat/>
     <w:uiPriority w:val="99"/>
+    <w:pPr>
+      <w:spacing w:after="240" w:line="360" w:lineRule="auto"/>
+    </w:pPr>
     <w:rPr>
       <w:rFonts w:ascii="Times New Roman" w:hAnsi="Times New Roman" w:eastAsia="Times New Roman" w:cs="Times New Roman"/>
       <w:sz w:val="20"/>
@@ -8669,9 +8266,20 @@
     </w:pPr>
   </w:style>
   <w:style w:type="paragraph" w:styleId="18">
+    <w:name w:val="toc 1"/>
+    <w:basedOn w:val="1"/>
+    <w:next w:val="1"/>
+    <w:semiHidden/>
+    <w:unhideWhenUsed/>
+    <w:uiPriority w:val="39"/>
+  </w:style>
+  <w:style w:type="paragraph" w:styleId="19">
     <w:name w:val="Title"/>
     <w:qFormat/>
     <w:uiPriority w:val="10"/>
+    <w:pPr>
+      <w:spacing w:after="240" w:line="360" w:lineRule="auto"/>
+    </w:pPr>
     <w:rPr>
       <w:rFonts w:ascii="Times New Roman" w:hAnsi="Times New Roman" w:eastAsia="Times New Roman" w:cs="Times New Roman"/>
       <w:sz w:val="56"/>
@@ -8679,7 +8287,7 @@
       <w:lang w:val="zh-CN" w:eastAsia="zh-CN" w:bidi="ar-SA"/>
     </w:rPr>
   </w:style>
-  <w:style w:type="paragraph" w:styleId="19">
+  <w:style w:type="paragraph" w:styleId="20">
     <w:name w:val="footer"/>
     <w:basedOn w:val="1"/>
     <w:semiHidden/>
@@ -8693,15 +8301,15 @@
       </w:tabs>
     </w:pPr>
   </w:style>
-  <w:style w:type="paragraph" w:styleId="20">
+  <w:style w:type="paragraph" w:styleId="21">
     <w:name w:val="Normal (Web)"/>
-    <w:link w:val="27"/>
+    <w:link w:val="29"/>
     <w:semiHidden/>
     <w:unhideWhenUsed/>
     <w:qFormat/>
     <w:uiPriority w:val="99"/>
     <w:pPr>
-      <w:spacing w:before="0" w:beforeAutospacing="1" w:after="0" w:afterAutospacing="1"/>
+      <w:spacing w:before="0" w:beforeAutospacing="0" w:after="240" w:afterAutospacing="0" w:line="360" w:lineRule="auto"/>
       <w:ind w:left="0" w:right="0"/>
       <w:jc w:val="left"/>
     </w:pPr>
@@ -8713,7 +8321,7 @@
       <w:lang w:val="en-US" w:eastAsia="zh-CN" w:bidi="ar"/>
     </w:rPr>
   </w:style>
-  <w:style w:type="paragraph" w:styleId="21">
+  <w:style w:type="paragraph" w:styleId="22">
     <w:name w:val="HTML Preformatted"/>
     <w:semiHidden/>
     <w:unhideWhenUsed/>
@@ -8738,6 +8346,7 @@
         <w:tab w:val="left" w:pos="13740"/>
         <w:tab w:val="left" w:pos="14656"/>
       </w:tabs>
+      <w:spacing w:after="240" w:line="360" w:lineRule="auto"/>
       <w:jc w:val="left"/>
     </w:pPr>
     <w:rPr>
@@ -8748,10 +8357,32 @@
       <w:lang w:val="en-US" w:eastAsia="zh-CN" w:bidi="ar"/>
     </w:rPr>
   </w:style>
-  <w:style w:type="paragraph" w:customStyle="1" w:styleId="22">
+  <w:style w:type="table" w:styleId="23">
+    <w:name w:val="Table Grid"/>
+    <w:basedOn w:val="9"/>
+    <w:uiPriority w:val="39"/>
+    <w:pPr>
+      <w:widowControl w:val="0"/>
+      <w:jc w:val="both"/>
+    </w:pPr>
+    <w:tblPr>
+      <w:tblBorders>
+        <w:top w:val="single" w:color="auto" w:sz="4" w:space="0"/>
+        <w:left w:val="single" w:color="auto" w:sz="4" w:space="0"/>
+        <w:bottom w:val="single" w:color="auto" w:sz="4" w:space="0"/>
+        <w:right w:val="single" w:color="auto" w:sz="4" w:space="0"/>
+        <w:insideH w:val="single" w:color="auto" w:sz="4" w:space="0"/>
+        <w:insideV w:val="single" w:color="auto" w:sz="4" w:space="0"/>
+      </w:tblBorders>
+    </w:tblPr>
+  </w:style>
+  <w:style w:type="paragraph" w:customStyle="1" w:styleId="24">
     <w:name w:val="Strong1"/>
     <w:qFormat/>
     <w:uiPriority w:val="0"/>
+    <w:pPr>
+      <w:spacing w:after="240" w:line="360" w:lineRule="auto"/>
+    </w:pPr>
     <w:rPr>
       <w:rFonts w:ascii="Times New Roman" w:hAnsi="Times New Roman" w:eastAsia="Times New Roman" w:cs="Times New Roman"/>
       <w:b/>
@@ -8761,10 +8392,13 @@
       <w:lang w:val="zh-CN" w:eastAsia="zh-CN" w:bidi="ar-SA"/>
     </w:rPr>
   </w:style>
-  <w:style w:type="paragraph" w:styleId="23">
+  <w:style w:type="paragraph" w:styleId="25">
     <w:name w:val="List Paragraph"/>
     <w:qFormat/>
     <w:uiPriority w:val="0"/>
+    <w:pPr>
+      <w:spacing w:after="240" w:line="360" w:lineRule="auto"/>
+    </w:pPr>
     <w:rPr>
       <w:rFonts w:ascii="Times New Roman" w:hAnsi="Times New Roman" w:eastAsia="Times New Roman" w:cs="Times New Roman"/>
       <w:sz w:val="24"/>
@@ -8772,7 +8406,7 @@
       <w:lang w:val="zh-CN" w:eastAsia="zh-CN" w:bidi="ar-SA"/>
     </w:rPr>
   </w:style>
-  <w:style w:type="character" w:customStyle="1" w:styleId="24">
+  <w:style w:type="character" w:customStyle="1" w:styleId="26">
     <w:name w:val="Footnote Text Char"/>
     <w:link w:val="16"/>
     <w:semiHidden/>
@@ -8784,7 +8418,7 @@
       <w:szCs w:val="20"/>
     </w:rPr>
   </w:style>
-  <w:style w:type="character" w:customStyle="1" w:styleId="25">
+  <w:style w:type="character" w:customStyle="1" w:styleId="27">
     <w:name w:val="Endnote Text Char"/>
     <w:link w:val="14"/>
     <w:semiHidden/>
@@ -8796,7 +8430,7 @@
       <w:szCs w:val="20"/>
     </w:rPr>
   </w:style>
-  <w:style w:type="character" w:customStyle="1" w:styleId="26">
+  <w:style w:type="character" w:customStyle="1" w:styleId="28">
     <w:name w:val="Заголовок 1 Char"/>
     <w:link w:val="2"/>
     <w:qFormat/>
@@ -8811,9 +8445,9 @@
       <w:lang w:val="zh-CN" w:eastAsia="zh-CN" w:bidi="ar-SA"/>
     </w:rPr>
   </w:style>
-  <w:style w:type="character" w:customStyle="1" w:styleId="27">
+  <w:style w:type="character" w:customStyle="1" w:styleId="29">
     <w:name w:val="Обычный (веб) Char"/>
-    <w:link w:val="20"/>
+    <w:link w:val="21"/>
     <w:qFormat/>
     <w:uiPriority w:val="0"/>
     <w:rPr>
@@ -8824,7 +8458,7 @@
       <w:lang w:val="en-US" w:eastAsia="zh-CN" w:bidi="ar"/>
     </w:rPr>
   </w:style>
-  <w:style w:type="character" w:customStyle="1" w:styleId="28">
+  <w:style w:type="character" w:customStyle="1" w:styleId="30">
     <w:name w:val="Заголовок 2 Char"/>
     <w:link w:val="3"/>
     <w:qFormat/>
@@ -8839,11 +8473,12 @@
       <w:lang w:val="zh-CN" w:eastAsia="zh-CN" w:bidi="ar-SA"/>
     </w:rPr>
   </w:style>
-  <w:style w:type="paragraph" w:customStyle="1" w:styleId="29">
+  <w:style w:type="paragraph" w:customStyle="1" w:styleId="31">
     <w:name w:val="WPSOffice手动目录 1"/>
     <w:qFormat/>
     <w:uiPriority w:val="0"/>
     <w:pPr>
+      <w:spacing w:after="240" w:line="360" w:lineRule="auto"/>
       <w:ind w:leftChars="0"/>
     </w:pPr>
     <w:rPr>
@@ -9134,6 +8769,7 @@
 <s:customData xmlns="http://www.wps.cn/officeDocument/2013/wpsCustomData" xmlns:s="http://www.wps.cn/officeDocument/2013/wpsCustomData">
   <customSectProps>
     <customSectPr/>
+    <customSectPr/>
   </customSectProps>
   <customShpExts>
     <customShpInfo spid="_x0000_s1026" textRotate="1"/>
